--- a/docs/rapport_gp.docx
+++ b/docs/rapport_gp.docx
@@ -1,16 +1,18 @@
 
 <file path=word/document.xml><?xml version="1.0" encoding="utf-8"?>
-<w:document xmlns:wpc="http://schemas.microsoft.com/office/word/2010/wordprocessingCanvas" xmlns:mc="http://schemas.openxmlformats.org/markup-compatibility/2006" xmlns:o="urn:schemas-microsoft-com:office:office" xmlns:r="http://schemas.openxmlformats.org/officeDocument/2006/relationships" xmlns:m="http://schemas.openxmlformats.org/officeDocument/2006/math" xmlns:v="urn:schemas-microsoft-com:vml" xmlns:wp14="http://schemas.microsoft.com/office/word/2010/wordprocessingDrawing" xmlns:wp="http://schemas.openxmlformats.org/drawingml/2006/wordprocessingDrawing" xmlns:w10="urn:schemas-microsoft-com:office:word" xmlns:w="http://schemas.openxmlformats.org/wordprocessingml/2006/main" xmlns:w14="http://schemas.microsoft.com/office/word/2010/wordml" xmlns:w15="http://schemas.microsoft.com/office/word/2012/wordml" xmlns:wpg="http://schemas.microsoft.com/office/word/2010/wordprocessingGroup" xmlns:wpi="http://schemas.microsoft.com/office/word/2010/wordprocessingInk" xmlns:wne="http://schemas.microsoft.com/office/word/2006/wordml" xmlns:wps="http://schemas.microsoft.com/office/word/2010/wordprocessingShape" mc:Ignorable="w14 w15 wp14">
+<w:document xmlns:wpc="http://schemas.microsoft.com/office/word/2010/wordprocessingCanvas" xmlns:cx="http://schemas.microsoft.com/office/drawing/2014/chartex" xmlns:cx1="http://schemas.microsoft.com/office/drawing/2015/9/8/chartex" xmlns:cx2="http://schemas.microsoft.com/office/drawing/2015/10/21/chartex" xmlns:cx3="http://schemas.microsoft.com/office/drawing/2016/5/9/chartex" xmlns:cx4="http://schemas.microsoft.com/office/drawing/2016/5/10/chartex" xmlns:cx5="http://schemas.microsoft.com/office/drawing/2016/5/11/chartex" xmlns:cx6="http://schemas.microsoft.com/office/drawing/2016/5/12/chartex" xmlns:cx7="http://schemas.microsoft.com/office/drawing/2016/5/13/chartex" xmlns:cx8="http://schemas.microsoft.com/office/drawing/2016/5/14/chartex" xmlns:mc="http://schemas.openxmlformats.org/markup-compatibility/2006" xmlns:aink="http://schemas.microsoft.com/office/drawing/2016/ink" xmlns:am3d="http://schemas.microsoft.com/office/drawing/2017/model3d" xmlns:o="urn:schemas-microsoft-com:office:office" xmlns:oel="http://schemas.microsoft.com/office/2019/extlst" xmlns:r="http://schemas.openxmlformats.org/officeDocument/2006/relationships" xmlns:m="http://schemas.openxmlformats.org/officeDocument/2006/math" xmlns:v="urn:schemas-microsoft-com:vml" xmlns:wp14="http://schemas.microsoft.com/office/word/2010/wordprocessingDrawing" xmlns:wp="http://schemas.openxmlformats.org/drawingml/2006/wordprocessingDrawing" xmlns:w10="urn:schemas-microsoft-com:office:word" xmlns:w="http://schemas.openxmlformats.org/wordprocessingml/2006/main" xmlns:w14="http://schemas.microsoft.com/office/word/2010/wordml" xmlns:w15="http://schemas.microsoft.com/office/word/2012/wordml" xmlns:w16cei="http://schemas.microsoft.com/office/word/2026/wordml/cei" xmlns:w16cex="http://schemas.microsoft.com/office/word/2018/wordml/cex" xmlns:w16cid="http://schemas.microsoft.com/office/word/2016/wordml/cid" xmlns:w16="http://schemas.microsoft.com/office/word/2018/wordml" xmlns:w16du="http://schemas.microsoft.com/office/word/2023/wordml/word16du" xmlns:w16sdtdh="http://schemas.microsoft.com/office/word/2020/wordml/sdtdatahash" xmlns:w16sdtfl="http://schemas.microsoft.com/office/word/2024/wordml/sdtformatlock" xmlns:w16se="http://schemas.microsoft.com/office/word/2015/wordml/symex" xmlns:wpg="http://schemas.microsoft.com/office/word/2010/wordprocessingGroup" xmlns:wpi="http://schemas.microsoft.com/office/word/2010/wordprocessingInk" xmlns:wne="http://schemas.microsoft.com/office/word/2006/wordml" xmlns:wps="http://schemas.microsoft.com/office/word/2010/wordprocessingShape" mc:Ignorable="w14 w15 w16se w16cid w16 w16cex w16sdtdh w16sdtfl w16du wp14">
   <w:body>
     <w:p>
       <w:pPr>
         <w:spacing w:after="60"/>
-        <w:jc w:val="center"/>
-      </w:pPr>
-      <w:bookmarkStart w:id="0" w:name="_GoBack"/>
-      <w:bookmarkEnd w:id="0"/>
-      <w:r>
-        <w:rPr>
+        <w:jc w:val="both"/>
+        <w:rPr>
+          <w:rFonts w:ascii="Times New Roman" w:hAnsi="Times New Roman" w:cs="Times New Roman"/>
+        </w:rPr>
+      </w:pPr>
+      <w:r>
+        <w:rPr>
+          <w:rFonts w:ascii="Times New Roman" w:hAnsi="Times New Roman" w:cs="Times New Roman"/>
           <w:color w:val="6B7280"/>
         </w:rPr>
         <w:t>Groupe ISI · DITI 3</w:t>
@@ -19,10 +21,14 @@
     <w:p>
       <w:pPr>
         <w:spacing w:after="600"/>
-        <w:jc w:val="center"/>
-      </w:pPr>
-      <w:r>
-        <w:rPr>
+        <w:jc w:val="both"/>
+        <w:rPr>
+          <w:rFonts w:ascii="Times New Roman" w:hAnsi="Times New Roman" w:cs="Times New Roman"/>
+        </w:rPr>
+      </w:pPr>
+      <w:r>
+        <w:rPr>
+          <w:rFonts w:ascii="Times New Roman" w:hAnsi="Times New Roman" w:cs="Times New Roman"/>
           <w:color w:val="6B7280"/>
         </w:rPr>
         <w:t>Année scolaire 2025-2026</w:t>
@@ -31,10 +37,14 @@
     <w:p>
       <w:pPr>
         <w:spacing w:after="200"/>
-        <w:jc w:val="center"/>
-      </w:pPr>
-      <w:r>
-        <w:rPr>
+        <w:jc w:val="both"/>
+        <w:rPr>
+          <w:rFonts w:ascii="Times New Roman" w:hAnsi="Times New Roman" w:cs="Times New Roman"/>
+        </w:rPr>
+      </w:pPr>
+      <w:r>
+        <w:rPr>
+          <w:rFonts w:ascii="Times New Roman" w:hAnsi="Times New Roman" w:cs="Times New Roman"/>
           <w:b/>
           <w:bCs/>
           <w:color w:val="1F2A44"/>
@@ -47,10 +57,14 @@
     <w:p>
       <w:pPr>
         <w:spacing w:after="800"/>
-        <w:jc w:val="center"/>
-      </w:pPr>
-      <w:r>
-        <w:rPr>
+        <w:jc w:val="both"/>
+        <w:rPr>
+          <w:rFonts w:ascii="Times New Roman" w:hAnsi="Times New Roman" w:cs="Times New Roman"/>
+        </w:rPr>
+      </w:pPr>
+      <w:r>
+        <w:rPr>
+          <w:rFonts w:ascii="Times New Roman" w:hAnsi="Times New Roman" w:cs="Times New Roman"/>
           <w:sz w:val="26"/>
           <w:szCs w:val="26"/>
         </w:rPr>
@@ -59,6 +73,7 @@
       <w:proofErr w:type="spellStart"/>
       <w:r>
         <w:rPr>
+          <w:rFonts w:ascii="Times New Roman" w:hAnsi="Times New Roman" w:cs="Times New Roman"/>
           <w:sz w:val="26"/>
           <w:szCs w:val="26"/>
         </w:rPr>
@@ -67,6 +82,7 @@
       <w:proofErr w:type="spellEnd"/>
       <w:r>
         <w:rPr>
+          <w:rFonts w:ascii="Times New Roman" w:hAnsi="Times New Roman" w:cs="Times New Roman"/>
           <w:sz w:val="26"/>
           <w:szCs w:val="26"/>
         </w:rPr>
@@ -76,10 +92,14 @@
     <w:p>
       <w:pPr>
         <w:spacing w:after="60"/>
-        <w:jc w:val="center"/>
-      </w:pPr>
-      <w:r>
-        <w:rPr>
+        <w:jc w:val="both"/>
+        <w:rPr>
+          <w:rFonts w:ascii="Times New Roman" w:hAnsi="Times New Roman" w:cs="Times New Roman"/>
+        </w:rPr>
+      </w:pPr>
+      <w:r>
+        <w:rPr>
+          <w:rFonts w:ascii="Times New Roman" w:hAnsi="Times New Roman" w:cs="Times New Roman"/>
           <w:b/>
           <w:bCs/>
         </w:rPr>
@@ -89,40 +109,63 @@
     <w:p>
       <w:pPr>
         <w:spacing w:after="400"/>
-        <w:jc w:val="center"/>
-      </w:pPr>
-      <w:proofErr w:type="spellStart"/>
-      <w:r>
+        <w:jc w:val="both"/>
+        <w:rPr>
+          <w:rFonts w:ascii="Times New Roman" w:hAnsi="Times New Roman" w:cs="Times New Roman"/>
+          <w:lang w:val="en-US"/>
+        </w:rPr>
+      </w:pPr>
+      <w:proofErr w:type="spellStart"/>
+      <w:r>
+        <w:rPr>
+          <w:rFonts w:ascii="Times New Roman" w:hAnsi="Times New Roman" w:cs="Times New Roman"/>
+          <w:lang w:val="en-US"/>
+        </w:rPr>
         <w:t>Djimouna</w:t>
       </w:r>
       <w:proofErr w:type="spellEnd"/>
       <w:r>
+        <w:rPr>
+          <w:rFonts w:ascii="Times New Roman" w:hAnsi="Times New Roman" w:cs="Times New Roman"/>
+          <w:lang w:val="en-US"/>
+        </w:rPr>
+        <w:t xml:space="preserve"> Bacary BADJI    ·    Said </w:t>
+      </w:r>
+      <w:proofErr w:type="spellStart"/>
+      <w:r>
+        <w:rPr>
+          <w:rFonts w:ascii="Times New Roman" w:hAnsi="Times New Roman" w:cs="Times New Roman"/>
+          <w:lang w:val="en-US"/>
+        </w:rPr>
+        <w:t>Moindjié</w:t>
+      </w:r>
+      <w:proofErr w:type="spellEnd"/>
+      <w:r>
+        <w:rPr>
+          <w:rFonts w:ascii="Times New Roman" w:hAnsi="Times New Roman" w:cs="Times New Roman"/>
+          <w:lang w:val="en-US"/>
+        </w:rPr>
         <w:t xml:space="preserve"> </w:t>
       </w:r>
-      <w:proofErr w:type="spellStart"/>
-      <w:r>
-        <w:t>Bacary</w:t>
-      </w:r>
-      <w:proofErr w:type="spellEnd"/>
-      <w:r>
-        <w:t xml:space="preserve"> BADJI    ·    </w:t>
-      </w:r>
-      <w:proofErr w:type="spellStart"/>
-      <w:r>
-        <w:t>Said</w:t>
-      </w:r>
-      <w:proofErr w:type="spellEnd"/>
-      <w:r>
-        <w:t xml:space="preserve"> FOUADI</w:t>
+      <w:r>
+        <w:rPr>
+          <w:rFonts w:ascii="Times New Roman" w:hAnsi="Times New Roman" w:cs="Times New Roman"/>
+          <w:lang w:val="en-US"/>
+        </w:rPr>
+        <w:t>FOUADI</w:t>
       </w:r>
     </w:p>
     <w:p>
       <w:pPr>
         <w:spacing w:after="60"/>
-        <w:jc w:val="center"/>
-      </w:pPr>
-      <w:r>
-        <w:rPr>
+        <w:jc w:val="both"/>
+        <w:rPr>
+          <w:rFonts w:ascii="Times New Roman" w:hAnsi="Times New Roman" w:cs="Times New Roman"/>
+        </w:rPr>
+      </w:pPr>
+      <w:r>
+        <w:rPr>
+          <w:rFonts w:ascii="Times New Roman" w:hAnsi="Times New Roman" w:cs="Times New Roman"/>
           <w:color w:val="6B7280"/>
         </w:rPr>
         <w:t>Enseignant : Baba TOP (Lead Tech ODS)</w:t>
@@ -131,31 +174,22 @@
     <w:p>
       <w:pPr>
         <w:spacing w:after="160"/>
-        <w:jc w:val="center"/>
-      </w:pPr>
-      <w:r>
-        <w:rPr>
+        <w:jc w:val="both"/>
+        <w:rPr>
+          <w:rFonts w:ascii="Times New Roman" w:hAnsi="Times New Roman" w:cs="Times New Roman"/>
+        </w:rPr>
+      </w:pPr>
+      <w:r>
+        <w:rPr>
+          <w:rFonts w:ascii="Times New Roman" w:hAnsi="Times New Roman" w:cs="Times New Roman"/>
           <w:color w:val="6B7280"/>
         </w:rPr>
-        <w:t xml:space="preserve">Maquette </w:t>
-      </w:r>
-      <w:proofErr w:type="spellStart"/>
-      <w:r>
-        <w:rPr>
-          <w:color w:val="6B7280"/>
-        </w:rPr>
-        <w:t>Figma</w:t>
-      </w:r>
-      <w:proofErr w:type="spellEnd"/>
-      <w:r>
-        <w:rPr>
-          <w:color w:val="6B7280"/>
-        </w:rPr>
-        <w:t xml:space="preserve"> : </w:t>
-      </w:r>
-      <w:hyperlink r:id="rId5">
+        <w:t xml:space="preserve">Maquette Figma : </w:t>
+      </w:r>
+      <w:hyperlink r:id="rId6">
         <w:r>
           <w:rPr>
+            <w:rFonts w:ascii="Times New Roman" w:hAnsi="Times New Roman" w:cs="Times New Roman"/>
             <w:color w:val="0563C1"/>
             <w:u w:val="single"/>
           </w:rPr>
@@ -164,13 +198,15 @@
       </w:hyperlink>
       <w:r>
         <w:rPr>
+          <w:rFonts w:ascii="Times New Roman" w:hAnsi="Times New Roman" w:cs="Times New Roman"/>
           <w:color w:val="6B7280"/>
         </w:rPr>
         <w:t xml:space="preserve">   ·   Prototype interactif : </w:t>
       </w:r>
-      <w:hyperlink r:id="rId6">
+      <w:hyperlink r:id="rId7">
         <w:r>
           <w:rPr>
+            <w:rFonts w:ascii="Times New Roman" w:hAnsi="Times New Roman" w:cs="Times New Roman"/>
             <w:color w:val="0563C1"/>
             <w:u w:val="single"/>
           </w:rPr>
@@ -179,27 +215,15 @@
       </w:hyperlink>
       <w:r>
         <w:rPr>
+          <w:rFonts w:ascii="Times New Roman" w:hAnsi="Times New Roman" w:cs="Times New Roman"/>
           <w:color w:val="6B7280"/>
         </w:rPr>
-        <w:t xml:space="preserve">   ·   Dépôt </w:t>
-      </w:r>
-      <w:proofErr w:type="spellStart"/>
-      <w:r>
-        <w:rPr>
-          <w:color w:val="6B7280"/>
-        </w:rPr>
-        <w:t>GitHub</w:t>
-      </w:r>
-      <w:proofErr w:type="spellEnd"/>
-      <w:r>
-        <w:rPr>
-          <w:color w:val="6B7280"/>
-        </w:rPr>
-        <w:t xml:space="preserve"> : </w:t>
-      </w:r>
-      <w:hyperlink r:id="rId7">
+        <w:t xml:space="preserve">   ·   Dépôt GitHub : </w:t>
+      </w:r>
+      <w:hyperlink r:id="rId8">
         <w:r>
           <w:rPr>
+            <w:rFonts w:ascii="Times New Roman" w:hAnsi="Times New Roman" w:cs="Times New Roman"/>
             <w:color w:val="0563C1"/>
             <w:u w:val="single"/>
           </w:rPr>
@@ -208,13 +232,23 @@
       </w:hyperlink>
       <w:r>
         <w:rPr>
+          <w:rFonts w:ascii="Times New Roman" w:hAnsi="Times New Roman" w:cs="Times New Roman"/>
           <w:color w:val="6B7280"/>
         </w:rPr>
         <w:t xml:space="preserve">   ·   Site déployé : [URL]</w:t>
       </w:r>
     </w:p>
     <w:p>
-      <w:r>
+      <w:pPr>
+        <w:jc w:val="both"/>
+        <w:rPr>
+          <w:rFonts w:ascii="Times New Roman" w:hAnsi="Times New Roman" w:cs="Times New Roman"/>
+        </w:rPr>
+      </w:pPr>
+      <w:r>
+        <w:rPr>
+          <w:rFonts w:ascii="Times New Roman" w:hAnsi="Times New Roman" w:cs="Times New Roman"/>
+        </w:rPr>
         <w:br w:type="page"/>
       </w:r>
     </w:p>
@@ -222,20 +256,29 @@
       <w:pPr>
         <w:pStyle w:val="Titre1"/>
         <w:spacing w:before="320" w:after="200"/>
-      </w:pPr>
-      <w:bookmarkStart w:id="1" w:name="_Toc237535886"/>
-      <w:r>
+        <w:jc w:val="both"/>
+        <w:rPr>
+          <w:rFonts w:ascii="Times New Roman" w:hAnsi="Times New Roman" w:cs="Times New Roman"/>
+        </w:rPr>
+      </w:pPr>
+      <w:bookmarkStart w:id="0" w:name="_Toc238123033"/>
+      <w:r>
+        <w:rPr>
+          <w:rFonts w:ascii="Times New Roman" w:hAnsi="Times New Roman" w:cs="Times New Roman"/>
+        </w:rPr>
         <w:lastRenderedPageBreak/>
         <w:t>Sommaire</w:t>
       </w:r>
-      <w:bookmarkEnd w:id="1"/>
+      <w:bookmarkEnd w:id="0"/>
     </w:p>
     <w:sdt>
       <w:sdtPr>
+        <w:rPr>
+          <w:rFonts w:ascii="Times New Roman" w:hAnsi="Times New Roman" w:cs="Times New Roman"/>
+        </w:rPr>
         <w:alias w:val="Sommaire"/>
         <w:id w:val="1594664397"/>
       </w:sdtPr>
-      <w:sdtEndPr/>
       <w:sdtContent>
         <w:p>
           <w:pPr>
@@ -244,22 +287,39 @@
               <w:tab w:val="right" w:leader="dot" w:pos="9016"/>
             </w:tabs>
             <w:rPr>
+              <w:rFonts w:asciiTheme="minorHAnsi" w:eastAsiaTheme="minorEastAsia" w:hAnsiTheme="minorHAnsi" w:cstheme="minorBidi"/>
               <w:noProof/>
+              <w:color w:val="auto"/>
+              <w:kern w:val="2"/>
+              <w:sz w:val="24"/>
+              <w:szCs w:val="24"/>
+              <w:lang w:val="fr-SN" w:eastAsia="fr-SN"/>
+              <w14:ligatures w14:val="standardContextual"/>
             </w:rPr>
           </w:pPr>
           <w:r>
+            <w:rPr>
+              <w:rFonts w:ascii="Times New Roman" w:hAnsi="Times New Roman" w:cs="Times New Roman"/>
+            </w:rPr>
             <w:fldChar w:fldCharType="begin"/>
           </w:r>
           <w:r>
+            <w:rPr>
+              <w:rFonts w:ascii="Times New Roman" w:hAnsi="Times New Roman" w:cs="Times New Roman"/>
+            </w:rPr>
             <w:instrText>TOC \h \o "1-2"</w:instrText>
           </w:r>
           <w:r>
+            <w:rPr>
+              <w:rFonts w:ascii="Times New Roman" w:hAnsi="Times New Roman" w:cs="Times New Roman"/>
+            </w:rPr>
             <w:fldChar w:fldCharType="separate"/>
           </w:r>
-          <w:hyperlink w:anchor="_Toc237535886" w:history="1">
+          <w:hyperlink w:anchor="_Toc238123033" w:history="1">
             <w:r>
               <w:rPr>
                 <w:rStyle w:val="Lienhypertexte"/>
+                <w:rFonts w:ascii="Times New Roman" w:hAnsi="Times New Roman" w:cs="Times New Roman"/>
                 <w:noProof/>
               </w:rPr>
               <w:t>Sommaire</w:t>
@@ -280,7 +340,7 @@
               <w:rPr>
                 <w:noProof/>
               </w:rPr>
-              <w:instrText xml:space="preserve"> PAGEREF _Toc237535886 \h </w:instrText>
+              <w:instrText xml:space="preserve"> PAGEREF _Toc238123033 \h </w:instrText>
             </w:r>
             <w:r>
               <w:rPr>
@@ -314,13 +374,21 @@
               <w:tab w:val="right" w:leader="dot" w:pos="9016"/>
             </w:tabs>
             <w:rPr>
+              <w:rFonts w:asciiTheme="minorHAnsi" w:eastAsiaTheme="minorEastAsia" w:hAnsiTheme="minorHAnsi" w:cstheme="minorBidi"/>
               <w:noProof/>
+              <w:color w:val="auto"/>
+              <w:kern w:val="2"/>
+              <w:sz w:val="24"/>
+              <w:szCs w:val="24"/>
+              <w:lang w:val="fr-SN" w:eastAsia="fr-SN"/>
+              <w14:ligatures w14:val="standardContextual"/>
             </w:rPr>
           </w:pPr>
-          <w:hyperlink w:anchor="_Toc237535887" w:history="1">
+          <w:hyperlink w:anchor="_Toc238123034" w:history="1">
             <w:r>
               <w:rPr>
                 <w:rStyle w:val="Lienhypertexte"/>
+                <w:rFonts w:ascii="Times New Roman" w:hAnsi="Times New Roman" w:cs="Times New Roman"/>
                 <w:noProof/>
               </w:rPr>
               <w:t>1. Introduction</w:t>
@@ -341,7 +409,7 @@
               <w:rPr>
                 <w:noProof/>
               </w:rPr>
-              <w:instrText xml:space="preserve"> PAGEREF _Toc237535887 \h </w:instrText>
+              <w:instrText xml:space="preserve"> PAGEREF _Toc238123034 \h </w:instrText>
             </w:r>
             <w:r>
               <w:rPr>
@@ -375,13 +443,21 @@
               <w:tab w:val="right" w:leader="dot" w:pos="9016"/>
             </w:tabs>
             <w:rPr>
+              <w:rFonts w:asciiTheme="minorHAnsi" w:eastAsiaTheme="minorEastAsia" w:hAnsiTheme="minorHAnsi" w:cstheme="minorBidi"/>
               <w:noProof/>
+              <w:color w:val="auto"/>
+              <w:kern w:val="2"/>
+              <w:sz w:val="24"/>
+              <w:szCs w:val="24"/>
+              <w:lang w:val="fr-SN" w:eastAsia="fr-SN"/>
+              <w14:ligatures w14:val="standardContextual"/>
             </w:rPr>
           </w:pPr>
-          <w:hyperlink w:anchor="_Toc237535888" w:history="1">
+          <w:hyperlink w:anchor="_Toc238123035" w:history="1">
             <w:r>
               <w:rPr>
                 <w:rStyle w:val="Lienhypertexte"/>
+                <w:rFonts w:ascii="Times New Roman" w:hAnsi="Times New Roman" w:cs="Times New Roman"/>
                 <w:noProof/>
               </w:rPr>
               <w:t>2. Analyse des besoins</w:t>
@@ -402,7 +478,7 @@
               <w:rPr>
                 <w:noProof/>
               </w:rPr>
-              <w:instrText xml:space="preserve"> PAGEREF _Toc237535888 \h </w:instrText>
+              <w:instrText xml:space="preserve"> PAGEREF _Toc238123035 \h </w:instrText>
             </w:r>
             <w:r>
               <w:rPr>
@@ -436,13 +512,21 @@
               <w:tab w:val="right" w:leader="dot" w:pos="9016"/>
             </w:tabs>
             <w:rPr>
+              <w:rFonts w:asciiTheme="minorHAnsi" w:eastAsiaTheme="minorEastAsia" w:hAnsiTheme="minorHAnsi" w:cstheme="minorBidi"/>
               <w:noProof/>
+              <w:color w:val="auto"/>
+              <w:kern w:val="2"/>
+              <w:sz w:val="24"/>
+              <w:szCs w:val="24"/>
+              <w:lang w:val="fr-SN" w:eastAsia="fr-SN"/>
+              <w14:ligatures w14:val="standardContextual"/>
             </w:rPr>
           </w:pPr>
-          <w:hyperlink w:anchor="_Toc237535889" w:history="1">
+          <w:hyperlink w:anchor="_Toc238123036" w:history="1">
             <w:r>
               <w:rPr>
                 <w:rStyle w:val="Lienhypertexte"/>
+                <w:rFonts w:ascii="Times New Roman" w:hAnsi="Times New Roman" w:cs="Times New Roman"/>
                 <w:noProof/>
               </w:rPr>
               <w:t>2.1 Acteurs et rôles</w:t>
@@ -463,7 +547,7 @@
               <w:rPr>
                 <w:noProof/>
               </w:rPr>
-              <w:instrText xml:space="preserve"> PAGEREF _Toc237535889 \h </w:instrText>
+              <w:instrText xml:space="preserve"> PAGEREF _Toc238123036 \h </w:instrText>
             </w:r>
             <w:r>
               <w:rPr>
@@ -497,13 +581,21 @@
               <w:tab w:val="right" w:leader="dot" w:pos="9016"/>
             </w:tabs>
             <w:rPr>
+              <w:rFonts w:asciiTheme="minorHAnsi" w:eastAsiaTheme="minorEastAsia" w:hAnsiTheme="minorHAnsi" w:cstheme="minorBidi"/>
               <w:noProof/>
+              <w:color w:val="auto"/>
+              <w:kern w:val="2"/>
+              <w:sz w:val="24"/>
+              <w:szCs w:val="24"/>
+              <w:lang w:val="fr-SN" w:eastAsia="fr-SN"/>
+              <w14:ligatures w14:val="standardContextual"/>
             </w:rPr>
           </w:pPr>
-          <w:hyperlink w:anchor="_Toc237535890" w:history="1">
+          <w:hyperlink w:anchor="_Toc238123037" w:history="1">
             <w:r>
               <w:rPr>
                 <w:rStyle w:val="Lienhypertexte"/>
+                <w:rFonts w:ascii="Times New Roman" w:hAnsi="Times New Roman" w:cs="Times New Roman"/>
                 <w:noProof/>
               </w:rPr>
               <w:t>2.2 Fonctionnalités</w:t>
@@ -524,7 +616,7 @@
               <w:rPr>
                 <w:noProof/>
               </w:rPr>
-              <w:instrText xml:space="preserve"> PAGEREF _Toc237535890 \h </w:instrText>
+              <w:instrText xml:space="preserve"> PAGEREF _Toc238123037 \h </w:instrText>
             </w:r>
             <w:r>
               <w:rPr>
@@ -558,13 +650,21 @@
               <w:tab w:val="right" w:leader="dot" w:pos="9016"/>
             </w:tabs>
             <w:rPr>
+              <w:rFonts w:asciiTheme="minorHAnsi" w:eastAsiaTheme="minorEastAsia" w:hAnsiTheme="minorHAnsi" w:cstheme="minorBidi"/>
               <w:noProof/>
+              <w:color w:val="auto"/>
+              <w:kern w:val="2"/>
+              <w:sz w:val="24"/>
+              <w:szCs w:val="24"/>
+              <w:lang w:val="fr-SN" w:eastAsia="fr-SN"/>
+              <w14:ligatures w14:val="standardContextual"/>
             </w:rPr>
           </w:pPr>
-          <w:hyperlink w:anchor="_Toc237535891" w:history="1">
+          <w:hyperlink w:anchor="_Toc238123038" w:history="1">
             <w:r>
               <w:rPr>
                 <w:rStyle w:val="Lienhypertexte"/>
+                <w:rFonts w:ascii="Times New Roman" w:hAnsi="Times New Roman" w:cs="Times New Roman"/>
                 <w:noProof/>
               </w:rPr>
               <w:t>3. Conception (Phase 1)</w:t>
@@ -585,7 +685,7 @@
               <w:rPr>
                 <w:noProof/>
               </w:rPr>
-              <w:instrText xml:space="preserve"> PAGEREF _Toc237535891 \h </w:instrText>
+              <w:instrText xml:space="preserve"> PAGEREF _Toc238123038 \h </w:instrText>
             </w:r>
             <w:r>
               <w:rPr>
@@ -619,13 +719,21 @@
               <w:tab w:val="right" w:leader="dot" w:pos="9016"/>
             </w:tabs>
             <w:rPr>
+              <w:rFonts w:asciiTheme="minorHAnsi" w:eastAsiaTheme="minorEastAsia" w:hAnsiTheme="minorHAnsi" w:cstheme="minorBidi"/>
               <w:noProof/>
+              <w:color w:val="auto"/>
+              <w:kern w:val="2"/>
+              <w:sz w:val="24"/>
+              <w:szCs w:val="24"/>
+              <w:lang w:val="fr-SN" w:eastAsia="fr-SN"/>
+              <w14:ligatures w14:val="standardContextual"/>
             </w:rPr>
           </w:pPr>
-          <w:hyperlink w:anchor="_Toc237535892" w:history="1">
+          <w:hyperlink w:anchor="_Toc238123039" w:history="1">
             <w:r>
               <w:rPr>
                 <w:rStyle w:val="Lienhypertexte"/>
+                <w:rFonts w:ascii="Times New Roman" w:hAnsi="Times New Roman" w:cs="Times New Roman"/>
                 <w:noProof/>
               </w:rPr>
               <w:t>3.1 Parcours utilisateur</w:t>
@@ -646,7 +754,7 @@
               <w:rPr>
                 <w:noProof/>
               </w:rPr>
-              <w:instrText xml:space="preserve"> PAGEREF _Toc237535892 \h </w:instrText>
+              <w:instrText xml:space="preserve"> PAGEREF _Toc238123039 \h </w:instrText>
             </w:r>
             <w:r>
               <w:rPr>
@@ -680,13 +788,21 @@
               <w:tab w:val="right" w:leader="dot" w:pos="9016"/>
             </w:tabs>
             <w:rPr>
+              <w:rFonts w:asciiTheme="minorHAnsi" w:eastAsiaTheme="minorEastAsia" w:hAnsiTheme="minorHAnsi" w:cstheme="minorBidi"/>
               <w:noProof/>
+              <w:color w:val="auto"/>
+              <w:kern w:val="2"/>
+              <w:sz w:val="24"/>
+              <w:szCs w:val="24"/>
+              <w:lang w:val="fr-SN" w:eastAsia="fr-SN"/>
+              <w14:ligatures w14:val="standardContextual"/>
             </w:rPr>
           </w:pPr>
-          <w:hyperlink w:anchor="_Toc237535893" w:history="1">
+          <w:hyperlink w:anchor="_Toc238123040" w:history="1">
             <w:r>
               <w:rPr>
                 <w:rStyle w:val="Lienhypertexte"/>
+                <w:rFonts w:ascii="Times New Roman" w:hAnsi="Times New Roman" w:cs="Times New Roman"/>
                 <w:noProof/>
               </w:rPr>
               <w:t>3.2 Wireframes</w:t>
@@ -707,7 +823,7 @@
               <w:rPr>
                 <w:noProof/>
               </w:rPr>
-              <w:instrText xml:space="preserve"> PAGEREF _Toc237535893 \h </w:instrText>
+              <w:instrText xml:space="preserve"> PAGEREF _Toc238123040 \h </w:instrText>
             </w:r>
             <w:r>
               <w:rPr>
@@ -741,13 +857,21 @@
               <w:tab w:val="right" w:leader="dot" w:pos="9016"/>
             </w:tabs>
             <w:rPr>
+              <w:rFonts w:asciiTheme="minorHAnsi" w:eastAsiaTheme="minorEastAsia" w:hAnsiTheme="minorHAnsi" w:cstheme="minorBidi"/>
               <w:noProof/>
+              <w:color w:val="auto"/>
+              <w:kern w:val="2"/>
+              <w:sz w:val="24"/>
+              <w:szCs w:val="24"/>
+              <w:lang w:val="fr-SN" w:eastAsia="fr-SN"/>
+              <w14:ligatures w14:val="standardContextual"/>
             </w:rPr>
           </w:pPr>
-          <w:hyperlink w:anchor="_Toc237535894" w:history="1">
+          <w:hyperlink w:anchor="_Toc238123041" w:history="1">
             <w:r>
               <w:rPr>
                 <w:rStyle w:val="Lienhypertexte"/>
+                <w:rFonts w:ascii="Times New Roman" w:hAnsi="Times New Roman" w:cs="Times New Roman"/>
                 <w:noProof/>
               </w:rPr>
               <w:t>3.3 Décisions de design</w:t>
@@ -768,7 +892,7 @@
               <w:rPr>
                 <w:noProof/>
               </w:rPr>
-              <w:instrText xml:space="preserve"> PAGEREF _Toc237535894 \h </w:instrText>
+              <w:instrText xml:space="preserve"> PAGEREF _Toc238123041 \h </w:instrText>
             </w:r>
             <w:r>
               <w:rPr>
@@ -802,13 +926,21 @@
               <w:tab w:val="right" w:leader="dot" w:pos="9016"/>
             </w:tabs>
             <w:rPr>
+              <w:rFonts w:asciiTheme="minorHAnsi" w:eastAsiaTheme="minorEastAsia" w:hAnsiTheme="minorHAnsi" w:cstheme="minorBidi"/>
               <w:noProof/>
+              <w:color w:val="auto"/>
+              <w:kern w:val="2"/>
+              <w:sz w:val="24"/>
+              <w:szCs w:val="24"/>
+              <w:lang w:val="fr-SN" w:eastAsia="fr-SN"/>
+              <w14:ligatures w14:val="standardContextual"/>
             </w:rPr>
           </w:pPr>
-          <w:hyperlink w:anchor="_Toc237535895" w:history="1">
+          <w:hyperlink w:anchor="_Toc238123042" w:history="1">
             <w:r>
               <w:rPr>
                 <w:rStyle w:val="Lienhypertexte"/>
+                <w:rFonts w:ascii="Times New Roman" w:hAnsi="Times New Roman" w:cs="Times New Roman"/>
                 <w:noProof/>
               </w:rPr>
               <w:t>4. Architecture</w:t>
@@ -829,7 +961,7 @@
               <w:rPr>
                 <w:noProof/>
               </w:rPr>
-              <w:instrText xml:space="preserve"> PAGEREF _Toc237535895 \h </w:instrText>
+              <w:instrText xml:space="preserve"> PAGEREF _Toc238123042 \h </w:instrText>
             </w:r>
             <w:r>
               <w:rPr>
@@ -863,13 +995,21 @@
               <w:tab w:val="right" w:leader="dot" w:pos="9016"/>
             </w:tabs>
             <w:rPr>
+              <w:rFonts w:asciiTheme="minorHAnsi" w:eastAsiaTheme="minorEastAsia" w:hAnsiTheme="minorHAnsi" w:cstheme="minorBidi"/>
               <w:noProof/>
+              <w:color w:val="auto"/>
+              <w:kern w:val="2"/>
+              <w:sz w:val="24"/>
+              <w:szCs w:val="24"/>
+              <w:lang w:val="fr-SN" w:eastAsia="fr-SN"/>
+              <w14:ligatures w14:val="standardContextual"/>
             </w:rPr>
           </w:pPr>
-          <w:hyperlink w:anchor="_Toc237535896" w:history="1">
+          <w:hyperlink w:anchor="_Toc238123043" w:history="1">
             <w:r>
               <w:rPr>
                 <w:rStyle w:val="Lienhypertexte"/>
+                <w:rFonts w:ascii="Times New Roman" w:hAnsi="Times New Roman" w:cs="Times New Roman"/>
                 <w:noProof/>
               </w:rPr>
               <w:t>4.1 Architecture frontend Angular</w:t>
@@ -890,7 +1030,7 @@
               <w:rPr>
                 <w:noProof/>
               </w:rPr>
-              <w:instrText xml:space="preserve"> PAGEREF _Toc237535896 \h </w:instrText>
+              <w:instrText xml:space="preserve"> PAGEREF _Toc238123043 \h </w:instrText>
             </w:r>
             <w:r>
               <w:rPr>
@@ -924,13 +1064,21 @@
               <w:tab w:val="right" w:leader="dot" w:pos="9016"/>
             </w:tabs>
             <w:rPr>
+              <w:rFonts w:asciiTheme="minorHAnsi" w:eastAsiaTheme="minorEastAsia" w:hAnsiTheme="minorHAnsi" w:cstheme="minorBidi"/>
               <w:noProof/>
+              <w:color w:val="auto"/>
+              <w:kern w:val="2"/>
+              <w:sz w:val="24"/>
+              <w:szCs w:val="24"/>
+              <w:lang w:val="fr-SN" w:eastAsia="fr-SN"/>
+              <w14:ligatures w14:val="standardContextual"/>
             </w:rPr>
           </w:pPr>
-          <w:hyperlink w:anchor="_Toc237535897" w:history="1">
+          <w:hyperlink w:anchor="_Toc238123044" w:history="1">
             <w:r>
               <w:rPr>
                 <w:rStyle w:val="Lienhypertexte"/>
+                <w:rFonts w:ascii="Times New Roman" w:hAnsi="Times New Roman" w:cs="Times New Roman"/>
                 <w:noProof/>
               </w:rPr>
               <w:t>4.2 Backend JSON Server</w:t>
@@ -951,7 +1099,7 @@
               <w:rPr>
                 <w:noProof/>
               </w:rPr>
-              <w:instrText xml:space="preserve"> PAGEREF _Toc237535897 \h </w:instrText>
+              <w:instrText xml:space="preserve"> PAGEREF _Toc238123044 \h </w:instrText>
             </w:r>
             <w:r>
               <w:rPr>
@@ -985,13 +1133,21 @@
               <w:tab w:val="right" w:leader="dot" w:pos="9016"/>
             </w:tabs>
             <w:rPr>
+              <w:rFonts w:asciiTheme="minorHAnsi" w:eastAsiaTheme="minorEastAsia" w:hAnsiTheme="minorHAnsi" w:cstheme="minorBidi"/>
               <w:noProof/>
+              <w:color w:val="auto"/>
+              <w:kern w:val="2"/>
+              <w:sz w:val="24"/>
+              <w:szCs w:val="24"/>
+              <w:lang w:val="fr-SN" w:eastAsia="fr-SN"/>
+              <w14:ligatures w14:val="standardContextual"/>
             </w:rPr>
           </w:pPr>
-          <w:hyperlink w:anchor="_Toc237535898" w:history="1">
+          <w:hyperlink w:anchor="_Toc238123045" w:history="1">
             <w:r>
               <w:rPr>
                 <w:rStyle w:val="Lienhypertexte"/>
+                <w:rFonts w:ascii="Times New Roman" w:hAnsi="Times New Roman" w:cs="Times New Roman"/>
                 <w:noProof/>
               </w:rPr>
               <w:t>5. Technologies utilisées</w:t>
@@ -1012,7 +1168,7 @@
               <w:rPr>
                 <w:noProof/>
               </w:rPr>
-              <w:instrText xml:space="preserve"> PAGEREF _Toc237535898 \h </w:instrText>
+              <w:instrText xml:space="preserve"> PAGEREF _Toc238123045 \h </w:instrText>
             </w:r>
             <w:r>
               <w:rPr>
@@ -1046,13 +1202,21 @@
               <w:tab w:val="right" w:leader="dot" w:pos="9016"/>
             </w:tabs>
             <w:rPr>
+              <w:rFonts w:asciiTheme="minorHAnsi" w:eastAsiaTheme="minorEastAsia" w:hAnsiTheme="minorHAnsi" w:cstheme="minorBidi"/>
               <w:noProof/>
+              <w:color w:val="auto"/>
+              <w:kern w:val="2"/>
+              <w:sz w:val="24"/>
+              <w:szCs w:val="24"/>
+              <w:lang w:val="fr-SN" w:eastAsia="fr-SN"/>
+              <w14:ligatures w14:val="standardContextual"/>
             </w:rPr>
           </w:pPr>
-          <w:hyperlink w:anchor="_Toc237535899" w:history="1">
+          <w:hyperlink w:anchor="_Toc238123046" w:history="1">
             <w:r>
               <w:rPr>
                 <w:rStyle w:val="Lienhypertexte"/>
+                <w:rFonts w:ascii="Times New Roman" w:hAnsi="Times New Roman" w:cs="Times New Roman"/>
                 <w:noProof/>
               </w:rPr>
               <w:t>6. Réalisation technique (Phase 2)</w:t>
@@ -1073,7 +1237,7 @@
               <w:rPr>
                 <w:noProof/>
               </w:rPr>
-              <w:instrText xml:space="preserve"> PAGEREF _Toc237535899 \h </w:instrText>
+              <w:instrText xml:space="preserve"> PAGEREF _Toc238123046 \h </w:instrText>
             </w:r>
             <w:r>
               <w:rPr>
@@ -1107,13 +1271,21 @@
               <w:tab w:val="right" w:leader="dot" w:pos="9016"/>
             </w:tabs>
             <w:rPr>
+              <w:rFonts w:asciiTheme="minorHAnsi" w:eastAsiaTheme="minorEastAsia" w:hAnsiTheme="minorHAnsi" w:cstheme="minorBidi"/>
               <w:noProof/>
+              <w:color w:val="auto"/>
+              <w:kern w:val="2"/>
+              <w:sz w:val="24"/>
+              <w:szCs w:val="24"/>
+              <w:lang w:val="fr-SN" w:eastAsia="fr-SN"/>
+              <w14:ligatures w14:val="standardContextual"/>
             </w:rPr>
           </w:pPr>
-          <w:hyperlink w:anchor="_Toc237535900" w:history="1">
+          <w:hyperlink w:anchor="_Toc238123047" w:history="1">
             <w:r>
               <w:rPr>
                 <w:rStyle w:val="Lienhypertexte"/>
+                <w:rFonts w:ascii="Times New Roman" w:hAnsi="Times New Roman" w:cs="Times New Roman"/>
                 <w:noProof/>
               </w:rPr>
               <w:t>6.1 Authentification et sécurité</w:t>
@@ -1134,7 +1306,7 @@
               <w:rPr>
                 <w:noProof/>
               </w:rPr>
-              <w:instrText xml:space="preserve"> PAGEREF _Toc237535900 \h </w:instrText>
+              <w:instrText xml:space="preserve"> PAGEREF _Toc238123047 \h </w:instrText>
             </w:r>
             <w:r>
               <w:rPr>
@@ -1168,13 +1340,21 @@
               <w:tab w:val="right" w:leader="dot" w:pos="9016"/>
             </w:tabs>
             <w:rPr>
+              <w:rFonts w:asciiTheme="minorHAnsi" w:eastAsiaTheme="minorEastAsia" w:hAnsiTheme="minorHAnsi" w:cstheme="minorBidi"/>
               <w:noProof/>
+              <w:color w:val="auto"/>
+              <w:kern w:val="2"/>
+              <w:sz w:val="24"/>
+              <w:szCs w:val="24"/>
+              <w:lang w:val="fr-SN" w:eastAsia="fr-SN"/>
+              <w14:ligatures w14:val="standardContextual"/>
             </w:rPr>
           </w:pPr>
-          <w:hyperlink w:anchor="_Toc237535901" w:history="1">
+          <w:hyperlink w:anchor="_Toc238123048" w:history="1">
             <w:r>
               <w:rPr>
                 <w:rStyle w:val="Lienhypertexte"/>
+                <w:rFonts w:ascii="Times New Roman" w:hAnsi="Times New Roman" w:cs="Times New Roman"/>
                 <w:noProof/>
               </w:rPr>
               <w:t>6.2 Logique métier : commande et décrément des places</w:t>
@@ -1195,7 +1375,7 @@
               <w:rPr>
                 <w:noProof/>
               </w:rPr>
-              <w:instrText xml:space="preserve"> PAGEREF _Toc237535901 \h </w:instrText>
+              <w:instrText xml:space="preserve"> PAGEREF _Toc238123048 \h </w:instrText>
             </w:r>
             <w:r>
               <w:rPr>
@@ -1229,13 +1409,21 @@
               <w:tab w:val="right" w:leader="dot" w:pos="9016"/>
             </w:tabs>
             <w:rPr>
+              <w:rFonts w:asciiTheme="minorHAnsi" w:eastAsiaTheme="minorEastAsia" w:hAnsiTheme="minorHAnsi" w:cstheme="minorBidi"/>
               <w:noProof/>
+              <w:color w:val="auto"/>
+              <w:kern w:val="2"/>
+              <w:sz w:val="24"/>
+              <w:szCs w:val="24"/>
+              <w:lang w:val="fr-SN" w:eastAsia="fr-SN"/>
+              <w14:ligatures w14:val="standardContextual"/>
             </w:rPr>
           </w:pPr>
-          <w:hyperlink w:anchor="_Toc237535902" w:history="1">
+          <w:hyperlink w:anchor="_Toc238123049" w:history="1">
             <w:r>
               <w:rPr>
                 <w:rStyle w:val="Lienhypertexte"/>
+                <w:rFonts w:ascii="Times New Roman" w:hAnsi="Times New Roman" w:cs="Times New Roman"/>
                 <w:noProof/>
               </w:rPr>
               <w:t>6.3 Gestion des erreurs et des états</w:t>
@@ -1256,7 +1444,7 @@
               <w:rPr>
                 <w:noProof/>
               </w:rPr>
-              <w:instrText xml:space="preserve"> PAGEREF _Toc237535902 \h </w:instrText>
+              <w:instrText xml:space="preserve"> PAGEREF _Toc238123049 \h </w:instrText>
             </w:r>
             <w:r>
               <w:rPr>
@@ -1290,13 +1478,21 @@
               <w:tab w:val="right" w:leader="dot" w:pos="9016"/>
             </w:tabs>
             <w:rPr>
+              <w:rFonts w:asciiTheme="minorHAnsi" w:eastAsiaTheme="minorEastAsia" w:hAnsiTheme="minorHAnsi" w:cstheme="minorBidi"/>
               <w:noProof/>
+              <w:color w:val="auto"/>
+              <w:kern w:val="2"/>
+              <w:sz w:val="24"/>
+              <w:szCs w:val="24"/>
+              <w:lang w:val="fr-SN" w:eastAsia="fr-SN"/>
+              <w14:ligatures w14:val="standardContextual"/>
             </w:rPr>
           </w:pPr>
-          <w:hyperlink w:anchor="_Toc237535903" w:history="1">
+          <w:hyperlink w:anchor="_Toc238123050" w:history="1">
             <w:r>
               <w:rPr>
                 <w:rStyle w:val="Lienhypertexte"/>
+                <w:rFonts w:ascii="Times New Roman" w:hAnsi="Times New Roman" w:cs="Times New Roman"/>
                 <w:noProof/>
               </w:rPr>
               <w:t>7. Difficultés rencontrées et solutions</w:t>
@@ -1317,7 +1513,7 @@
               <w:rPr>
                 <w:noProof/>
               </w:rPr>
-              <w:instrText xml:space="preserve"> PAGEREF _Toc237535903 \h </w:instrText>
+              <w:instrText xml:space="preserve"> PAGEREF _Toc238123050 \h </w:instrText>
             </w:r>
             <w:r>
               <w:rPr>
@@ -1351,13 +1547,21 @@
               <w:tab w:val="right" w:leader="dot" w:pos="9016"/>
             </w:tabs>
             <w:rPr>
+              <w:rFonts w:asciiTheme="minorHAnsi" w:eastAsiaTheme="minorEastAsia" w:hAnsiTheme="minorHAnsi" w:cstheme="minorBidi"/>
               <w:noProof/>
+              <w:color w:val="auto"/>
+              <w:kern w:val="2"/>
+              <w:sz w:val="24"/>
+              <w:szCs w:val="24"/>
+              <w:lang w:val="fr-SN" w:eastAsia="fr-SN"/>
+              <w14:ligatures w14:val="standardContextual"/>
             </w:rPr>
           </w:pPr>
-          <w:hyperlink w:anchor="_Toc237535904" w:history="1">
+          <w:hyperlink w:anchor="_Toc238123051" w:history="1">
             <w:r>
               <w:rPr>
                 <w:rStyle w:val="Lienhypertexte"/>
+                <w:rFonts w:ascii="Times New Roman" w:hAnsi="Times New Roman" w:cs="Times New Roman"/>
                 <w:noProof/>
               </w:rPr>
               <w:t>8. Conclusion</w:t>
@@ -1378,7 +1582,7 @@
               <w:rPr>
                 <w:noProof/>
               </w:rPr>
-              <w:instrText xml:space="preserve"> PAGEREF _Toc237535904 \h </w:instrText>
+              <w:instrText xml:space="preserve"> PAGEREF _Toc238123051 \h </w:instrText>
             </w:r>
             <w:r>
               <w:rPr>
@@ -1395,7 +1599,7 @@
               <w:rPr>
                 <w:noProof/>
               </w:rPr>
-              <w:t>11</w:t>
+              <w:t>10</w:t>
             </w:r>
             <w:r>
               <w:rPr>
@@ -1412,13 +1616,21 @@
               <w:tab w:val="right" w:leader="dot" w:pos="9016"/>
             </w:tabs>
             <w:rPr>
+              <w:rFonts w:asciiTheme="minorHAnsi" w:eastAsiaTheme="minorEastAsia" w:hAnsiTheme="minorHAnsi" w:cstheme="minorBidi"/>
               <w:noProof/>
+              <w:color w:val="auto"/>
+              <w:kern w:val="2"/>
+              <w:sz w:val="24"/>
+              <w:szCs w:val="24"/>
+              <w:lang w:val="fr-SN" w:eastAsia="fr-SN"/>
+              <w14:ligatures w14:val="standardContextual"/>
             </w:rPr>
           </w:pPr>
-          <w:hyperlink w:anchor="_Toc237535905" w:history="1">
+          <w:hyperlink w:anchor="_Toc238123052" w:history="1">
             <w:r>
               <w:rPr>
                 <w:rStyle w:val="Lienhypertexte"/>
+                <w:rFonts w:ascii="Times New Roman" w:hAnsi="Times New Roman" w:cs="Times New Roman"/>
                 <w:noProof/>
               </w:rPr>
               <w:t>9. Bilan personnel de chaque membre</w:t>
@@ -1439,7 +1651,7 @@
               <w:rPr>
                 <w:noProof/>
               </w:rPr>
-              <w:instrText xml:space="preserve"> PAGEREF _Toc237535905 \h </w:instrText>
+              <w:instrText xml:space="preserve"> PAGEREF _Toc238123052 \h </w:instrText>
             </w:r>
             <w:r>
               <w:rPr>
@@ -1456,7 +1668,7 @@
               <w:rPr>
                 <w:noProof/>
               </w:rPr>
-              <w:t>11</w:t>
+              <w:t>10</w:t>
             </w:r>
             <w:r>
               <w:rPr>
@@ -1473,13 +1685,21 @@
               <w:tab w:val="right" w:leader="dot" w:pos="9016"/>
             </w:tabs>
             <w:rPr>
+              <w:rFonts w:asciiTheme="minorHAnsi" w:eastAsiaTheme="minorEastAsia" w:hAnsiTheme="minorHAnsi" w:cstheme="minorBidi"/>
               <w:noProof/>
+              <w:color w:val="auto"/>
+              <w:kern w:val="2"/>
+              <w:sz w:val="24"/>
+              <w:szCs w:val="24"/>
+              <w:lang w:val="fr-SN" w:eastAsia="fr-SN"/>
+              <w14:ligatures w14:val="standardContextual"/>
             </w:rPr>
           </w:pPr>
-          <w:hyperlink w:anchor="_Toc237535906" w:history="1">
+          <w:hyperlink w:anchor="_Toc238123053" w:history="1">
             <w:r>
               <w:rPr>
                 <w:rStyle w:val="Lienhypertexte"/>
+                <w:rFonts w:ascii="Times New Roman" w:hAnsi="Times New Roman" w:cs="Times New Roman"/>
                 <w:noProof/>
               </w:rPr>
               <w:t>9.1 Djimouna Bacary BADJI</w:t>
@@ -1500,7 +1720,7 @@
               <w:rPr>
                 <w:noProof/>
               </w:rPr>
-              <w:instrText xml:space="preserve"> PAGEREF _Toc237535906 \h </w:instrText>
+              <w:instrText xml:space="preserve"> PAGEREF _Toc238123053 \h </w:instrText>
             </w:r>
             <w:r>
               <w:rPr>
@@ -1517,7 +1737,7 @@
               <w:rPr>
                 <w:noProof/>
               </w:rPr>
-              <w:t>11</w:t>
+              <w:t>10</w:t>
             </w:r>
             <w:r>
               <w:rPr>
@@ -1534,16 +1754,24 @@
               <w:tab w:val="right" w:leader="dot" w:pos="9016"/>
             </w:tabs>
             <w:rPr>
+              <w:rFonts w:asciiTheme="minorHAnsi" w:eastAsiaTheme="minorEastAsia" w:hAnsiTheme="minorHAnsi" w:cstheme="minorBidi"/>
               <w:noProof/>
+              <w:color w:val="auto"/>
+              <w:kern w:val="2"/>
+              <w:sz w:val="24"/>
+              <w:szCs w:val="24"/>
+              <w:lang w:val="fr-SN" w:eastAsia="fr-SN"/>
+              <w14:ligatures w14:val="standardContextual"/>
             </w:rPr>
           </w:pPr>
-          <w:hyperlink w:anchor="_Toc237535907" w:history="1">
+          <w:hyperlink w:anchor="_Toc238123054" w:history="1">
             <w:r>
               <w:rPr>
                 <w:rStyle w:val="Lienhypertexte"/>
-                <w:noProof/>
-              </w:rPr>
-              <w:t>9.2 Said FOUADI</w:t>
+                <w:rFonts w:ascii="Times New Roman" w:hAnsi="Times New Roman" w:cs="Times New Roman"/>
+                <w:noProof/>
+              </w:rPr>
+              <w:t>9.2 Said Moindjié FOUADI</w:t>
             </w:r>
             <w:r>
               <w:rPr>
@@ -1561,7 +1789,7 @@
               <w:rPr>
                 <w:noProof/>
               </w:rPr>
-              <w:instrText xml:space="preserve"> PAGEREF _Toc237535907 \h </w:instrText>
+              <w:instrText xml:space="preserve"> PAGEREF _Toc238123054 \h </w:instrText>
             </w:r>
             <w:r>
               <w:rPr>
@@ -1589,14 +1817,32 @@
           </w:hyperlink>
         </w:p>
         <w:p>
+          <w:pPr>
+            <w:jc w:val="both"/>
+            <w:rPr>
+              <w:rFonts w:ascii="Times New Roman" w:hAnsi="Times New Roman" w:cs="Times New Roman"/>
+            </w:rPr>
+          </w:pPr>
           <w:r>
+            <w:rPr>
+              <w:rFonts w:ascii="Times New Roman" w:hAnsi="Times New Roman" w:cs="Times New Roman"/>
+            </w:rPr>
             <w:fldChar w:fldCharType="end"/>
           </w:r>
         </w:p>
       </w:sdtContent>
     </w:sdt>
     <w:p>
-      <w:r>
+      <w:pPr>
+        <w:jc w:val="both"/>
+        <w:rPr>
+          <w:rFonts w:ascii="Times New Roman" w:hAnsi="Times New Roman" w:cs="Times New Roman"/>
+        </w:rPr>
+      </w:pPr>
+      <w:r>
+        <w:rPr>
+          <w:rFonts w:ascii="Times New Roman" w:hAnsi="Times New Roman" w:cs="Times New Roman"/>
+        </w:rPr>
         <w:br w:type="page"/>
       </w:r>
     </w:p>
@@ -1604,137 +1850,198 @@
       <w:pPr>
         <w:pStyle w:val="Titre1"/>
         <w:spacing w:before="320" w:after="200"/>
-      </w:pPr>
-      <w:bookmarkStart w:id="2" w:name="_Toc237535887"/>
-      <w:r>
+        <w:jc w:val="both"/>
+        <w:rPr>
+          <w:rFonts w:ascii="Times New Roman" w:hAnsi="Times New Roman" w:cs="Times New Roman"/>
+        </w:rPr>
+      </w:pPr>
+      <w:bookmarkStart w:id="1" w:name="_Toc238123034"/>
+      <w:r>
+        <w:rPr>
+          <w:rFonts w:ascii="Times New Roman" w:hAnsi="Times New Roman" w:cs="Times New Roman"/>
+        </w:rPr>
         <w:lastRenderedPageBreak/>
         <w:t>1. Introduction</w:t>
       </w:r>
-      <w:bookmarkEnd w:id="2"/>
+      <w:bookmarkEnd w:id="1"/>
     </w:p>
     <w:p>
       <w:pPr>
         <w:spacing w:after="160"/>
-      </w:pPr>
-      <w:r>
-        <w:t xml:space="preserve">Ce rapport présente la conception et la réalisation d'une plateforme web de mise en relation entre clients et transporteurs « GP », développée dans le cadre du module Développement </w:t>
-      </w:r>
-      <w:proofErr w:type="spellStart"/>
-      <w:r>
-        <w:t>Frontend</w:t>
-      </w:r>
-      <w:proofErr w:type="spellEnd"/>
-      <w:r>
-        <w:t xml:space="preserve"> avec </w:t>
-      </w:r>
-      <w:proofErr w:type="spellStart"/>
-      <w:r>
+        <w:jc w:val="both"/>
+        <w:rPr>
+          <w:rFonts w:ascii="Times New Roman" w:hAnsi="Times New Roman" w:cs="Times New Roman"/>
+        </w:rPr>
+      </w:pPr>
+      <w:r>
+        <w:rPr>
+          <w:rFonts w:ascii="Times New Roman" w:hAnsi="Times New Roman" w:cs="Times New Roman"/>
+        </w:rPr>
+        <w:t xml:space="preserve">Ce rapport présente la conception et la réalisation d'une plateforme web de mise en relation entre clients et transporteurs « GP », développée dans le cadre du module Développement Frontend avec </w:t>
+      </w:r>
+      <w:proofErr w:type="spellStart"/>
+      <w:r>
+        <w:rPr>
+          <w:rFonts w:ascii="Times New Roman" w:hAnsi="Times New Roman" w:cs="Times New Roman"/>
+        </w:rPr>
         <w:t>Angular</w:t>
       </w:r>
       <w:proofErr w:type="spellEnd"/>
       <w:r>
+        <w:rPr>
+          <w:rFonts w:ascii="Times New Roman" w:hAnsi="Times New Roman" w:cs="Times New Roman"/>
+        </w:rPr>
         <w:t>. L'application permet la recherche de trajets par destination, la consultation des prix, la création de commandes, la prise de rendez-vous et le suivi des livraisons.</w:t>
       </w:r>
     </w:p>
     <w:p>
       <w:pPr>
         <w:spacing w:after="160"/>
-      </w:pPr>
-      <w:r>
+        <w:jc w:val="both"/>
+        <w:rPr>
+          <w:rFonts w:ascii="Times New Roman" w:hAnsi="Times New Roman" w:cs="Times New Roman"/>
+        </w:rPr>
+      </w:pPr>
+      <w:r>
+        <w:rPr>
+          <w:rFonts w:ascii="Times New Roman" w:hAnsi="Times New Roman" w:cs="Times New Roman"/>
+        </w:rPr>
         <w:t>Au Sénégal, les « GP » (gratuité partielle) constituent un mode d'expédition informel très répandu : des transporteurs particuliers ou semi-professionnels acheminent des colis en exploitant les places disponibles de leurs trajets réguliers (Dakar-Thiès, Dakar-Touba, liaisons interurbaines) ou de leurs voyages internationaux. Économique et rapide, ce système souffre cependant de son informalité : l'offre circule par bouche-à-oreille et groupes WhatsApp, les prix sont opaques et variables, la disponibilité des places est invérifiable, et le client ne dispose d'aucun suivi de son colis entre le dépôt et la livraison.</w:t>
       </w:r>
     </w:p>
     <w:p>
       <w:pPr>
         <w:spacing w:after="160"/>
-      </w:pPr>
-      <w:r>
+        <w:jc w:val="both"/>
+        <w:rPr>
+          <w:rFonts w:ascii="Times New Roman" w:hAnsi="Times New Roman" w:cs="Times New Roman"/>
+        </w:rPr>
+      </w:pPr>
+      <w:r>
+        <w:rPr>
+          <w:rFonts w:ascii="Times New Roman" w:hAnsi="Times New Roman" w:cs="Times New Roman"/>
+        </w:rPr>
         <w:t>La plateforme développée dans ce projet répond à cette problématique en agrégeant l'offre des transporteurs GP en un point d'accès unique : le client recherche un trajet par destination, compare les prix et les notes des transporteurs, réserve une place pour son colis, convient d'un rendez-vous de dépôt et suit sa livraison en temps réel ; le transporteur, de son côté, publie ses trajets, gère les commandes reçues et met à jour l'avancement des livraisons. Les objectifs pédagogiques du projet sont la maîtrise d'</w:t>
       </w:r>
       <w:proofErr w:type="spellStart"/>
       <w:r>
+        <w:rPr>
+          <w:rFonts w:ascii="Times New Roman" w:hAnsi="Times New Roman" w:cs="Times New Roman"/>
+        </w:rPr>
         <w:t>Angular</w:t>
       </w:r>
       <w:proofErr w:type="spellEnd"/>
       <w:r>
-        <w:t xml:space="preserve"> 20+ (composants </w:t>
-      </w:r>
-      <w:proofErr w:type="spellStart"/>
-      <w:r>
-        <w:t>standalone</w:t>
-      </w:r>
-      <w:proofErr w:type="spellEnd"/>
-      <w:r>
-        <w:t xml:space="preserve">, signaux, formulaires réactifs, routage protégé) sur un </w:t>
-      </w:r>
-      <w:proofErr w:type="spellStart"/>
-      <w:r>
-        <w:t>backend</w:t>
-      </w:r>
-      <w:proofErr w:type="spellEnd"/>
-      <w:r>
-        <w:t xml:space="preserve"> REST simulé par JSON Server, ainsi que la conduite d'un projet en binôme avec un workflow Git professionnel.</w:t>
+        <w:rPr>
+          <w:rFonts w:ascii="Times New Roman" w:hAnsi="Times New Roman" w:cs="Times New Roman"/>
+        </w:rPr>
+        <w:t xml:space="preserve"> 20+ (composants standalone, signaux, formulaires réactifs, routage protégé) sur un backend REST simulé par JSON Server, ainsi que la conduite d'un projet en binôme avec un workflow Git professionnel.</w:t>
       </w:r>
     </w:p>
     <w:p>
       <w:pPr>
         <w:pStyle w:val="Titre1"/>
         <w:spacing w:before="320" w:after="200"/>
-      </w:pPr>
-      <w:bookmarkStart w:id="3" w:name="_Toc237535888"/>
-      <w:r>
+        <w:jc w:val="both"/>
+        <w:rPr>
+          <w:rFonts w:ascii="Times New Roman" w:hAnsi="Times New Roman" w:cs="Times New Roman"/>
+        </w:rPr>
+      </w:pPr>
+      <w:bookmarkStart w:id="2" w:name="_Toc238123035"/>
+      <w:r>
+        <w:rPr>
+          <w:rFonts w:ascii="Times New Roman" w:hAnsi="Times New Roman" w:cs="Times New Roman"/>
+        </w:rPr>
         <w:t>2. Analyse des besoins</w:t>
       </w:r>
-      <w:bookmarkEnd w:id="3"/>
+      <w:bookmarkEnd w:id="2"/>
     </w:p>
     <w:p>
       <w:pPr>
         <w:pStyle w:val="Titre2"/>
         <w:spacing w:before="240" w:after="160"/>
-      </w:pPr>
-      <w:bookmarkStart w:id="4" w:name="_Toc237535889"/>
-      <w:r>
+        <w:jc w:val="both"/>
+        <w:rPr>
+          <w:rFonts w:ascii="Times New Roman" w:hAnsi="Times New Roman" w:cs="Times New Roman"/>
+        </w:rPr>
+      </w:pPr>
+      <w:bookmarkStart w:id="3" w:name="_Toc238123036"/>
+      <w:r>
+        <w:rPr>
+          <w:rFonts w:ascii="Times New Roman" w:hAnsi="Times New Roman" w:cs="Times New Roman"/>
+        </w:rPr>
         <w:t>2.1 Acteurs et rôles</w:t>
       </w:r>
-      <w:bookmarkEnd w:id="4"/>
+      <w:bookmarkEnd w:id="3"/>
     </w:p>
     <w:p>
       <w:pPr>
         <w:spacing w:after="160"/>
-      </w:pPr>
-      <w:r>
+        <w:jc w:val="both"/>
+        <w:rPr>
+          <w:rFonts w:ascii="Times New Roman" w:hAnsi="Times New Roman" w:cs="Times New Roman"/>
+        </w:rPr>
+      </w:pPr>
+      <w:r>
+        <w:rPr>
+          <w:rFonts w:ascii="Times New Roman" w:hAnsi="Times New Roman" w:cs="Times New Roman"/>
+        </w:rPr>
         <w:t xml:space="preserve">L'application distingue deux rôles portés par le champ </w:t>
       </w:r>
       <w:proofErr w:type="spellStart"/>
       <w:r>
+        <w:rPr>
+          <w:rFonts w:ascii="Times New Roman" w:hAnsi="Times New Roman" w:cs="Times New Roman"/>
+        </w:rPr>
         <w:t>role</w:t>
       </w:r>
       <w:proofErr w:type="spellEnd"/>
       <w:r>
+        <w:rPr>
+          <w:rFonts w:ascii="Times New Roman" w:hAnsi="Times New Roman" w:cs="Times New Roman"/>
+        </w:rPr>
         <w:t xml:space="preserve"> de la ressource </w:t>
       </w:r>
       <w:proofErr w:type="spellStart"/>
       <w:r>
+        <w:rPr>
+          <w:rFonts w:ascii="Times New Roman" w:hAnsi="Times New Roman" w:cs="Times New Roman"/>
+        </w:rPr>
         <w:t>users</w:t>
       </w:r>
       <w:proofErr w:type="spellEnd"/>
       <w:r>
+        <w:rPr>
+          <w:rFonts w:ascii="Times New Roman" w:hAnsi="Times New Roman" w:cs="Times New Roman"/>
+        </w:rPr>
         <w:t xml:space="preserve"> : le client (recherche, commande, suivi) et le transporteur (gestion de ses trajets, des commandes reçues et des livraisons). Les routes </w:t>
       </w:r>
       <w:proofErr w:type="spellStart"/>
       <w:r>
+        <w:rPr>
+          <w:rFonts w:ascii="Times New Roman" w:hAnsi="Times New Roman" w:cs="Times New Roman"/>
+        </w:rPr>
         <w:t>Angular</w:t>
       </w:r>
       <w:proofErr w:type="spellEnd"/>
       <w:r>
+        <w:rPr>
+          <w:rFonts w:ascii="Times New Roman" w:hAnsi="Times New Roman" w:cs="Times New Roman"/>
+        </w:rPr>
         <w:t xml:space="preserve"> sont protégées par des </w:t>
       </w:r>
       <w:proofErr w:type="spellStart"/>
       <w:r>
+        <w:rPr>
+          <w:rFonts w:ascii="Times New Roman" w:hAnsi="Times New Roman" w:cs="Times New Roman"/>
+        </w:rPr>
         <w:t>guards</w:t>
       </w:r>
       <w:proofErr w:type="spellEnd"/>
       <w:r>
+        <w:rPr>
+          <w:rFonts w:ascii="Times New Roman" w:hAnsi="Times New Roman" w:cs="Times New Roman"/>
+        </w:rPr>
         <w:t xml:space="preserve"> selon le rôle connecté.</w:t>
       </w:r>
     </w:p>
@@ -1742,12 +2049,19 @@
       <w:pPr>
         <w:pStyle w:val="Titre2"/>
         <w:spacing w:before="240" w:after="160"/>
-      </w:pPr>
-      <w:bookmarkStart w:id="5" w:name="_Toc237535890"/>
-      <w:r>
+        <w:jc w:val="both"/>
+        <w:rPr>
+          <w:rFonts w:ascii="Times New Roman" w:hAnsi="Times New Roman" w:cs="Times New Roman"/>
+        </w:rPr>
+      </w:pPr>
+      <w:bookmarkStart w:id="4" w:name="_Toc238123037"/>
+      <w:r>
+        <w:rPr>
+          <w:rFonts w:ascii="Times New Roman" w:hAnsi="Times New Roman" w:cs="Times New Roman"/>
+        </w:rPr>
         <w:t>2.2 Fonctionnalités</w:t>
       </w:r>
-      <w:bookmarkEnd w:id="5"/>
+      <w:bookmarkEnd w:id="4"/>
     </w:p>
     <w:p>
       <w:pPr>
@@ -1757,8 +2071,15 @@
           <w:numId w:val="2"/>
         </w:numPr>
         <w:spacing w:after="100"/>
-      </w:pPr>
-      <w:r>
+        <w:jc w:val="both"/>
+        <w:rPr>
+          <w:rFonts w:ascii="Times New Roman" w:hAnsi="Times New Roman" w:cs="Times New Roman"/>
+        </w:rPr>
+      </w:pPr>
+      <w:r>
+        <w:rPr>
+          <w:rFonts w:ascii="Times New Roman" w:hAnsi="Times New Roman" w:cs="Times New Roman"/>
+        </w:rPr>
         <w:t>Recherche de transporteurs et de trajets par destination, avec filtres de prix, tri et pagination</w:t>
       </w:r>
     </w:p>
@@ -1770,8 +2091,15 @@
           <w:numId w:val="2"/>
         </w:numPr>
         <w:spacing w:after="100"/>
-      </w:pPr>
-      <w:r>
+        <w:jc w:val="both"/>
+        <w:rPr>
+          <w:rFonts w:ascii="Times New Roman" w:hAnsi="Times New Roman" w:cs="Times New Roman"/>
+        </w:rPr>
+      </w:pPr>
+      <w:r>
+        <w:rPr>
+          <w:rFonts w:ascii="Times New Roman" w:hAnsi="Times New Roman" w:cs="Times New Roman"/>
+        </w:rPr>
         <w:t>Affichage des prix par trajet et fiche détaillée du transporteur (note, zones desservies)</w:t>
       </w:r>
     </w:p>
@@ -1783,8 +2111,15 @@
           <w:numId w:val="2"/>
         </w:numPr>
         <w:spacing w:after="100"/>
-      </w:pPr>
-      <w:r>
+        <w:jc w:val="both"/>
+        <w:rPr>
+          <w:rFonts w:ascii="Times New Roman" w:hAnsi="Times New Roman" w:cs="Times New Roman"/>
+        </w:rPr>
+      </w:pPr>
+      <w:r>
+        <w:rPr>
+          <w:rFonts w:ascii="Times New Roman" w:hAnsi="Times New Roman" w:cs="Times New Roman"/>
+        </w:rPr>
         <w:t>Création de commandes avec décrément des places disponibles</w:t>
       </w:r>
     </w:p>
@@ -1796,8 +2131,15 @@
           <w:numId w:val="2"/>
         </w:numPr>
         <w:spacing w:after="100"/>
-      </w:pPr>
-      <w:r>
+        <w:jc w:val="both"/>
+        <w:rPr>
+          <w:rFonts w:ascii="Times New Roman" w:hAnsi="Times New Roman" w:cs="Times New Roman"/>
+        </w:rPr>
+      </w:pPr>
+      <w:r>
+        <w:rPr>
+          <w:rFonts w:ascii="Times New Roman" w:hAnsi="Times New Roman" w:cs="Times New Roman"/>
+        </w:rPr>
         <w:t>Prise de rendez-vous de dépôt du colis</w:t>
       </w:r>
     </w:p>
@@ -1809,8 +2151,15 @@
           <w:numId w:val="2"/>
         </w:numPr>
         <w:spacing w:after="100"/>
-      </w:pPr>
-      <w:r>
+        <w:jc w:val="both"/>
+        <w:rPr>
+          <w:rFonts w:ascii="Times New Roman" w:hAnsi="Times New Roman" w:cs="Times New Roman"/>
+        </w:rPr>
+      </w:pPr>
+      <w:r>
+        <w:rPr>
+          <w:rFonts w:ascii="Times New Roman" w:hAnsi="Times New Roman" w:cs="Times New Roman"/>
+        </w:rPr>
         <w:t>Suivi des livraisons (statut, position actuelle, date estimée)</w:t>
       </w:r>
     </w:p>
@@ -1818,52 +2167,83 @@
       <w:pPr>
         <w:pStyle w:val="Titre1"/>
         <w:spacing w:before="320" w:after="200"/>
-      </w:pPr>
-      <w:bookmarkStart w:id="6" w:name="_Toc237535891"/>
-      <w:r>
+        <w:jc w:val="both"/>
+        <w:rPr>
+          <w:rFonts w:ascii="Times New Roman" w:hAnsi="Times New Roman" w:cs="Times New Roman"/>
+        </w:rPr>
+      </w:pPr>
+      <w:bookmarkStart w:id="5" w:name="_Toc238123038"/>
+      <w:r>
+        <w:rPr>
+          <w:rFonts w:ascii="Times New Roman" w:hAnsi="Times New Roman" w:cs="Times New Roman"/>
+        </w:rPr>
         <w:t>3. Conception (Phase 1)</w:t>
       </w:r>
-      <w:bookmarkEnd w:id="6"/>
+      <w:bookmarkEnd w:id="5"/>
     </w:p>
     <w:p>
       <w:pPr>
         <w:pStyle w:val="Titre2"/>
         <w:spacing w:before="240" w:after="160"/>
-      </w:pPr>
-      <w:bookmarkStart w:id="7" w:name="_Toc237535892"/>
-      <w:r>
+        <w:jc w:val="both"/>
+        <w:rPr>
+          <w:rFonts w:ascii="Times New Roman" w:hAnsi="Times New Roman" w:cs="Times New Roman"/>
+        </w:rPr>
+      </w:pPr>
+      <w:bookmarkStart w:id="6" w:name="_Toc238123039"/>
+      <w:r>
+        <w:rPr>
+          <w:rFonts w:ascii="Times New Roman" w:hAnsi="Times New Roman" w:cs="Times New Roman"/>
+        </w:rPr>
         <w:t>3.1 Parcours utilisateur</w:t>
       </w:r>
-      <w:bookmarkEnd w:id="7"/>
+      <w:bookmarkEnd w:id="6"/>
     </w:p>
     <w:p>
       <w:pPr>
         <w:spacing w:after="160"/>
-      </w:pPr>
-      <w:r>
+        <w:jc w:val="both"/>
+        <w:rPr>
+          <w:rFonts w:ascii="Times New Roman" w:hAnsi="Times New Roman" w:cs="Times New Roman"/>
+        </w:rPr>
+      </w:pPr>
+      <w:r>
+        <w:rPr>
+          <w:rFonts w:ascii="Times New Roman" w:hAnsi="Times New Roman" w:cs="Times New Roman"/>
+        </w:rPr>
         <w:t xml:space="preserve">Deux parcours ont été formalisés sur </w:t>
       </w:r>
       <w:proofErr w:type="spellStart"/>
       <w:r>
+        <w:rPr>
+          <w:rFonts w:ascii="Times New Roman" w:hAnsi="Times New Roman" w:cs="Times New Roman"/>
+        </w:rPr>
         <w:t>Figma</w:t>
       </w:r>
       <w:proofErr w:type="spellEnd"/>
       <w:r>
+        <w:rPr>
+          <w:rFonts w:ascii="Times New Roman" w:hAnsi="Times New Roman" w:cs="Times New Roman"/>
+        </w:rPr>
         <w:t>. Le parcours client suit la chaîne : accueil → recherche de trajets → fiche trajet → authentification si nécessaire → formulaire de commande → prise de rendez-vous → confirmation → espace client et suivi de livraison. Le parcours transporteur part d'un tableau de bord vers trois branches : gestion des trajets (CRUD), traitement des commandes reçues (confirmation des rendez-vous) et mise à jour des livraisons.</w:t>
       </w:r>
     </w:p>
     <w:p>
       <w:pPr>
         <w:spacing w:before="80" w:after="80"/>
-        <w:jc w:val="center"/>
-      </w:pPr>
-      <w:r>
-        <w:rPr>
+        <w:jc w:val="both"/>
+        <w:rPr>
+          <w:rFonts w:ascii="Times New Roman" w:hAnsi="Times New Roman" w:cs="Times New Roman"/>
+        </w:rPr>
+      </w:pPr>
+      <w:r>
+        <w:rPr>
+          <w:rFonts w:ascii="Times New Roman" w:hAnsi="Times New Roman" w:cs="Times New Roman"/>
           <w:noProof/>
         </w:rPr>
         <w:lastRenderedPageBreak/>
         <w:drawing>
-          <wp:inline distT="0" distB="0" distL="0" distR="0">
+          <wp:inline distT="0" distB="0" distL="0" distR="0" wp14:anchorId="7733C0F1" wp14:editId="177DE46D">
             <wp:extent cx="5760720" cy="2044126"/>
             <wp:effectExtent l="0" t="0" r="0" b="0"/>
             <wp:docPr id="101" name="Parcours client"/>
@@ -1878,7 +2258,7 @@
                     <pic:cNvPicPr/>
                   </pic:nvPicPr>
                   <pic:blipFill>
-                    <a:blip r:embed="rId8"/>
+                    <a:blip r:embed="rId9"/>
                     <a:stretch>
                       <a:fillRect/>
                     </a:stretch>
@@ -1902,10 +2282,14 @@
     <w:p>
       <w:pPr>
         <w:spacing w:after="160"/>
-        <w:jc w:val="center"/>
-      </w:pPr>
-      <w:r>
-        <w:rPr>
+        <w:jc w:val="both"/>
+        <w:rPr>
+          <w:rFonts w:ascii="Times New Roman" w:hAnsi="Times New Roman" w:cs="Times New Roman"/>
+        </w:rPr>
+      </w:pPr>
+      <w:r>
+        <w:rPr>
+          <w:rFonts w:ascii="Times New Roman" w:hAnsi="Times New Roman" w:cs="Times New Roman"/>
           <w:i/>
           <w:color w:val="6B7280"/>
           <w:sz w:val="18"/>
@@ -1916,14 +2300,18 @@
     <w:p>
       <w:pPr>
         <w:spacing w:before="80" w:after="80"/>
-        <w:jc w:val="center"/>
-      </w:pPr>
-      <w:r>
-        <w:rPr>
+        <w:jc w:val="both"/>
+        <w:rPr>
+          <w:rFonts w:ascii="Times New Roman" w:hAnsi="Times New Roman" w:cs="Times New Roman"/>
+        </w:rPr>
+      </w:pPr>
+      <w:r>
+        <w:rPr>
+          <w:rFonts w:ascii="Times New Roman" w:hAnsi="Times New Roman" w:cs="Times New Roman"/>
           <w:noProof/>
         </w:rPr>
         <w:drawing>
-          <wp:inline distT="0" distB="0" distL="0" distR="0">
+          <wp:inline distT="0" distB="0" distL="0" distR="0" wp14:anchorId="53B0DB46" wp14:editId="42D8F6AE">
             <wp:extent cx="5760720" cy="2073859"/>
             <wp:effectExtent l="0" t="0" r="0" b="0"/>
             <wp:docPr id="102" name="Parcours transporteur"/>
@@ -1938,7 +2326,7 @@
                     <pic:cNvPicPr/>
                   </pic:nvPicPr>
                   <pic:blipFill>
-                    <a:blip r:embed="rId9"/>
+                    <a:blip r:embed="rId10"/>
                     <a:stretch>
                       <a:fillRect/>
                     </a:stretch>
@@ -1962,10 +2350,14 @@
     <w:p>
       <w:pPr>
         <w:spacing w:after="160"/>
-        <w:jc w:val="center"/>
-      </w:pPr>
-      <w:r>
-        <w:rPr>
+        <w:jc w:val="both"/>
+        <w:rPr>
+          <w:rFonts w:ascii="Times New Roman" w:hAnsi="Times New Roman" w:cs="Times New Roman"/>
+        </w:rPr>
+      </w:pPr>
+      <w:r>
+        <w:rPr>
+          <w:rFonts w:ascii="Times New Roman" w:hAnsi="Times New Roman" w:cs="Times New Roman"/>
           <w:i/>
           <w:color w:val="6B7280"/>
           <w:sz w:val="18"/>
@@ -1977,46 +2369,65 @@
       <w:pPr>
         <w:pStyle w:val="Titre2"/>
         <w:spacing w:before="240" w:after="160"/>
-      </w:pPr>
-      <w:bookmarkStart w:id="8" w:name="_Toc237535893"/>
-      <w:r>
-        <w:t xml:space="preserve">3.2 </w:t>
-      </w:r>
-      <w:proofErr w:type="spellStart"/>
-      <w:r>
-        <w:t>Wireframes</w:t>
-      </w:r>
-      <w:bookmarkEnd w:id="8"/>
-      <w:proofErr w:type="spellEnd"/>
+        <w:jc w:val="both"/>
+        <w:rPr>
+          <w:rFonts w:ascii="Times New Roman" w:hAnsi="Times New Roman" w:cs="Times New Roman"/>
+        </w:rPr>
+      </w:pPr>
+      <w:bookmarkStart w:id="7" w:name="_Toc238123040"/>
+      <w:r>
+        <w:rPr>
+          <w:rFonts w:ascii="Times New Roman" w:hAnsi="Times New Roman" w:cs="Times New Roman"/>
+        </w:rPr>
+        <w:t>3.2 Wireframes</w:t>
+      </w:r>
+      <w:bookmarkEnd w:id="7"/>
     </w:p>
     <w:p>
       <w:pPr>
         <w:spacing w:after="160"/>
-      </w:pPr>
-      <w:r>
+        <w:jc w:val="both"/>
+        <w:rPr>
+          <w:rFonts w:ascii="Times New Roman" w:hAnsi="Times New Roman" w:cs="Times New Roman"/>
+        </w:rPr>
+      </w:pPr>
+      <w:r>
+        <w:rPr>
+          <w:rFonts w:ascii="Times New Roman" w:hAnsi="Times New Roman" w:cs="Times New Roman"/>
+        </w:rPr>
         <w:t xml:space="preserve">Douze écrans basse fidélité (W-01 à W-12) couvrent l'intégralité des fonctionnalités : authentification, recherche et fiche trajet, tunnel de commande en trois étapes, espace client avec suivi, espace transporteur et annuaire. Chaque écran documente les </w:t>
       </w:r>
       <w:proofErr w:type="spellStart"/>
       <w:r>
+        <w:rPr>
+          <w:rFonts w:ascii="Times New Roman" w:hAnsi="Times New Roman" w:cs="Times New Roman"/>
+        </w:rPr>
         <w:t>endpoints</w:t>
       </w:r>
       <w:proofErr w:type="spellEnd"/>
       <w:r>
+        <w:rPr>
+          <w:rFonts w:ascii="Times New Roman" w:hAnsi="Times New Roman" w:cs="Times New Roman"/>
+        </w:rPr>
         <w:t xml:space="preserve"> JSON Server consommés.</w:t>
       </w:r>
     </w:p>
     <w:p>
       <w:pPr>
         <w:spacing w:before="80" w:after="80"/>
-        <w:jc w:val="center"/>
-      </w:pPr>
-      <w:r>
-        <w:rPr>
+        <w:jc w:val="both"/>
+        <w:rPr>
+          <w:rFonts w:ascii="Times New Roman" w:hAnsi="Times New Roman" w:cs="Times New Roman"/>
+        </w:rPr>
+      </w:pPr>
+      <w:r>
+        <w:rPr>
+          <w:rFonts w:ascii="Times New Roman" w:hAnsi="Times New Roman" w:cs="Times New Roman"/>
           <w:noProof/>
         </w:rPr>
         <w:lastRenderedPageBreak/>
         <w:drawing>
-          <wp:inline distT="0" distB="0" distL="0" distR="0">
+          <wp:inline distT="0" distB="0" distL="0" distR="0" wp14:anchorId="187C3A6B" wp14:editId="70D9E01A">
             <wp:extent cx="5760720" cy="4480560"/>
             <wp:effectExtent l="0" t="0" r="0" b="0"/>
             <wp:docPr id="201" name="W-03 Recherche"/>
@@ -2031,7 +2442,7 @@
                     <pic:cNvPicPr/>
                   </pic:nvPicPr>
                   <pic:blipFill>
-                    <a:blip r:embed="rId10"/>
+                    <a:blip r:embed="rId11"/>
                     <a:stretch>
                       <a:fillRect/>
                     </a:stretch>
@@ -2055,10 +2466,14 @@
     <w:p>
       <w:pPr>
         <w:spacing w:after="160"/>
-        <w:jc w:val="center"/>
-      </w:pPr>
-      <w:r>
-        <w:rPr>
+        <w:jc w:val="both"/>
+        <w:rPr>
+          <w:rFonts w:ascii="Times New Roman" w:hAnsi="Times New Roman" w:cs="Times New Roman"/>
+        </w:rPr>
+      </w:pPr>
+      <w:r>
+        <w:rPr>
+          <w:rFonts w:ascii="Times New Roman" w:hAnsi="Times New Roman" w:cs="Times New Roman"/>
           <w:i/>
           <w:color w:val="6B7280"/>
           <w:sz w:val="18"/>
@@ -2090,14 +2505,18 @@
           </w:tcPr>
           <w:p>
             <w:pPr>
-              <w:jc w:val="center"/>
+              <w:jc w:val="both"/>
+              <w:rPr>
+                <w:rFonts w:ascii="Times New Roman" w:hAnsi="Times New Roman" w:cs="Times New Roman"/>
+              </w:rPr>
             </w:pPr>
             <w:r>
               <w:rPr>
+                <w:rFonts w:ascii="Times New Roman" w:hAnsi="Times New Roman" w:cs="Times New Roman"/>
                 <w:noProof/>
               </w:rPr>
               <w:drawing>
-                <wp:inline distT="0" distB="0" distL="0" distR="0">
+                <wp:inline distT="0" distB="0" distL="0" distR="0" wp14:anchorId="71773F5A" wp14:editId="06C64DEB">
                   <wp:extent cx="2468880" cy="3840480"/>
                   <wp:effectExtent l="0" t="0" r="0" b="0"/>
                   <wp:docPr id="202" name="W-05 Commande"/>
@@ -2112,7 +2531,7 @@
                           <pic:cNvPicPr/>
                         </pic:nvPicPr>
                         <pic:blipFill>
-                          <a:blip r:embed="rId11"/>
+                          <a:blip r:embed="rId12"/>
                           <a:stretch>
                             <a:fillRect/>
                           </a:stretch>
@@ -2140,14 +2559,18 @@
           </w:tcPr>
           <w:p>
             <w:pPr>
-              <w:jc w:val="center"/>
+              <w:jc w:val="both"/>
+              <w:rPr>
+                <w:rFonts w:ascii="Times New Roman" w:hAnsi="Times New Roman" w:cs="Times New Roman"/>
+              </w:rPr>
             </w:pPr>
             <w:r>
               <w:rPr>
+                <w:rFonts w:ascii="Times New Roman" w:hAnsi="Times New Roman" w:cs="Times New Roman"/>
                 <w:noProof/>
               </w:rPr>
               <w:drawing>
-                <wp:inline distT="0" distB="0" distL="0" distR="0">
+                <wp:inline distT="0" distB="0" distL="0" distR="0" wp14:anchorId="00A7EB58" wp14:editId="44FC4092">
                   <wp:extent cx="2468880" cy="3291840"/>
                   <wp:effectExtent l="0" t="0" r="0" b="0"/>
                   <wp:docPr id="203" name="W-09 Suivi"/>
@@ -2162,7 +2585,7 @@
                           <pic:cNvPicPr/>
                         </pic:nvPicPr>
                         <pic:blipFill>
-                          <a:blip r:embed="rId12"/>
+                          <a:blip r:embed="rId13"/>
                           <a:stretch>
                             <a:fillRect/>
                           </a:stretch>
@@ -2189,47 +2612,37 @@
     <w:p>
       <w:pPr>
         <w:spacing w:after="160"/>
-        <w:jc w:val="center"/>
-      </w:pPr>
-      <w:r>
-        <w:rPr>
+        <w:jc w:val="both"/>
+        <w:rPr>
+          <w:rFonts w:ascii="Times New Roman" w:hAnsi="Times New Roman" w:cs="Times New Roman"/>
+        </w:rPr>
+      </w:pPr>
+      <w:r>
+        <w:rPr>
+          <w:rFonts w:ascii="Times New Roman" w:hAnsi="Times New Roman" w:cs="Times New Roman"/>
           <w:i/>
           <w:color w:val="6B7280"/>
           <w:sz w:val="18"/>
         </w:rPr>
-        <w:t>Figure 4 : Tunnel de commande (stepper)     ·     Figure 5 : Suivi de livraison (</w:t>
-      </w:r>
-      <w:proofErr w:type="spellStart"/>
-      <w:r>
-        <w:rPr>
-          <w:i/>
-          <w:color w:val="6B7280"/>
-          <w:sz w:val="18"/>
-        </w:rPr>
-        <w:t>timeline</w:t>
-      </w:r>
-      <w:proofErr w:type="spellEnd"/>
-      <w:r>
-        <w:rPr>
-          <w:i/>
-          <w:color w:val="6B7280"/>
-          <w:sz w:val="18"/>
-        </w:rPr>
-        <w:t>)</w:t>
+        <w:t>Figure 4 : Tunnel de commande (stepper)     ·     Figure 5 : Suivi de livraison (timeline)</w:t>
       </w:r>
     </w:p>
     <w:p>
       <w:pPr>
         <w:spacing w:before="80" w:after="80"/>
-        <w:jc w:val="center"/>
-      </w:pPr>
-      <w:r>
-        <w:rPr>
+        <w:jc w:val="both"/>
+        <w:rPr>
+          <w:rFonts w:ascii="Times New Roman" w:hAnsi="Times New Roman" w:cs="Times New Roman"/>
+        </w:rPr>
+      </w:pPr>
+      <w:r>
+        <w:rPr>
+          <w:rFonts w:ascii="Times New Roman" w:hAnsi="Times New Roman" w:cs="Times New Roman"/>
           <w:noProof/>
         </w:rPr>
         <w:lastRenderedPageBreak/>
         <w:drawing>
-          <wp:inline distT="0" distB="0" distL="0" distR="0">
+          <wp:inline distT="0" distB="0" distL="0" distR="0" wp14:anchorId="1C460453" wp14:editId="45209694">
             <wp:extent cx="5760720" cy="4480560"/>
             <wp:effectExtent l="0" t="0" r="0" b="0"/>
             <wp:docPr id="204" name="W-10 Dashboard"/>
@@ -2244,7 +2657,7 @@
                     <pic:cNvPicPr/>
                   </pic:nvPicPr>
                   <pic:blipFill>
-                    <a:blip r:embed="rId13"/>
+                    <a:blip r:embed="rId14"/>
                     <a:stretch>
                       <a:fillRect/>
                     </a:stretch>
@@ -2268,10 +2681,14 @@
     <w:p>
       <w:pPr>
         <w:spacing w:after="160"/>
-        <w:jc w:val="center"/>
-      </w:pPr>
-      <w:r>
-        <w:rPr>
+        <w:jc w:val="both"/>
+        <w:rPr>
+          <w:rFonts w:ascii="Times New Roman" w:hAnsi="Times New Roman" w:cs="Times New Roman"/>
+        </w:rPr>
+      </w:pPr>
+      <w:r>
+        <w:rPr>
+          <w:rFonts w:ascii="Times New Roman" w:hAnsi="Times New Roman" w:cs="Times New Roman"/>
           <w:i/>
           <w:color w:val="6B7280"/>
           <w:sz w:val="18"/>
@@ -2283,19 +2700,31 @@
       <w:pPr>
         <w:pStyle w:val="Titre2"/>
         <w:spacing w:before="240" w:after="160"/>
-      </w:pPr>
-      <w:bookmarkStart w:id="9" w:name="_Toc237535894"/>
-      <w:r>
+        <w:jc w:val="both"/>
+        <w:rPr>
+          <w:rFonts w:ascii="Times New Roman" w:hAnsi="Times New Roman" w:cs="Times New Roman"/>
+        </w:rPr>
+      </w:pPr>
+      <w:bookmarkStart w:id="8" w:name="_Toc238123041"/>
+      <w:r>
+        <w:rPr>
+          <w:rFonts w:ascii="Times New Roman" w:hAnsi="Times New Roman" w:cs="Times New Roman"/>
+        </w:rPr>
         <w:t>3.3 Décisions de design</w:t>
       </w:r>
-      <w:bookmarkEnd w:id="9"/>
+      <w:bookmarkEnd w:id="8"/>
     </w:p>
     <w:p>
       <w:pPr>
         <w:spacing w:before="160" w:after="80"/>
-      </w:pPr>
-      <w:r>
-        <w:rPr>
+        <w:jc w:val="both"/>
+        <w:rPr>
+          <w:rFonts w:ascii="Times New Roman" w:hAnsi="Times New Roman" w:cs="Times New Roman"/>
+        </w:rPr>
+      </w:pPr>
+      <w:r>
+        <w:rPr>
+          <w:rFonts w:ascii="Times New Roman" w:hAnsi="Times New Roman" w:cs="Times New Roman"/>
           <w:b/>
           <w:bCs/>
         </w:rPr>
@@ -2305,202 +2734,246 @@
     <w:p>
       <w:pPr>
         <w:spacing w:after="160"/>
-      </w:pPr>
-      <w:r>
-        <w:t>La création d'une commande est découpée en trois écrans successifs (Commande, Rendez-vous, Confirmation), matérialisés par un indicateur d'étapes (stepper) visible en permanence. Ce découpage réduit la charge cognitive : chaque écran ne demande que deux ou trois informations, et l'utilisateur sait toujours où il se situe dans le processus. Le stepper est réalisé avec le composant Étape/</w:t>
-      </w:r>
-      <w:proofErr w:type="spellStart"/>
-      <w:r>
-        <w:t>Timeline</w:t>
-      </w:r>
-      <w:proofErr w:type="spellEnd"/>
-      <w:r>
-        <w:t xml:space="preserve"> (</w:t>
-      </w:r>
-      <w:proofErr w:type="spellStart"/>
-      <w:r>
-        <w:t>variants</w:t>
-      </w:r>
-      <w:proofErr w:type="spellEnd"/>
-      <w:r>
-        <w:t xml:space="preserve"> Fait / En cours / À venir).</w:t>
+        <w:jc w:val="both"/>
+        <w:rPr>
+          <w:rFonts w:ascii="Times New Roman" w:hAnsi="Times New Roman" w:cs="Times New Roman"/>
+        </w:rPr>
+      </w:pPr>
+      <w:r>
+        <w:rPr>
+          <w:rFonts w:ascii="Times New Roman" w:hAnsi="Times New Roman" w:cs="Times New Roman"/>
+        </w:rPr>
+        <w:t>La création d'une commande est découpée en trois écrans successifs (Commande, Rendez-vous, Confirmation), matérialisés par un indicateur d'étapes (stepper) visible en permanence. Ce découpage réduit la charge cognitive : chaque écran ne demande que deux ou trois informations, et l'utilisateur sait toujours où il se situe dans le processus. Le stepper est réalisé avec le composant Étape/Timeline (variants Fait / En cours / À venir).</w:t>
       </w:r>
     </w:p>
     <w:p>
       <w:pPr>
         <w:spacing w:before="160" w:after="80"/>
-      </w:pPr>
-      <w:proofErr w:type="spellStart"/>
-      <w:r>
-        <w:rPr>
+        <w:jc w:val="both"/>
+        <w:rPr>
+          <w:rFonts w:ascii="Times New Roman" w:hAnsi="Times New Roman" w:cs="Times New Roman"/>
+        </w:rPr>
+      </w:pPr>
+      <w:r>
+        <w:rPr>
+          <w:rFonts w:ascii="Times New Roman" w:hAnsi="Times New Roman" w:cs="Times New Roman"/>
           <w:b/>
           <w:bCs/>
         </w:rPr>
-        <w:t>Timeline</w:t>
-      </w:r>
-      <w:proofErr w:type="spellEnd"/>
-      <w:r>
-        <w:rPr>
+        <w:t>Timeline verticale comme signature visuelle du suivi</w:t>
+      </w:r>
+    </w:p>
+    <w:p>
+      <w:pPr>
+        <w:spacing w:after="160"/>
+        <w:jc w:val="both"/>
+        <w:rPr>
+          <w:rFonts w:ascii="Times New Roman" w:hAnsi="Times New Roman" w:cs="Times New Roman"/>
+        </w:rPr>
+      </w:pPr>
+      <w:r>
+        <w:rPr>
+          <w:rFonts w:ascii="Times New Roman" w:hAnsi="Times New Roman" w:cs="Times New Roman"/>
+        </w:rPr>
+        <w:t>Le suivi de livraison (écran W-09) est représenté par une timeline verticale à quatre états, alimentée côté transporteur par une mise à jour PATCH /livraisons/:id (statut, position actuelle, date estimée). Ce choix rend l'état d'une livraison lisible en un coup d'œil et réutilise le même composant que le stepper de commande, ce qui garantit la cohérence visuelle et réduit l'effort de développement.</w:t>
+      </w:r>
+    </w:p>
+    <w:p>
+      <w:pPr>
+        <w:spacing w:before="160" w:after="80"/>
+        <w:jc w:val="both"/>
+        <w:rPr>
+          <w:rFonts w:ascii="Times New Roman" w:hAnsi="Times New Roman" w:cs="Times New Roman"/>
+        </w:rPr>
+      </w:pPr>
+      <w:r>
+        <w:rPr>
+          <w:rFonts w:ascii="Times New Roman" w:hAnsi="Times New Roman" w:cs="Times New Roman"/>
           <w:b/>
           <w:bCs/>
         </w:rPr>
-        <w:t xml:space="preserve"> verticale comme signature visuelle du suivi</w:t>
+        <w:t>Gestion explicite de l'état « complet » d'un trajet</w:t>
       </w:r>
     </w:p>
     <w:p>
       <w:pPr>
         <w:spacing w:after="160"/>
-      </w:pPr>
-      <w:r>
-        <w:t xml:space="preserve">Le suivi de livraison (écran W-09) est représenté par une </w:t>
-      </w:r>
-      <w:proofErr w:type="spellStart"/>
-      <w:r>
-        <w:t>timeline</w:t>
-      </w:r>
-      <w:proofErr w:type="spellEnd"/>
-      <w:r>
-        <w:t xml:space="preserve"> verticale à quatre états, alimentée côté transporteur par une mise à jour PATCH /livraisons/:id (statut, position actuelle, date estimée). Ce choix rend l'état d'une livraison lisible en un coup d'œil et réutilise le même composant que le stepper de commande, ce qui garantit la cohérence visuelle et réduit l'effort de développement.</w:t>
+        <w:jc w:val="both"/>
+        <w:rPr>
+          <w:rFonts w:ascii="Times New Roman" w:hAnsi="Times New Roman" w:cs="Times New Roman"/>
+        </w:rPr>
+      </w:pPr>
+      <w:r>
+        <w:rPr>
+          <w:rFonts w:ascii="Times New Roman" w:hAnsi="Times New Roman" w:cs="Times New Roman"/>
+        </w:rPr>
+        <w:t>Lorsqu'un trajet n'a plus de places (</w:t>
+      </w:r>
+      <w:proofErr w:type="spellStart"/>
+      <w:r>
+        <w:rPr>
+          <w:rFonts w:ascii="Times New Roman" w:hAnsi="Times New Roman" w:cs="Times New Roman"/>
+        </w:rPr>
+        <w:t>placesDisponibles</w:t>
+      </w:r>
+      <w:proofErr w:type="spellEnd"/>
+      <w:r>
+        <w:rPr>
+          <w:rFonts w:ascii="Times New Roman" w:hAnsi="Times New Roman" w:cs="Times New Roman"/>
+        </w:rPr>
+        <w:t xml:space="preserve"> = 0), la carte affiche un badge « complet » et le bouton de commande est désactivé. JSON Server ne décrémentant pas les places automatiquement, cette logique est portée par le service </w:t>
+      </w:r>
+      <w:proofErr w:type="spellStart"/>
+      <w:r>
+        <w:rPr>
+          <w:rFonts w:ascii="Times New Roman" w:hAnsi="Times New Roman" w:cs="Times New Roman"/>
+        </w:rPr>
+        <w:t>Angular</w:t>
+      </w:r>
+      <w:proofErr w:type="spellEnd"/>
+      <w:r>
+        <w:rPr>
+          <w:rFonts w:ascii="Times New Roman" w:hAnsi="Times New Roman" w:cs="Times New Roman"/>
+        </w:rPr>
+        <w:t xml:space="preserve"> : après un POST /commandes réussi, un PATCH /trajets/:id met à jour </w:t>
+      </w:r>
+      <w:proofErr w:type="spellStart"/>
+      <w:r>
+        <w:rPr>
+          <w:rFonts w:ascii="Times New Roman" w:hAnsi="Times New Roman" w:cs="Times New Roman"/>
+        </w:rPr>
+        <w:t>placesDisponibles</w:t>
+      </w:r>
+      <w:proofErr w:type="spellEnd"/>
+      <w:r>
+        <w:rPr>
+          <w:rFonts w:ascii="Times New Roman" w:hAnsi="Times New Roman" w:cs="Times New Roman"/>
+        </w:rPr>
+        <w:t>. Le badge est un composant à variants (EN_ATTENTE / EN_COURS / COMPLET) qui centralise la sémantique des statuts dans toute l'application.</w:t>
       </w:r>
     </w:p>
     <w:p>
       <w:pPr>
         <w:spacing w:before="160" w:after="80"/>
-      </w:pPr>
-      <w:r>
-        <w:rPr>
+        <w:jc w:val="both"/>
+        <w:rPr>
+          <w:rFonts w:ascii="Times New Roman" w:hAnsi="Times New Roman" w:cs="Times New Roman"/>
+        </w:rPr>
+      </w:pPr>
+      <w:r>
+        <w:rPr>
+          <w:rFonts w:ascii="Times New Roman" w:hAnsi="Times New Roman" w:cs="Times New Roman"/>
           <w:b/>
           <w:bCs/>
         </w:rPr>
-        <w:t>Gestion explicite de l'état « complet » d'un trajet</w:t>
+        <w:t>États de chargement et états vides maquettés dès la conception</w:t>
       </w:r>
     </w:p>
     <w:p>
       <w:pPr>
         <w:spacing w:after="160"/>
-      </w:pPr>
-      <w:r>
-        <w:t>Lorsqu'un trajet n'a plus de places (</w:t>
-      </w:r>
-      <w:proofErr w:type="spellStart"/>
-      <w:r>
-        <w:t>placesDisponibles</w:t>
-      </w:r>
-      <w:proofErr w:type="spellEnd"/>
-      <w:r>
-        <w:t xml:space="preserve"> = 0), la carte affiche un badge « complet » et le bouton de commande est désactivé. JSON Server ne décrémentant pas les places automatiquement, cette logique est portée par le service </w:t>
-      </w:r>
-      <w:proofErr w:type="spellStart"/>
-      <w:r>
+        <w:jc w:val="both"/>
+        <w:rPr>
+          <w:rFonts w:ascii="Times New Roman" w:hAnsi="Times New Roman" w:cs="Times New Roman"/>
+        </w:rPr>
+      </w:pPr>
+      <w:r>
+        <w:rPr>
+          <w:rFonts w:ascii="Times New Roman" w:hAnsi="Times New Roman" w:cs="Times New Roman"/>
+        </w:rPr>
+        <w:t xml:space="preserve">Les listes (recherche de trajets, espace client) ont été maquettées dans leurs trois états : chargé, en cours de chargement (carte squelette) et vide (message + action de repli). Le backend JSON Server est </w:t>
+      </w:r>
+      <w:r>
+        <w:rPr>
+          <w:rFonts w:ascii="Times New Roman" w:hAnsi="Times New Roman" w:cs="Times New Roman"/>
+        </w:rPr>
+        <w:lastRenderedPageBreak/>
+        <w:t>volontairement lancé avec une latence de 400 ms (--</w:t>
+      </w:r>
+      <w:proofErr w:type="spellStart"/>
+      <w:r>
+        <w:rPr>
+          <w:rFonts w:ascii="Times New Roman" w:hAnsi="Times New Roman" w:cs="Times New Roman"/>
+        </w:rPr>
+        <w:t>delay</w:t>
+      </w:r>
+      <w:proofErr w:type="spellEnd"/>
+      <w:r>
+        <w:rPr>
+          <w:rFonts w:ascii="Times New Roman" w:hAnsi="Times New Roman" w:cs="Times New Roman"/>
+        </w:rPr>
+        <w:t xml:space="preserve"> 400) afin de tester les indicateurs </w:t>
+      </w:r>
+      <w:proofErr w:type="spellStart"/>
+      <w:r>
+        <w:rPr>
+          <w:rFonts w:ascii="Times New Roman" w:hAnsi="Times New Roman" w:cs="Times New Roman"/>
+        </w:rPr>
+        <w:t>isLoading</w:t>
+      </w:r>
+      <w:proofErr w:type="spellEnd"/>
+      <w:r>
+        <w:rPr>
+          <w:rFonts w:ascii="Times New Roman" w:hAnsi="Times New Roman" w:cs="Times New Roman"/>
+        </w:rPr>
+        <w:t xml:space="preserve"> des composants </w:t>
+      </w:r>
+      <w:proofErr w:type="spellStart"/>
+      <w:r>
+        <w:rPr>
+          <w:rFonts w:ascii="Times New Roman" w:hAnsi="Times New Roman" w:cs="Times New Roman"/>
+        </w:rPr>
         <w:t>Angular</w:t>
       </w:r>
       <w:proofErr w:type="spellEnd"/>
       <w:r>
-        <w:t xml:space="preserve"> : après un POST /commandes réussi, un PATCH /trajets/:id met à jour </w:t>
-      </w:r>
-      <w:proofErr w:type="spellStart"/>
-      <w:r>
-        <w:t>placesDisponibles</w:t>
-      </w:r>
-      <w:proofErr w:type="spellEnd"/>
-      <w:r>
-        <w:t xml:space="preserve">. Le badge est un composant à </w:t>
-      </w:r>
-      <w:proofErr w:type="spellStart"/>
-      <w:r>
-        <w:t>variants</w:t>
-      </w:r>
-      <w:proofErr w:type="spellEnd"/>
-      <w:r>
-        <w:t xml:space="preserve"> (EN_ATTENTE / EN_COURS / COMPLET) qui centralise la sémantique des statuts dans toute l'application.</w:t>
+        <w:rPr>
+          <w:rFonts w:ascii="Times New Roman" w:hAnsi="Times New Roman" w:cs="Times New Roman"/>
+        </w:rPr>
+        <w:t>. Concevoir ces états en amont évite qu'ils soient improvisés pendant le développement.</w:t>
       </w:r>
     </w:p>
     <w:p>
       <w:pPr>
         <w:spacing w:before="160" w:after="80"/>
-      </w:pPr>
-      <w:r>
-        <w:rPr>
+        <w:jc w:val="both"/>
+        <w:rPr>
+          <w:rFonts w:ascii="Times New Roman" w:hAnsi="Times New Roman" w:cs="Times New Roman"/>
+        </w:rPr>
+      </w:pPr>
+      <w:r>
+        <w:rPr>
+          <w:rFonts w:ascii="Times New Roman" w:hAnsi="Times New Roman" w:cs="Times New Roman"/>
           <w:b/>
           <w:bCs/>
         </w:rPr>
-        <w:t>États de chargement et états vides maquettés dès la conception</w:t>
-      </w:r>
-    </w:p>
-    <w:p>
-      <w:pPr>
-        <w:spacing w:after="160"/>
-      </w:pPr>
-      <w:r>
-        <w:lastRenderedPageBreak/>
-        <w:t xml:space="preserve">Les listes (recherche de trajets, espace client) ont été maquettées dans leurs trois états : chargé, en cours de chargement (carte squelette) et vide (message + action de repli). Le </w:t>
-      </w:r>
-      <w:proofErr w:type="spellStart"/>
-      <w:r>
-        <w:t>backend</w:t>
-      </w:r>
-      <w:proofErr w:type="spellEnd"/>
-      <w:r>
-        <w:t xml:space="preserve"> JSON Server est volontairement lancé avec une latence de 400 ms (--</w:t>
-      </w:r>
-      <w:proofErr w:type="spellStart"/>
-      <w:r>
-        <w:t>delay</w:t>
-      </w:r>
-      <w:proofErr w:type="spellEnd"/>
-      <w:r>
-        <w:t xml:space="preserve"> 400) afin de tester les indicateurs </w:t>
-      </w:r>
-      <w:proofErr w:type="spellStart"/>
-      <w:r>
-        <w:t>isLoading</w:t>
-      </w:r>
-      <w:proofErr w:type="spellEnd"/>
-      <w:r>
-        <w:t xml:space="preserve"> des composants </w:t>
-      </w:r>
-      <w:proofErr w:type="spellStart"/>
-      <w:r>
-        <w:t>Angular</w:t>
-      </w:r>
-      <w:proofErr w:type="spellEnd"/>
-      <w:r>
-        <w:t>. Concevoir ces états en amont évite qu'ils soient improvisés pendant le développement.</w:t>
-      </w:r>
-    </w:p>
-    <w:p>
-      <w:pPr>
-        <w:spacing w:before="160" w:after="80"/>
-      </w:pPr>
-      <w:r>
-        <w:rPr>
+        <w:t xml:space="preserve">Bibliothèque de composants </w:t>
+      </w:r>
+      <w:proofErr w:type="spellStart"/>
+      <w:r>
+        <w:rPr>
+          <w:rFonts w:ascii="Times New Roman" w:hAnsi="Times New Roman" w:cs="Times New Roman"/>
           <w:b/>
           <w:bCs/>
         </w:rPr>
-        <w:t xml:space="preserve">Bibliothèque de composants </w:t>
-      </w:r>
-      <w:proofErr w:type="spellStart"/>
-      <w:r>
-        <w:rPr>
+        <w:t>Figma</w:t>
+      </w:r>
+      <w:proofErr w:type="spellEnd"/>
+      <w:r>
+        <w:rPr>
+          <w:rFonts w:ascii="Times New Roman" w:hAnsi="Times New Roman" w:cs="Times New Roman"/>
           <w:b/>
           <w:bCs/>
         </w:rPr>
-        <w:t>Figma</w:t>
-      </w:r>
-      <w:proofErr w:type="spellEnd"/>
-      <w:r>
-        <w:rPr>
+        <w:t xml:space="preserve"> alignée sur l'architecture </w:t>
+      </w:r>
+      <w:proofErr w:type="spellStart"/>
+      <w:r>
+        <w:rPr>
+          <w:rFonts w:ascii="Times New Roman" w:hAnsi="Times New Roman" w:cs="Times New Roman"/>
           <w:b/>
           <w:bCs/>
         </w:rPr>
-        <w:t xml:space="preserve"> alignée sur l'architecture </w:t>
-      </w:r>
-      <w:proofErr w:type="spellStart"/>
-      <w:r>
-        <w:rPr>
-          <w:b/>
-          <w:bCs/>
-        </w:rPr>
         <w:t>Angular</w:t>
       </w:r>
       <w:proofErr w:type="spellEnd"/>
@@ -2508,72 +2981,85 @@
     <w:p>
       <w:pPr>
         <w:spacing w:after="160"/>
-      </w:pPr>
-      <w:r>
+        <w:jc w:val="both"/>
+        <w:rPr>
+          <w:rFonts w:ascii="Times New Roman" w:hAnsi="Times New Roman" w:cs="Times New Roman"/>
+        </w:rPr>
+      </w:pPr>
+      <w:r>
+        <w:rPr>
+          <w:rFonts w:ascii="Times New Roman" w:hAnsi="Times New Roman" w:cs="Times New Roman"/>
+        </w:rPr>
         <w:t xml:space="preserve">La maquette repose sur six composants réutilisables (Bouton, Input, </w:t>
       </w:r>
       <w:proofErr w:type="spellStart"/>
       <w:r>
+        <w:rPr>
+          <w:rFonts w:ascii="Times New Roman" w:hAnsi="Times New Roman" w:cs="Times New Roman"/>
+        </w:rPr>
         <w:t>Card</w:t>
       </w:r>
       <w:proofErr w:type="spellEnd"/>
       <w:r>
+        <w:rPr>
+          <w:rFonts w:ascii="Times New Roman" w:hAnsi="Times New Roman" w:cs="Times New Roman"/>
+        </w:rPr>
         <w:t xml:space="preserve">/Trajet, Badge, </w:t>
       </w:r>
       <w:proofErr w:type="spellStart"/>
       <w:r>
+        <w:rPr>
+          <w:rFonts w:ascii="Times New Roman" w:hAnsi="Times New Roman" w:cs="Times New Roman"/>
+        </w:rPr>
         <w:t>Topbar</w:t>
       </w:r>
       <w:proofErr w:type="spellEnd"/>
       <w:r>
-        <w:t>, Étape/</w:t>
-      </w:r>
-      <w:proofErr w:type="spellStart"/>
-      <w:r>
-        <w:t>Timeline</w:t>
-      </w:r>
-      <w:proofErr w:type="spellEnd"/>
-      <w:r>
-        <w:t xml:space="preserve">), dont trois à </w:t>
-      </w:r>
-      <w:proofErr w:type="spellStart"/>
-      <w:r>
-        <w:t>variants</w:t>
-      </w:r>
-      <w:proofErr w:type="spellEnd"/>
-      <w:r>
-        <w:t xml:space="preserve">. Ce découpage préfigure directement les composants </w:t>
-      </w:r>
-      <w:proofErr w:type="spellStart"/>
-      <w:r>
-        <w:t>standalone</w:t>
-      </w:r>
-      <w:proofErr w:type="spellEnd"/>
-      <w:r>
-        <w:t xml:space="preserve"> </w:t>
-      </w:r>
-      <w:proofErr w:type="spellStart"/>
-      <w:r>
+        <w:rPr>
+          <w:rFonts w:ascii="Times New Roman" w:hAnsi="Times New Roman" w:cs="Times New Roman"/>
+        </w:rPr>
+        <w:t xml:space="preserve">, Étape/Timeline), dont trois à variants. Ce découpage préfigure directement les composants standalone </w:t>
+      </w:r>
+      <w:proofErr w:type="spellStart"/>
+      <w:r>
+        <w:rPr>
+          <w:rFonts w:ascii="Times New Roman" w:hAnsi="Times New Roman" w:cs="Times New Roman"/>
+        </w:rPr>
         <w:t>Angular</w:t>
       </w:r>
       <w:proofErr w:type="spellEnd"/>
       <w:r>
+        <w:rPr>
+          <w:rFonts w:ascii="Times New Roman" w:hAnsi="Times New Roman" w:cs="Times New Roman"/>
+        </w:rPr>
         <w:t xml:space="preserve"> de la Phase 2 : chaque composant </w:t>
       </w:r>
       <w:proofErr w:type="spellStart"/>
       <w:r>
+        <w:rPr>
+          <w:rFonts w:ascii="Times New Roman" w:hAnsi="Times New Roman" w:cs="Times New Roman"/>
+        </w:rPr>
         <w:t>Figma</w:t>
       </w:r>
       <w:proofErr w:type="spellEnd"/>
       <w:r>
+        <w:rPr>
+          <w:rFonts w:ascii="Times New Roman" w:hAnsi="Times New Roman" w:cs="Times New Roman"/>
+        </w:rPr>
         <w:t xml:space="preserve"> correspond à un composant partagé du dossier </w:t>
       </w:r>
       <w:proofErr w:type="spellStart"/>
       <w:r>
+        <w:rPr>
+          <w:rFonts w:ascii="Times New Roman" w:hAnsi="Times New Roman" w:cs="Times New Roman"/>
+        </w:rPr>
         <w:t>shared</w:t>
       </w:r>
       <w:proofErr w:type="spellEnd"/>
       <w:r>
+        <w:rPr>
+          <w:rFonts w:ascii="Times New Roman" w:hAnsi="Times New Roman" w:cs="Times New Roman"/>
+        </w:rPr>
         <w:t>/, ce qui facilite la répartition du travail dans le binôme et la cohérence entre maquette et implémentation.</w:t>
       </w:r>
     </w:p>
@@ -2581,234 +3067,340 @@
       <w:pPr>
         <w:pStyle w:val="Titre1"/>
         <w:spacing w:before="320" w:after="200"/>
-      </w:pPr>
-      <w:bookmarkStart w:id="10" w:name="_Toc237535895"/>
-      <w:r>
+        <w:jc w:val="both"/>
+        <w:rPr>
+          <w:rFonts w:ascii="Times New Roman" w:hAnsi="Times New Roman" w:cs="Times New Roman"/>
+        </w:rPr>
+      </w:pPr>
+      <w:bookmarkStart w:id="9" w:name="_Toc238123042"/>
+      <w:r>
+        <w:rPr>
+          <w:rFonts w:ascii="Times New Roman" w:hAnsi="Times New Roman" w:cs="Times New Roman"/>
+        </w:rPr>
         <w:t>4. Architecture</w:t>
       </w:r>
-      <w:bookmarkEnd w:id="10"/>
+      <w:bookmarkEnd w:id="9"/>
     </w:p>
     <w:p>
       <w:pPr>
         <w:pStyle w:val="Titre2"/>
         <w:spacing w:before="240" w:after="160"/>
-      </w:pPr>
-      <w:bookmarkStart w:id="11" w:name="_Toc237535896"/>
-      <w:r>
-        <w:t xml:space="preserve">4.1 Architecture </w:t>
-      </w:r>
-      <w:proofErr w:type="spellStart"/>
-      <w:r>
-        <w:t>frontend</w:t>
-      </w:r>
-      <w:proofErr w:type="spellEnd"/>
-      <w:r>
+        <w:jc w:val="both"/>
+        <w:rPr>
+          <w:rFonts w:ascii="Times New Roman" w:hAnsi="Times New Roman" w:cs="Times New Roman"/>
+        </w:rPr>
+      </w:pPr>
+      <w:bookmarkStart w:id="10" w:name="_Toc238123043"/>
+      <w:r>
+        <w:rPr>
+          <w:rFonts w:ascii="Times New Roman" w:hAnsi="Times New Roman" w:cs="Times New Roman"/>
+        </w:rPr>
+        <w:t xml:space="preserve">4.1 Architecture frontend </w:t>
+      </w:r>
+      <w:proofErr w:type="spellStart"/>
+      <w:r>
+        <w:rPr>
+          <w:rFonts w:ascii="Times New Roman" w:hAnsi="Times New Roman" w:cs="Times New Roman"/>
+        </w:rPr>
+        <w:t>Angular</w:t>
+      </w:r>
+      <w:bookmarkEnd w:id="10"/>
+      <w:proofErr w:type="spellEnd"/>
+    </w:p>
+    <w:p>
+      <w:pPr>
+        <w:spacing w:after="160"/>
+        <w:jc w:val="both"/>
+        <w:rPr>
+          <w:rFonts w:ascii="Times New Roman" w:hAnsi="Times New Roman" w:cs="Times New Roman"/>
+        </w:rPr>
+      </w:pPr>
+      <w:r>
+        <w:rPr>
+          <w:rFonts w:ascii="Times New Roman" w:hAnsi="Times New Roman" w:cs="Times New Roman"/>
+        </w:rPr>
+        <w:t xml:space="preserve">L'application est organisée en trois zones : </w:t>
+      </w:r>
+      <w:proofErr w:type="spellStart"/>
+      <w:r>
+        <w:rPr>
+          <w:rFonts w:ascii="Times New Roman" w:hAnsi="Times New Roman" w:cs="Times New Roman"/>
+        </w:rPr>
+        <w:t>core</w:t>
+      </w:r>
+      <w:proofErr w:type="spellEnd"/>
+      <w:r>
+        <w:rPr>
+          <w:rFonts w:ascii="Times New Roman" w:hAnsi="Times New Roman" w:cs="Times New Roman"/>
+        </w:rPr>
+        <w:t xml:space="preserve">/ regroupe les éléments transverses (service d'authentification, intercepteurs HTTP, </w:t>
+      </w:r>
+      <w:proofErr w:type="spellStart"/>
+      <w:r>
+        <w:rPr>
+          <w:rFonts w:ascii="Times New Roman" w:hAnsi="Times New Roman" w:cs="Times New Roman"/>
+        </w:rPr>
+        <w:t>guards</w:t>
+      </w:r>
+      <w:proofErr w:type="spellEnd"/>
+      <w:r>
+        <w:rPr>
+          <w:rFonts w:ascii="Times New Roman" w:hAnsi="Times New Roman" w:cs="Times New Roman"/>
+        </w:rPr>
+        <w:t xml:space="preserve"> de routes), </w:t>
+      </w:r>
+      <w:proofErr w:type="spellStart"/>
+      <w:r>
+        <w:rPr>
+          <w:rFonts w:ascii="Times New Roman" w:hAnsi="Times New Roman" w:cs="Times New Roman"/>
+        </w:rPr>
+        <w:t>features</w:t>
+      </w:r>
+      <w:proofErr w:type="spellEnd"/>
+      <w:r>
+        <w:rPr>
+          <w:rFonts w:ascii="Times New Roman" w:hAnsi="Times New Roman" w:cs="Times New Roman"/>
+        </w:rPr>
+        <w:t>/ contient les fonctionnalités métier (</w:t>
+      </w:r>
+      <w:proofErr w:type="spellStart"/>
+      <w:r>
+        <w:rPr>
+          <w:rFonts w:ascii="Times New Roman" w:hAnsi="Times New Roman" w:cs="Times New Roman"/>
+        </w:rPr>
+        <w:t>auth</w:t>
+      </w:r>
+      <w:proofErr w:type="spellEnd"/>
+      <w:r>
+        <w:rPr>
+          <w:rFonts w:ascii="Times New Roman" w:hAnsi="Times New Roman" w:cs="Times New Roman"/>
+        </w:rPr>
+        <w:t xml:space="preserve">, trajets, commandes, puis rendez-vous, suivi et espaces au fil du développement) et </w:t>
+      </w:r>
+      <w:proofErr w:type="spellStart"/>
+      <w:r>
+        <w:rPr>
+          <w:rFonts w:ascii="Times New Roman" w:hAnsi="Times New Roman" w:cs="Times New Roman"/>
+        </w:rPr>
+        <w:t>shared</w:t>
+      </w:r>
+      <w:proofErr w:type="spellEnd"/>
+      <w:r>
+        <w:rPr>
+          <w:rFonts w:ascii="Times New Roman" w:hAnsi="Times New Roman" w:cs="Times New Roman"/>
+        </w:rPr>
+        <w:t>/ les composants réutilisables (</w:t>
+      </w:r>
+      <w:proofErr w:type="spellStart"/>
+      <w:r>
+        <w:rPr>
+          <w:rFonts w:ascii="Times New Roman" w:hAnsi="Times New Roman" w:cs="Times New Roman"/>
+        </w:rPr>
+        <w:t>topbar</w:t>
+      </w:r>
+      <w:proofErr w:type="spellEnd"/>
+      <w:r>
+        <w:rPr>
+          <w:rFonts w:ascii="Times New Roman" w:hAnsi="Times New Roman" w:cs="Times New Roman"/>
+        </w:rPr>
+        <w:t xml:space="preserve">, badges, timeline). Les interfaces </w:t>
+      </w:r>
+      <w:proofErr w:type="spellStart"/>
+      <w:r>
+        <w:rPr>
+          <w:rFonts w:ascii="Times New Roman" w:hAnsi="Times New Roman" w:cs="Times New Roman"/>
+        </w:rPr>
+        <w:t>TypeScript</w:t>
+      </w:r>
+      <w:proofErr w:type="spellEnd"/>
+      <w:r>
+        <w:rPr>
+          <w:rFonts w:ascii="Times New Roman" w:hAnsi="Times New Roman" w:cs="Times New Roman"/>
+        </w:rPr>
+        <w:t xml:space="preserve"> de </w:t>
+      </w:r>
+      <w:proofErr w:type="spellStart"/>
+      <w:r>
+        <w:rPr>
+          <w:rFonts w:ascii="Times New Roman" w:hAnsi="Times New Roman" w:cs="Times New Roman"/>
+        </w:rPr>
+        <w:t>models</w:t>
+      </w:r>
+      <w:proofErr w:type="spellEnd"/>
+      <w:r>
+        <w:rPr>
+          <w:rFonts w:ascii="Times New Roman" w:hAnsi="Times New Roman" w:cs="Times New Roman"/>
+        </w:rPr>
+        <w:t>/ constituent le contrat de données commun aux deux développeurs.</w:t>
+      </w:r>
+    </w:p>
+    <w:p>
+      <w:pPr>
+        <w:spacing w:after="160"/>
+        <w:jc w:val="both"/>
+        <w:rPr>
+          <w:rFonts w:ascii="Times New Roman" w:hAnsi="Times New Roman" w:cs="Times New Roman"/>
+        </w:rPr>
+      </w:pPr>
+      <w:r>
+        <w:rPr>
+          <w:rFonts w:ascii="Times New Roman" w:hAnsi="Times New Roman" w:cs="Times New Roman"/>
+        </w:rPr>
+        <w:t xml:space="preserve">Tous les composants sont standalone avec la stratégie de détection de changements </w:t>
+      </w:r>
+      <w:proofErr w:type="spellStart"/>
+      <w:r>
+        <w:rPr>
+          <w:rFonts w:ascii="Times New Roman" w:hAnsi="Times New Roman" w:cs="Times New Roman"/>
+        </w:rPr>
+        <w:t>OnPush</w:t>
+      </w:r>
+      <w:proofErr w:type="spellEnd"/>
+      <w:r>
+        <w:rPr>
+          <w:rFonts w:ascii="Times New Roman" w:hAnsi="Times New Roman" w:cs="Times New Roman"/>
+        </w:rPr>
+        <w:t xml:space="preserve"> (générée automatiquement via la configuration </w:t>
+      </w:r>
+      <w:proofErr w:type="spellStart"/>
+      <w:r>
+        <w:rPr>
+          <w:rFonts w:ascii="Times New Roman" w:hAnsi="Times New Roman" w:cs="Times New Roman"/>
+        </w:rPr>
+        <w:t>schematics</w:t>
+      </w:r>
+      <w:proofErr w:type="spellEnd"/>
+      <w:r>
+        <w:rPr>
+          <w:rFonts w:ascii="Times New Roman" w:hAnsi="Times New Roman" w:cs="Times New Roman"/>
+        </w:rPr>
+        <w:t xml:space="preserve"> d'</w:t>
+      </w:r>
+      <w:proofErr w:type="spellStart"/>
+      <w:r>
+        <w:rPr>
+          <w:rFonts w:ascii="Times New Roman" w:hAnsi="Times New Roman" w:cs="Times New Roman"/>
+        </w:rPr>
+        <w:t>angular.json</w:t>
+      </w:r>
+      <w:proofErr w:type="spellEnd"/>
+      <w:r>
+        <w:rPr>
+          <w:rFonts w:ascii="Times New Roman" w:hAnsi="Times New Roman" w:cs="Times New Roman"/>
+        </w:rPr>
+        <w:t xml:space="preserve">), l'état est géré par signaux, et le mode strict de </w:t>
+      </w:r>
+      <w:proofErr w:type="spellStart"/>
+      <w:r>
+        <w:rPr>
+          <w:rFonts w:ascii="Times New Roman" w:hAnsi="Times New Roman" w:cs="Times New Roman"/>
+        </w:rPr>
+        <w:t>TypeScript</w:t>
+      </w:r>
+      <w:proofErr w:type="spellEnd"/>
+      <w:r>
+        <w:rPr>
+          <w:rFonts w:ascii="Times New Roman" w:hAnsi="Times New Roman" w:cs="Times New Roman"/>
+        </w:rPr>
+        <w:t xml:space="preserve"> est actif avec l'interdiction du type </w:t>
+      </w:r>
+      <w:proofErr w:type="spellStart"/>
+      <w:r>
+        <w:rPr>
+          <w:rFonts w:ascii="Times New Roman" w:hAnsi="Times New Roman" w:cs="Times New Roman"/>
+        </w:rPr>
+        <w:t>any</w:t>
+      </w:r>
+      <w:proofErr w:type="spellEnd"/>
+      <w:r>
+        <w:rPr>
+          <w:rFonts w:ascii="Times New Roman" w:hAnsi="Times New Roman" w:cs="Times New Roman"/>
+        </w:rPr>
+        <w:t>.</w:t>
+      </w:r>
+    </w:p>
+    <w:p>
+      <w:pPr>
+        <w:spacing w:after="160"/>
+        <w:jc w:val="both"/>
+        <w:rPr>
+          <w:rFonts w:ascii="Times New Roman" w:hAnsi="Times New Roman" w:cs="Times New Roman"/>
+        </w:rPr>
+      </w:pPr>
+      <w:r>
+        <w:rPr>
+          <w:rFonts w:ascii="Times New Roman" w:hAnsi="Times New Roman" w:cs="Times New Roman"/>
+        </w:rPr>
+        <w:t>La navigation entre les périmètres des deux développeurs est régie par un contrat de routes centralisé (src/app/</w:t>
+      </w:r>
+      <w:proofErr w:type="spellStart"/>
+      <w:r>
+        <w:rPr>
+          <w:rFonts w:ascii="Times New Roman" w:hAnsi="Times New Roman" w:cs="Times New Roman"/>
+        </w:rPr>
+        <w:t>app.paths.ts</w:t>
+      </w:r>
+      <w:proofErr w:type="spellEnd"/>
+      <w:r>
+        <w:rPr>
+          <w:rFonts w:ascii="Times New Roman" w:hAnsi="Times New Roman" w:cs="Times New Roman"/>
+        </w:rPr>
+        <w:t xml:space="preserve">), figé et validé par les deux membres en début de Phase 2 : chaque URL, ses paramètres et sa protection y sont définis, et toute navigation dans le code passe par ces constantes plutôt que par des chaînes en dur. Le routage adopte une architecture en </w:t>
+      </w:r>
+      <w:proofErr w:type="spellStart"/>
+      <w:r>
+        <w:rPr>
+          <w:rFonts w:ascii="Times New Roman" w:hAnsi="Times New Roman" w:cs="Times New Roman"/>
+        </w:rPr>
+        <w:t>lazy</w:t>
+      </w:r>
+      <w:proofErr w:type="spellEnd"/>
+      <w:r>
+        <w:rPr>
+          <w:rFonts w:ascii="Times New Roman" w:hAnsi="Times New Roman" w:cs="Times New Roman"/>
+        </w:rPr>
         <w:t xml:space="preserve"> </w:t>
       </w:r>
       <w:proofErr w:type="spellStart"/>
       <w:r>
-        <w:t>Angular</w:t>
-      </w:r>
-      <w:bookmarkEnd w:id="11"/>
-      <w:proofErr w:type="spellEnd"/>
-    </w:p>
-    <w:p>
-      <w:pPr>
-        <w:spacing w:after="160"/>
-      </w:pPr>
-      <w:r>
-        <w:t xml:space="preserve">L'application est organisée en trois zones : </w:t>
-      </w:r>
-      <w:proofErr w:type="spellStart"/>
-      <w:r>
-        <w:t>core</w:t>
-      </w:r>
-      <w:proofErr w:type="spellEnd"/>
-      <w:r>
-        <w:t xml:space="preserve">/ regroupe les éléments transverses (service d'authentification, intercepteurs HTTP, </w:t>
-      </w:r>
-      <w:proofErr w:type="spellStart"/>
-      <w:r>
-        <w:t>guards</w:t>
-      </w:r>
-      <w:proofErr w:type="spellEnd"/>
-      <w:r>
-        <w:t xml:space="preserve"> de routes), </w:t>
-      </w:r>
-      <w:proofErr w:type="spellStart"/>
-      <w:r>
-        <w:t>features</w:t>
-      </w:r>
-      <w:proofErr w:type="spellEnd"/>
-      <w:r>
-        <w:t>/ contient les fonctionnalités métier (</w:t>
-      </w:r>
-      <w:proofErr w:type="spellStart"/>
-      <w:r>
-        <w:t>auth</w:t>
-      </w:r>
-      <w:proofErr w:type="spellEnd"/>
-      <w:r>
-        <w:t xml:space="preserve">, trajets, commandes, puis rendez-vous, suivi et espaces au fil du développement) et </w:t>
-      </w:r>
-      <w:proofErr w:type="spellStart"/>
-      <w:r>
-        <w:t>shared</w:t>
-      </w:r>
-      <w:proofErr w:type="spellEnd"/>
-      <w:r>
-        <w:t>/ les composants réutilisables (</w:t>
-      </w:r>
-      <w:proofErr w:type="spellStart"/>
-      <w:r>
-        <w:t>topbar</w:t>
-      </w:r>
-      <w:proofErr w:type="spellEnd"/>
-      <w:r>
-        <w:t xml:space="preserve">, badges, </w:t>
-      </w:r>
-      <w:proofErr w:type="spellStart"/>
-      <w:r>
-        <w:t>timeline</w:t>
-      </w:r>
-      <w:proofErr w:type="spellEnd"/>
-      <w:r>
-        <w:t xml:space="preserve">). Les interfaces </w:t>
-      </w:r>
-      <w:proofErr w:type="spellStart"/>
-      <w:r>
-        <w:t>TypeScript</w:t>
-      </w:r>
-      <w:proofErr w:type="spellEnd"/>
-      <w:r>
-        <w:t xml:space="preserve"> de </w:t>
-      </w:r>
-      <w:proofErr w:type="spellStart"/>
-      <w:r>
-        <w:t>models</w:t>
-      </w:r>
-      <w:proofErr w:type="spellEnd"/>
-      <w:r>
-        <w:t>/ constituent le contrat de données commun aux deux développeurs.</w:t>
-      </w:r>
-    </w:p>
-    <w:p>
-      <w:pPr>
-        <w:spacing w:after="160"/>
-      </w:pPr>
-      <w:r>
-        <w:t xml:space="preserve">Tous les composants sont </w:t>
-      </w:r>
-      <w:proofErr w:type="spellStart"/>
-      <w:r>
-        <w:t>standalone</w:t>
-      </w:r>
-      <w:proofErr w:type="spellEnd"/>
-      <w:r>
-        <w:t xml:space="preserve"> avec la stratégie de détection de changements </w:t>
-      </w:r>
-      <w:proofErr w:type="spellStart"/>
-      <w:r>
-        <w:t>OnPush</w:t>
-      </w:r>
-      <w:proofErr w:type="spellEnd"/>
-      <w:r>
-        <w:t xml:space="preserve"> (générée automatiquement via la configuration </w:t>
-      </w:r>
-      <w:proofErr w:type="spellStart"/>
-      <w:r>
-        <w:t>schematics</w:t>
-      </w:r>
-      <w:proofErr w:type="spellEnd"/>
-      <w:r>
-        <w:t xml:space="preserve"> d'</w:t>
-      </w:r>
-      <w:proofErr w:type="spellStart"/>
-      <w:r>
-        <w:t>angular.json</w:t>
-      </w:r>
-      <w:proofErr w:type="spellEnd"/>
-      <w:r>
-        <w:t xml:space="preserve">), l'état est géré par signaux, et le mode strict de </w:t>
-      </w:r>
-      <w:proofErr w:type="spellStart"/>
-      <w:r>
-        <w:t>TypeScript</w:t>
-      </w:r>
-      <w:proofErr w:type="spellEnd"/>
-      <w:r>
-        <w:t xml:space="preserve"> est actif avec l'interdiction du type </w:t>
-      </w:r>
-      <w:proofErr w:type="spellStart"/>
-      <w:r>
-        <w:t>any</w:t>
-      </w:r>
-      <w:proofErr w:type="spellEnd"/>
-      <w:r>
-        <w:t>.</w:t>
-      </w:r>
-    </w:p>
-    <w:p>
-      <w:pPr>
-        <w:spacing w:after="160"/>
-      </w:pPr>
-      <w:r>
-        <w:t>La navigation entre les périmètres des deux développeurs est régie par un contrat de routes centralisé (</w:t>
-      </w:r>
-      <w:proofErr w:type="spellStart"/>
-      <w:r>
-        <w:t>src</w:t>
-      </w:r>
-      <w:proofErr w:type="spellEnd"/>
-      <w:r>
-        <w:t>/</w:t>
-      </w:r>
-      <w:proofErr w:type="spellStart"/>
-      <w:r>
-        <w:t>app</w:t>
-      </w:r>
-      <w:proofErr w:type="spellEnd"/>
-      <w:r>
-        <w:t>/</w:t>
-      </w:r>
-      <w:proofErr w:type="spellStart"/>
-      <w:r>
-        <w:t>app.paths.ts</w:t>
-      </w:r>
-      <w:proofErr w:type="spellEnd"/>
-      <w:r>
-        <w:t xml:space="preserve">), figé et validé par les deux membres en début de Phase 2 : chaque URL, ses paramètres et sa protection y sont définis, et toute navigation dans le code passe par ces constantes plutôt que par des chaînes en dur. Le routage adopte une architecture en </w:t>
-      </w:r>
-      <w:proofErr w:type="spellStart"/>
-      <w:r>
-        <w:t>lazy</w:t>
-      </w:r>
-      <w:proofErr w:type="spellEnd"/>
-      <w:r>
-        <w:t xml:space="preserve"> </w:t>
-      </w:r>
-      <w:proofErr w:type="spellStart"/>
-      <w:r>
+        <w:rPr>
+          <w:rFonts w:ascii="Times New Roman" w:hAnsi="Times New Roman" w:cs="Times New Roman"/>
+        </w:rPr>
         <w:t>loading</w:t>
       </w:r>
       <w:proofErr w:type="spellEnd"/>
       <w:r>
+        <w:rPr>
+          <w:rFonts w:ascii="Times New Roman" w:hAnsi="Times New Roman" w:cs="Times New Roman"/>
+        </w:rPr>
         <w:t xml:space="preserve"> par périmètre : </w:t>
       </w:r>
       <w:proofErr w:type="spellStart"/>
       <w:r>
+        <w:rPr>
+          <w:rFonts w:ascii="Times New Roman" w:hAnsi="Times New Roman" w:cs="Times New Roman"/>
+        </w:rPr>
         <w:t>app.routes.ts</w:t>
       </w:r>
       <w:proofErr w:type="spellEnd"/>
       <w:r>
+        <w:rPr>
+          <w:rFonts w:ascii="Times New Roman" w:hAnsi="Times New Roman" w:cs="Times New Roman"/>
+        </w:rPr>
         <w:t xml:space="preserve"> ne contient que la carte de haut niveau, chaque zone chargeant ses routes enfants via </w:t>
       </w:r>
       <w:proofErr w:type="spellStart"/>
       <w:r>
+        <w:rPr>
+          <w:rFonts w:ascii="Times New Roman" w:hAnsi="Times New Roman" w:cs="Times New Roman"/>
+        </w:rPr>
         <w:t>loadChildren</w:t>
       </w:r>
       <w:proofErr w:type="spellEnd"/>
       <w:r>
+        <w:rPr>
+          <w:rFonts w:ascii="Times New Roman" w:hAnsi="Times New Roman" w:cs="Times New Roman"/>
+        </w:rPr>
         <w:t>, ce qui limite les conflits Git sur les fichiers de routes.</w:t>
       </w:r>
     </w:p>
@@ -2816,227 +3408,314 @@
       <w:pPr>
         <w:pStyle w:val="Titre2"/>
         <w:spacing w:before="240" w:after="160"/>
-      </w:pPr>
-      <w:bookmarkStart w:id="12" w:name="_Toc237535897"/>
-      <w:r>
-        <w:t xml:space="preserve">4.2 </w:t>
-      </w:r>
-      <w:proofErr w:type="spellStart"/>
-      <w:r>
-        <w:t>Backend</w:t>
-      </w:r>
-      <w:proofErr w:type="spellEnd"/>
-      <w:r>
-        <w:t xml:space="preserve"> JSON Server</w:t>
-      </w:r>
-      <w:bookmarkEnd w:id="12"/>
+        <w:jc w:val="both"/>
+        <w:rPr>
+          <w:rFonts w:ascii="Times New Roman" w:hAnsi="Times New Roman" w:cs="Times New Roman"/>
+        </w:rPr>
+      </w:pPr>
+      <w:bookmarkStart w:id="11" w:name="_Toc238123044"/>
+      <w:r>
+        <w:rPr>
+          <w:rFonts w:ascii="Times New Roman" w:hAnsi="Times New Roman" w:cs="Times New Roman"/>
+        </w:rPr>
+        <w:t>4.2 Backend JSON Server</w:t>
+      </w:r>
+      <w:bookmarkEnd w:id="11"/>
     </w:p>
     <w:p>
       <w:pPr>
         <w:spacing w:after="160"/>
-      </w:pPr>
-      <w:r>
-        <w:t xml:space="preserve">Le </w:t>
-      </w:r>
-      <w:proofErr w:type="spellStart"/>
-      <w:r>
-        <w:t>backend</w:t>
-      </w:r>
-      <w:proofErr w:type="spellEnd"/>
-      <w:r>
-        <w:t xml:space="preserve"> est entièrement simulé par JSON Server à partir du fichier </w:t>
-      </w:r>
-      <w:proofErr w:type="spellStart"/>
-      <w:r>
+        <w:jc w:val="both"/>
+        <w:rPr>
+          <w:rFonts w:ascii="Times New Roman" w:hAnsi="Times New Roman" w:cs="Times New Roman"/>
+        </w:rPr>
+      </w:pPr>
+      <w:r>
+        <w:rPr>
+          <w:rFonts w:ascii="Times New Roman" w:hAnsi="Times New Roman" w:cs="Times New Roman"/>
+        </w:rPr>
+        <w:t xml:space="preserve">Le backend est entièrement simulé par JSON Server à partir du fichier </w:t>
+      </w:r>
+      <w:proofErr w:type="spellStart"/>
+      <w:r>
+        <w:rPr>
+          <w:rFonts w:ascii="Times New Roman" w:hAnsi="Times New Roman" w:cs="Times New Roman"/>
+        </w:rPr>
         <w:t>db.json</w:t>
       </w:r>
       <w:proofErr w:type="spellEnd"/>
       <w:r>
-        <w:t xml:space="preserve">, </w:t>
-      </w:r>
-      <w:proofErr w:type="spellStart"/>
-      <w:r>
-        <w:t>versionné</w:t>
-      </w:r>
-      <w:proofErr w:type="spellEnd"/>
-      <w:r>
-        <w:t xml:space="preserve"> dans le dépôt. Chaque clé de premier niveau devient une ressource REST : transporteurs (nom, téléphone, zones desservies, note), trajets (destination, prix, date de départ, places disponibles, clé étrangère </w:t>
-      </w:r>
-      <w:proofErr w:type="spellStart"/>
-      <w:r>
+        <w:rPr>
+          <w:rFonts w:ascii="Times New Roman" w:hAnsi="Times New Roman" w:cs="Times New Roman"/>
+        </w:rPr>
+        <w:t xml:space="preserve">, versionné dans le dépôt. Chaque clé de premier niveau devient une ressource REST : transporteurs (nom, téléphone, zones desservies, note), trajets (destination, prix, date de départ, places disponibles, clé étrangère </w:t>
+      </w:r>
+      <w:proofErr w:type="spellStart"/>
+      <w:r>
+        <w:rPr>
+          <w:rFonts w:ascii="Times New Roman" w:hAnsi="Times New Roman" w:cs="Times New Roman"/>
+        </w:rPr>
         <w:t>transporteurId</w:t>
       </w:r>
       <w:proofErr w:type="spellEnd"/>
       <w:r>
+        <w:rPr>
+          <w:rFonts w:ascii="Times New Roman" w:hAnsi="Times New Roman" w:cs="Times New Roman"/>
+        </w:rPr>
         <w:t xml:space="preserve">), commandes (client, trajet, statut, poids, description), </w:t>
       </w:r>
       <w:proofErr w:type="spellStart"/>
       <w:r>
+        <w:rPr>
+          <w:rFonts w:ascii="Times New Roman" w:hAnsi="Times New Roman" w:cs="Times New Roman"/>
+        </w:rPr>
         <w:t>rendezvous</w:t>
       </w:r>
       <w:proofErr w:type="spellEnd"/>
       <w:r>
+        <w:rPr>
+          <w:rFonts w:ascii="Times New Roman" w:hAnsi="Times New Roman" w:cs="Times New Roman"/>
+        </w:rPr>
         <w:t xml:space="preserve"> (commande, date, lieu, statut), livraisons (commande, statut, position actuelle, date estimée) et </w:t>
       </w:r>
       <w:proofErr w:type="spellStart"/>
       <w:r>
+        <w:rPr>
+          <w:rFonts w:ascii="Times New Roman" w:hAnsi="Times New Roman" w:cs="Times New Roman"/>
+        </w:rPr>
         <w:t>users</w:t>
       </w:r>
       <w:proofErr w:type="spellEnd"/>
       <w:r>
+        <w:rPr>
+          <w:rFonts w:ascii="Times New Roman" w:hAnsi="Times New Roman" w:cs="Times New Roman"/>
+        </w:rPr>
         <w:t xml:space="preserve"> (comptes gérés par </w:t>
       </w:r>
       <w:proofErr w:type="spellStart"/>
       <w:r>
+        <w:rPr>
+          <w:rFonts w:ascii="Times New Roman" w:hAnsi="Times New Roman" w:cs="Times New Roman"/>
+        </w:rPr>
         <w:t>json</w:t>
       </w:r>
       <w:proofErr w:type="spellEnd"/>
       <w:r>
+        <w:rPr>
+          <w:rFonts w:ascii="Times New Roman" w:hAnsi="Times New Roman" w:cs="Times New Roman"/>
+        </w:rPr>
         <w:t>-server-</w:t>
       </w:r>
       <w:proofErr w:type="spellStart"/>
       <w:r>
+        <w:rPr>
+          <w:rFonts w:ascii="Times New Roman" w:hAnsi="Times New Roman" w:cs="Times New Roman"/>
+        </w:rPr>
         <w:t>auth</w:t>
       </w:r>
       <w:proofErr w:type="spellEnd"/>
       <w:r>
+        <w:rPr>
+          <w:rFonts w:ascii="Times New Roman" w:hAnsi="Times New Roman" w:cs="Times New Roman"/>
+        </w:rPr>
         <w:t xml:space="preserve">, mots de passe hachés en </w:t>
       </w:r>
       <w:proofErr w:type="spellStart"/>
       <w:r>
+        <w:rPr>
+          <w:rFonts w:ascii="Times New Roman" w:hAnsi="Times New Roman" w:cs="Times New Roman"/>
+        </w:rPr>
         <w:t>bcrypt</w:t>
       </w:r>
       <w:proofErr w:type="spellEnd"/>
       <w:r>
-        <w:t xml:space="preserve"> à l'inscription, jamais stockés en clair). Les relations sont exploitées par les paramètres _</w:t>
-      </w:r>
-      <w:proofErr w:type="spellStart"/>
-      <w:r>
-        <w:t>expand</w:t>
-      </w:r>
-      <w:proofErr w:type="spellEnd"/>
-      <w:r>
-        <w:t xml:space="preserve"> (un trajet avec son transporteur) et par les filtres de clé étrangère (les commandes d'un client via ?</w:t>
-      </w:r>
-      <w:proofErr w:type="spellStart"/>
-      <w:r>
+        <w:rPr>
+          <w:rFonts w:ascii="Times New Roman" w:hAnsi="Times New Roman" w:cs="Times New Roman"/>
+        </w:rPr>
+        <w:t xml:space="preserve"> à l'inscription, jamais stockés en clair). Les relations sont exploitées par les paramètres _expand (un trajet avec son transporteur) et par les filtres de clé étrangère (les commandes d'un client via ?</w:t>
+      </w:r>
+      <w:proofErr w:type="spellStart"/>
+      <w:r>
+        <w:rPr>
+          <w:rFonts w:ascii="Times New Roman" w:hAnsi="Times New Roman" w:cs="Times New Roman"/>
+        </w:rPr>
         <w:t>clientId</w:t>
       </w:r>
       <w:proofErr w:type="spellEnd"/>
       <w:r>
+        <w:rPr>
+          <w:rFonts w:ascii="Times New Roman" w:hAnsi="Times New Roman" w:cs="Times New Roman"/>
+        </w:rPr>
         <w:t>=).</w:t>
       </w:r>
     </w:p>
     <w:p>
       <w:pPr>
         <w:spacing w:after="160"/>
-      </w:pPr>
-      <w:r>
-        <w:t xml:space="preserve">Le jeu de données de test reflète le contexte : cinq transporteurs (GP Express, </w:t>
-      </w:r>
-      <w:proofErr w:type="spellStart"/>
-      <w:r>
-        <w:t>Sunu</w:t>
-      </w:r>
-      <w:proofErr w:type="spellEnd"/>
-      <w:r>
-        <w:t xml:space="preserve"> GP, </w:t>
-      </w:r>
-      <w:proofErr w:type="spellStart"/>
-      <w:r>
-        <w:t>Teranga</w:t>
-      </w:r>
-      <w:proofErr w:type="spellEnd"/>
-      <w:r>
-        <w:t xml:space="preserve"> Colis, Ndiaye Transport, </w:t>
-      </w:r>
-      <w:proofErr w:type="spellStart"/>
-      <w:r>
+        <w:jc w:val="both"/>
+        <w:rPr>
+          <w:rFonts w:ascii="Times New Roman" w:hAnsi="Times New Roman" w:cs="Times New Roman"/>
+        </w:rPr>
+      </w:pPr>
+      <w:r>
+        <w:rPr>
+          <w:rFonts w:ascii="Times New Roman" w:hAnsi="Times New Roman" w:cs="Times New Roman"/>
+        </w:rPr>
+        <w:t xml:space="preserve">Le jeu de données de test reflète le contexte : cinq transporteurs (GP Express, Sunu GP, Teranga Colis, Ndiaye Transport, </w:t>
+      </w:r>
+      <w:proofErr w:type="spellStart"/>
+      <w:r>
+        <w:rPr>
+          <w:rFonts w:ascii="Times New Roman" w:hAnsi="Times New Roman" w:cs="Times New Roman"/>
+        </w:rPr>
         <w:t>Baol</w:t>
       </w:r>
       <w:proofErr w:type="spellEnd"/>
       <w:r>
+        <w:rPr>
+          <w:rFonts w:ascii="Times New Roman" w:hAnsi="Times New Roman" w:cs="Times New Roman"/>
+        </w:rPr>
         <w:t xml:space="preserve"> Express), une dizaine de trajets vers Thiès, Touba, Saint-Louis, Mbour et Diourbel, dont un trajet volontairement complet (zéro place) pour tester ce cas d'interface, ainsi que des commandes, rendez-vous et livraisons en cours permettant de démontrer le suivi. Deux comptes de démonstration (un client, un transporteur lié à GP Express par le champ </w:t>
       </w:r>
       <w:proofErr w:type="spellStart"/>
       <w:r>
+        <w:rPr>
+          <w:rFonts w:ascii="Times New Roman" w:hAnsi="Times New Roman" w:cs="Times New Roman"/>
+        </w:rPr>
         <w:t>transporteurId</w:t>
       </w:r>
       <w:proofErr w:type="spellEnd"/>
       <w:r>
+        <w:rPr>
+          <w:rFonts w:ascii="Times New Roman" w:hAnsi="Times New Roman" w:cs="Times New Roman"/>
+        </w:rPr>
         <w:t>) sont documentés dans le README.</w:t>
       </w:r>
     </w:p>
     <w:p>
       <w:pPr>
         <w:spacing w:after="160"/>
-      </w:pPr>
-      <w:r>
-        <w:lastRenderedPageBreak/>
+        <w:jc w:val="both"/>
+        <w:rPr>
+          <w:rFonts w:ascii="Times New Roman" w:hAnsi="Times New Roman" w:cs="Times New Roman"/>
+        </w:rPr>
+      </w:pPr>
+      <w:r>
+        <w:rPr>
+          <w:rFonts w:ascii="Times New Roman" w:hAnsi="Times New Roman" w:cs="Times New Roman"/>
+        </w:rPr>
         <w:t xml:space="preserve">Les permissions serveur sont définies dans </w:t>
       </w:r>
       <w:proofErr w:type="spellStart"/>
       <w:r>
+        <w:rPr>
+          <w:rFonts w:ascii="Times New Roman" w:hAnsi="Times New Roman" w:cs="Times New Roman"/>
+        </w:rPr>
         <w:t>routes.json</w:t>
       </w:r>
       <w:proofErr w:type="spellEnd"/>
       <w:r>
+        <w:rPr>
+          <w:rFonts w:ascii="Times New Roman" w:hAnsi="Times New Roman" w:cs="Times New Roman"/>
+        </w:rPr>
         <w:t xml:space="preserve"> par les codes de </w:t>
       </w:r>
       <w:proofErr w:type="spellStart"/>
       <w:r>
+        <w:rPr>
+          <w:rFonts w:ascii="Times New Roman" w:hAnsi="Times New Roman" w:cs="Times New Roman"/>
+        </w:rPr>
         <w:t>json</w:t>
       </w:r>
       <w:proofErr w:type="spellEnd"/>
       <w:r>
+        <w:rPr>
+          <w:rFonts w:ascii="Times New Roman" w:hAnsi="Times New Roman" w:cs="Times New Roman"/>
+        </w:rPr>
         <w:t>-server-</w:t>
       </w:r>
       <w:proofErr w:type="spellStart"/>
       <w:r>
+        <w:rPr>
+          <w:rFonts w:ascii="Times New Roman" w:hAnsi="Times New Roman" w:cs="Times New Roman"/>
+        </w:rPr>
         <w:t>auth</w:t>
       </w:r>
       <w:proofErr w:type="spellEnd"/>
       <w:r>
+        <w:rPr>
+          <w:rFonts w:ascii="Times New Roman" w:hAnsi="Times New Roman" w:cs="Times New Roman"/>
+        </w:rPr>
         <w:t xml:space="preserve"> : 600 pour </w:t>
       </w:r>
       <w:proofErr w:type="spellStart"/>
       <w:r>
+        <w:rPr>
+          <w:rFonts w:ascii="Times New Roman" w:hAnsi="Times New Roman" w:cs="Times New Roman"/>
+        </w:rPr>
         <w:t>users</w:t>
       </w:r>
       <w:proofErr w:type="spellEnd"/>
       <w:r>
+        <w:rPr>
+          <w:rFonts w:ascii="Times New Roman" w:hAnsi="Times New Roman" w:cs="Times New Roman"/>
+        </w:rPr>
         <w:t xml:space="preserve"> (aucun accès public), 664 pour trajets, transporteurs et livraisons (lecture publique, écriture authentifiée pour les livraisons), 660 pour commandes et rendez-vous (accès réservé aux utilisateurs connectés). Le serveur est lancé par le CLI </w:t>
       </w:r>
       <w:proofErr w:type="spellStart"/>
       <w:r>
+        <w:rPr>
+          <w:rFonts w:ascii="Times New Roman" w:hAnsi="Times New Roman" w:cs="Times New Roman"/>
+        </w:rPr>
         <w:t>json</w:t>
       </w:r>
       <w:proofErr w:type="spellEnd"/>
       <w:r>
+        <w:rPr>
+          <w:rFonts w:ascii="Times New Roman" w:hAnsi="Times New Roman" w:cs="Times New Roman"/>
+        </w:rPr>
         <w:t>-server-</w:t>
       </w:r>
       <w:proofErr w:type="spellStart"/>
       <w:r>
+        <w:rPr>
+          <w:rFonts w:ascii="Times New Roman" w:hAnsi="Times New Roman" w:cs="Times New Roman"/>
+        </w:rPr>
         <w:t>auth</w:t>
       </w:r>
       <w:proofErr w:type="spellEnd"/>
       <w:r>
+        <w:rPr>
+          <w:rFonts w:ascii="Times New Roman" w:hAnsi="Times New Roman" w:cs="Times New Roman"/>
+        </w:rPr>
         <w:t xml:space="preserve"> (voir section 7.3 pour le choix de ce montage) avec une latence artificielle de 400 ms destinée au test des états de chargement. L'authentification expose POST /</w:t>
       </w:r>
       <w:proofErr w:type="spellStart"/>
       <w:r>
+        <w:rPr>
+          <w:rFonts w:ascii="Times New Roman" w:hAnsi="Times New Roman" w:cs="Times New Roman"/>
+        </w:rPr>
         <w:t>register</w:t>
       </w:r>
       <w:proofErr w:type="spellEnd"/>
       <w:r>
+        <w:rPr>
+          <w:rFonts w:ascii="Times New Roman" w:hAnsi="Times New Roman" w:cs="Times New Roman"/>
+        </w:rPr>
         <w:t xml:space="preserve"> et POST /login, qui renvoient un jeton JWT consommé par l'intercepteur </w:t>
       </w:r>
       <w:proofErr w:type="spellStart"/>
       <w:r>
+        <w:rPr>
+          <w:rFonts w:ascii="Times New Roman" w:hAnsi="Times New Roman" w:cs="Times New Roman"/>
+        </w:rPr>
         <w:t>Angular</w:t>
       </w:r>
       <w:proofErr w:type="spellEnd"/>
       <w:r>
+        <w:rPr>
+          <w:rFonts w:ascii="Times New Roman" w:hAnsi="Times New Roman" w:cs="Times New Roman"/>
+        </w:rPr>
         <w:t>.</w:t>
       </w:r>
     </w:p>
@@ -3044,12 +3723,20 @@
       <w:pPr>
         <w:pStyle w:val="Titre1"/>
         <w:spacing w:before="320" w:after="200"/>
-      </w:pPr>
-      <w:bookmarkStart w:id="13" w:name="_Toc237535898"/>
-      <w:r>
+        <w:jc w:val="both"/>
+        <w:rPr>
+          <w:rFonts w:ascii="Times New Roman" w:hAnsi="Times New Roman" w:cs="Times New Roman"/>
+        </w:rPr>
+      </w:pPr>
+      <w:bookmarkStart w:id="12" w:name="_Toc238123045"/>
+      <w:r>
+        <w:rPr>
+          <w:rFonts w:ascii="Times New Roman" w:hAnsi="Times New Roman" w:cs="Times New Roman"/>
+        </w:rPr>
+        <w:lastRenderedPageBreak/>
         <w:t>5. Technologies utilisées</w:t>
       </w:r>
-      <w:bookmarkEnd w:id="13"/>
+      <w:bookmarkEnd w:id="12"/>
     </w:p>
     <w:p>
       <w:pPr>
@@ -3059,12 +3746,15 @@
           <w:numId w:val="2"/>
         </w:numPr>
         <w:spacing w:after="100"/>
-        <w:rPr>
+        <w:jc w:val="both"/>
+        <w:rPr>
+          <w:rFonts w:ascii="Times New Roman" w:hAnsi="Times New Roman" w:cs="Times New Roman"/>
           <w:lang w:val="en-US"/>
         </w:rPr>
       </w:pPr>
       <w:r>
         <w:rPr>
+          <w:rFonts w:ascii="Times New Roman" w:hAnsi="Times New Roman" w:cs="Times New Roman"/>
           <w:lang w:val="en-US"/>
         </w:rPr>
         <w:t>Angular 20+ : composants standalone, Signals, Reactive Forms, HttpClient, routing avec guards</w:t>
@@ -3078,24 +3768,43 @@
           <w:numId w:val="2"/>
         </w:numPr>
         <w:spacing w:after="100"/>
-      </w:pPr>
-      <w:r>
+        <w:jc w:val="both"/>
+        <w:rPr>
+          <w:rFonts w:ascii="Times New Roman" w:hAnsi="Times New Roman" w:cs="Times New Roman"/>
+        </w:rPr>
+      </w:pPr>
+      <w:r>
+        <w:rPr>
+          <w:rFonts w:ascii="Times New Roman" w:hAnsi="Times New Roman" w:cs="Times New Roman"/>
+        </w:rPr>
         <w:t xml:space="preserve">JSON Server 0.17.4 : API REST </w:t>
       </w:r>
       <w:proofErr w:type="spellStart"/>
       <w:r>
+        <w:rPr>
+          <w:rFonts w:ascii="Times New Roman" w:hAnsi="Times New Roman" w:cs="Times New Roman"/>
+        </w:rPr>
         <w:t>mock</w:t>
       </w:r>
       <w:proofErr w:type="spellEnd"/>
       <w:r>
+        <w:rPr>
+          <w:rFonts w:ascii="Times New Roman" w:hAnsi="Times New Roman" w:cs="Times New Roman"/>
+        </w:rPr>
         <w:t xml:space="preserve"> générée depuis </w:t>
       </w:r>
       <w:proofErr w:type="spellStart"/>
       <w:r>
+        <w:rPr>
+          <w:rFonts w:ascii="Times New Roman" w:hAnsi="Times New Roman" w:cs="Times New Roman"/>
+        </w:rPr>
         <w:t>db.json</w:t>
       </w:r>
       <w:proofErr w:type="spellEnd"/>
       <w:r>
+        <w:rPr>
+          <w:rFonts w:ascii="Times New Roman" w:hAnsi="Times New Roman" w:cs="Times New Roman"/>
+        </w:rPr>
         <w:t xml:space="preserve"> (latence 400 ms pour les tests de chargement)</w:t>
       </w:r>
     </w:p>
@@ -3107,21 +3816,37 @@
           <w:numId w:val="2"/>
         </w:numPr>
         <w:spacing w:after="100"/>
-      </w:pPr>
-      <w:proofErr w:type="spellStart"/>
-      <w:r>
+        <w:jc w:val="both"/>
+        <w:rPr>
+          <w:rFonts w:ascii="Times New Roman" w:hAnsi="Times New Roman" w:cs="Times New Roman"/>
+        </w:rPr>
+      </w:pPr>
+      <w:proofErr w:type="spellStart"/>
+      <w:r>
+        <w:rPr>
+          <w:rFonts w:ascii="Times New Roman" w:hAnsi="Times New Roman" w:cs="Times New Roman"/>
+        </w:rPr>
         <w:t>json</w:t>
       </w:r>
       <w:proofErr w:type="spellEnd"/>
       <w:r>
+        <w:rPr>
+          <w:rFonts w:ascii="Times New Roman" w:hAnsi="Times New Roman" w:cs="Times New Roman"/>
+        </w:rPr>
         <w:t>-server-</w:t>
       </w:r>
       <w:proofErr w:type="spellStart"/>
       <w:r>
+        <w:rPr>
+          <w:rFonts w:ascii="Times New Roman" w:hAnsi="Times New Roman" w:cs="Times New Roman"/>
+        </w:rPr>
         <w:t>auth</w:t>
       </w:r>
       <w:proofErr w:type="spellEnd"/>
       <w:r>
+        <w:rPr>
+          <w:rFonts w:ascii="Times New Roman" w:hAnsi="Times New Roman" w:cs="Times New Roman"/>
+        </w:rPr>
         <w:t xml:space="preserve"> 2.1.0 : authentification JWT (inscription, connexion, routes protégées)</w:t>
       </w:r>
     </w:p>
@@ -3133,30 +3858,24 @@
           <w:numId w:val="2"/>
         </w:numPr>
         <w:spacing w:after="100"/>
-      </w:pPr>
-      <w:proofErr w:type="spellStart"/>
-      <w:r>
+        <w:jc w:val="both"/>
+        <w:rPr>
+          <w:rFonts w:ascii="Times New Roman" w:hAnsi="Times New Roman" w:cs="Times New Roman"/>
+        </w:rPr>
+      </w:pPr>
+      <w:proofErr w:type="spellStart"/>
+      <w:r>
+        <w:rPr>
+          <w:rFonts w:ascii="Times New Roman" w:hAnsi="Times New Roman" w:cs="Times New Roman"/>
+        </w:rPr>
         <w:t>Figma</w:t>
       </w:r>
       <w:proofErr w:type="spellEnd"/>
       <w:r>
-        <w:t xml:space="preserve"> : </w:t>
-      </w:r>
-      <w:proofErr w:type="spellStart"/>
-      <w:r>
-        <w:t>wireframes</w:t>
-      </w:r>
-      <w:proofErr w:type="spellEnd"/>
-      <w:r>
-        <w:t xml:space="preserve">, bibliothèque de composants à </w:t>
-      </w:r>
-      <w:proofErr w:type="spellStart"/>
-      <w:r>
-        <w:t>variants</w:t>
-      </w:r>
-      <w:proofErr w:type="spellEnd"/>
-      <w:r>
-        <w:t>, prototype cliquable</w:t>
+        <w:rPr>
+          <w:rFonts w:ascii="Times New Roman" w:hAnsi="Times New Roman" w:cs="Times New Roman"/>
+        </w:rPr>
+        <w:t xml:space="preserve"> : wireframes, bibliothèque de composants à variants, prototype cliquable</w:t>
       </w:r>
     </w:p>
     <w:p>
@@ -3167,323 +3886,475 @@
           <w:numId w:val="2"/>
         </w:numPr>
         <w:spacing w:after="100"/>
-      </w:pPr>
-      <w:r>
-        <w:t xml:space="preserve">Git / </w:t>
-      </w:r>
-      <w:proofErr w:type="spellStart"/>
-      <w:r>
-        <w:t>GitHub</w:t>
-      </w:r>
-      <w:proofErr w:type="spellEnd"/>
-      <w:r>
-        <w:t xml:space="preserve"> : branches </w:t>
-      </w:r>
-      <w:proofErr w:type="spellStart"/>
-      <w:r>
+        <w:jc w:val="both"/>
+        <w:rPr>
+          <w:rFonts w:ascii="Times New Roman" w:hAnsi="Times New Roman" w:cs="Times New Roman"/>
+        </w:rPr>
+      </w:pPr>
+      <w:r>
+        <w:rPr>
+          <w:rFonts w:ascii="Times New Roman" w:hAnsi="Times New Roman" w:cs="Times New Roman"/>
+        </w:rPr>
+        <w:t xml:space="preserve">Git / GitHub : branches </w:t>
+      </w:r>
+      <w:proofErr w:type="spellStart"/>
+      <w:r>
+        <w:rPr>
+          <w:rFonts w:ascii="Times New Roman" w:hAnsi="Times New Roman" w:cs="Times New Roman"/>
+        </w:rPr>
         <w:t>feature</w:t>
       </w:r>
       <w:proofErr w:type="spellEnd"/>
       <w:r>
+        <w:rPr>
+          <w:rFonts w:ascii="Times New Roman" w:hAnsi="Times New Roman" w:cs="Times New Roman"/>
+        </w:rPr>
         <w:t xml:space="preserve">, pull </w:t>
       </w:r>
       <w:proofErr w:type="spellStart"/>
       <w:r>
+        <w:rPr>
+          <w:rFonts w:ascii="Times New Roman" w:hAnsi="Times New Roman" w:cs="Times New Roman"/>
+        </w:rPr>
         <w:t>requests</w:t>
       </w:r>
       <w:proofErr w:type="spellEnd"/>
       <w:r>
-        <w:t xml:space="preserve"> vers </w:t>
-      </w:r>
-      <w:proofErr w:type="spellStart"/>
-      <w:r>
-        <w:t>dev</w:t>
-      </w:r>
-      <w:proofErr w:type="spellEnd"/>
-      <w:r>
-        <w:t>, dépôt unique du groupe</w:t>
+        <w:rPr>
+          <w:rFonts w:ascii="Times New Roman" w:hAnsi="Times New Roman" w:cs="Times New Roman"/>
+        </w:rPr>
+        <w:t xml:space="preserve"> vers dev, dépôt unique du groupe</w:t>
       </w:r>
     </w:p>
     <w:p>
       <w:pPr>
         <w:pStyle w:val="Titre1"/>
         <w:spacing w:before="320" w:after="200"/>
-      </w:pPr>
-      <w:bookmarkStart w:id="14" w:name="_Toc237535899"/>
-      <w:r>
+        <w:jc w:val="both"/>
+        <w:rPr>
+          <w:rFonts w:ascii="Times New Roman" w:hAnsi="Times New Roman" w:cs="Times New Roman"/>
+        </w:rPr>
+      </w:pPr>
+      <w:bookmarkStart w:id="13" w:name="_Toc238123046"/>
+      <w:r>
+        <w:rPr>
+          <w:rFonts w:ascii="Times New Roman" w:hAnsi="Times New Roman" w:cs="Times New Roman"/>
+        </w:rPr>
         <w:t>6. Réalisation technique (Phase 2)</w:t>
       </w:r>
-      <w:bookmarkEnd w:id="14"/>
+      <w:bookmarkEnd w:id="13"/>
     </w:p>
     <w:p>
       <w:pPr>
         <w:pStyle w:val="Titre2"/>
         <w:spacing w:before="240" w:after="160"/>
-      </w:pPr>
-      <w:bookmarkStart w:id="15" w:name="_Toc237535900"/>
-      <w:r>
+        <w:jc w:val="both"/>
+        <w:rPr>
+          <w:rFonts w:ascii="Times New Roman" w:hAnsi="Times New Roman" w:cs="Times New Roman"/>
+        </w:rPr>
+      </w:pPr>
+      <w:bookmarkStart w:id="14" w:name="_Toc238123047"/>
+      <w:r>
+        <w:rPr>
+          <w:rFonts w:ascii="Times New Roman" w:hAnsi="Times New Roman" w:cs="Times New Roman"/>
+        </w:rPr>
         <w:t>6.1 Authentification et sécurité</w:t>
       </w:r>
-      <w:bookmarkEnd w:id="15"/>
+      <w:bookmarkEnd w:id="14"/>
     </w:p>
     <w:p>
       <w:pPr>
         <w:spacing w:after="160"/>
-      </w:pPr>
-      <w:r>
-        <w:t xml:space="preserve">Le service </w:t>
-      </w:r>
-      <w:proofErr w:type="spellStart"/>
-      <w:r>
-        <w:t>Auth</w:t>
-      </w:r>
-      <w:proofErr w:type="spellEnd"/>
-      <w:r>
+        <w:jc w:val="both"/>
+        <w:rPr>
+          <w:rFonts w:ascii="Times New Roman" w:hAnsi="Times New Roman" w:cs="Times New Roman"/>
+        </w:rPr>
+      </w:pPr>
+      <w:r>
+        <w:rPr>
+          <w:rFonts w:ascii="Times New Roman" w:hAnsi="Times New Roman" w:cs="Times New Roman"/>
+        </w:rPr>
+        <w:t>Le service Auth (</w:t>
+      </w:r>
+      <w:proofErr w:type="spellStart"/>
+      <w:r>
+        <w:rPr>
+          <w:rFonts w:ascii="Times New Roman" w:hAnsi="Times New Roman" w:cs="Times New Roman"/>
+        </w:rPr>
+        <w:t>core</w:t>
+      </w:r>
+      <w:proofErr w:type="spellEnd"/>
+      <w:r>
+        <w:rPr>
+          <w:rFonts w:ascii="Times New Roman" w:hAnsi="Times New Roman" w:cs="Times New Roman"/>
+        </w:rPr>
+        <w:t xml:space="preserve">/services) expose la session sous forme de signaux : un signal privé </w:t>
+      </w:r>
+      <w:proofErr w:type="spellStart"/>
+      <w:r>
+        <w:rPr>
+          <w:rFonts w:ascii="Times New Roman" w:hAnsi="Times New Roman" w:cs="Times New Roman"/>
+        </w:rPr>
+        <w:t>currentUser</w:t>
+      </w:r>
+      <w:proofErr w:type="spellEnd"/>
+      <w:r>
+        <w:rPr>
+          <w:rFonts w:ascii="Times New Roman" w:hAnsi="Times New Roman" w:cs="Times New Roman"/>
+        </w:rPr>
+        <w:t xml:space="preserve">, exposé en lecture seule, et deux </w:t>
+      </w:r>
+      <w:proofErr w:type="spellStart"/>
+      <w:r>
+        <w:rPr>
+          <w:rFonts w:ascii="Times New Roman" w:hAnsi="Times New Roman" w:cs="Times New Roman"/>
+        </w:rPr>
+        <w:t>computed</w:t>
+      </w:r>
+      <w:proofErr w:type="spellEnd"/>
+      <w:r>
+        <w:rPr>
+          <w:rFonts w:ascii="Times New Roman" w:hAnsi="Times New Roman" w:cs="Times New Roman"/>
+        </w:rPr>
         <w:t xml:space="preserve"> (</w:t>
       </w:r>
       <w:proofErr w:type="spellStart"/>
       <w:r>
-        <w:t>core</w:t>
-      </w:r>
-      <w:proofErr w:type="spellEnd"/>
-      <w:r>
-        <w:t xml:space="preserve">/services) expose la session sous forme de signaux : un signal privé </w:t>
-      </w:r>
-      <w:proofErr w:type="spellStart"/>
-      <w:r>
-        <w:t>currentUser</w:t>
-      </w:r>
-      <w:proofErr w:type="spellEnd"/>
-      <w:r>
-        <w:t xml:space="preserve">, exposé en lecture seule, et deux </w:t>
-      </w:r>
-      <w:proofErr w:type="spellStart"/>
-      <w:r>
-        <w:t>computed</w:t>
-      </w:r>
-      <w:proofErr w:type="spellEnd"/>
-      <w:r>
-        <w:t xml:space="preserve"> (</w:t>
-      </w:r>
-      <w:proofErr w:type="spellStart"/>
-      <w:r>
+        <w:rPr>
+          <w:rFonts w:ascii="Times New Roman" w:hAnsi="Times New Roman" w:cs="Times New Roman"/>
+        </w:rPr>
         <w:t>isLoggedIn</w:t>
       </w:r>
       <w:proofErr w:type="spellEnd"/>
       <w:r>
+        <w:rPr>
+          <w:rFonts w:ascii="Times New Roman" w:hAnsi="Times New Roman" w:cs="Times New Roman"/>
+        </w:rPr>
         <w:t xml:space="preserve">, </w:t>
       </w:r>
       <w:proofErr w:type="spellStart"/>
       <w:r>
+        <w:rPr>
+          <w:rFonts w:ascii="Times New Roman" w:hAnsi="Times New Roman" w:cs="Times New Roman"/>
+        </w:rPr>
         <w:t>role</w:t>
       </w:r>
       <w:proofErr w:type="spellEnd"/>
       <w:r>
+        <w:rPr>
+          <w:rFonts w:ascii="Times New Roman" w:hAnsi="Times New Roman" w:cs="Times New Roman"/>
+        </w:rPr>
         <w:t xml:space="preserve">) qui rendent l'interface réactive à la connexion et à la déconnexion sans rechargement. Les méthodes login et </w:t>
       </w:r>
       <w:proofErr w:type="spellStart"/>
       <w:r>
+        <w:rPr>
+          <w:rFonts w:ascii="Times New Roman" w:hAnsi="Times New Roman" w:cs="Times New Roman"/>
+        </w:rPr>
         <w:t>register</w:t>
       </w:r>
       <w:proofErr w:type="spellEnd"/>
       <w:r>
+        <w:rPr>
+          <w:rFonts w:ascii="Times New Roman" w:hAnsi="Times New Roman" w:cs="Times New Roman"/>
+        </w:rPr>
         <w:t xml:space="preserve"> appellent respectivement POST /login et POST /</w:t>
       </w:r>
       <w:proofErr w:type="spellStart"/>
       <w:r>
+        <w:rPr>
+          <w:rFonts w:ascii="Times New Roman" w:hAnsi="Times New Roman" w:cs="Times New Roman"/>
+        </w:rPr>
         <w:t>register</w:t>
       </w:r>
       <w:proofErr w:type="spellEnd"/>
       <w:r>
+        <w:rPr>
+          <w:rFonts w:ascii="Times New Roman" w:hAnsi="Times New Roman" w:cs="Times New Roman"/>
+        </w:rPr>
         <w:t xml:space="preserve"> de </w:t>
       </w:r>
       <w:proofErr w:type="spellStart"/>
       <w:r>
+        <w:rPr>
+          <w:rFonts w:ascii="Times New Roman" w:hAnsi="Times New Roman" w:cs="Times New Roman"/>
+        </w:rPr>
         <w:t>json</w:t>
       </w:r>
       <w:proofErr w:type="spellEnd"/>
       <w:r>
+        <w:rPr>
+          <w:rFonts w:ascii="Times New Roman" w:hAnsi="Times New Roman" w:cs="Times New Roman"/>
+        </w:rPr>
         <w:t>-server-</w:t>
       </w:r>
       <w:proofErr w:type="spellStart"/>
       <w:r>
+        <w:rPr>
+          <w:rFonts w:ascii="Times New Roman" w:hAnsi="Times New Roman" w:cs="Times New Roman"/>
+        </w:rPr>
         <w:t>auth</w:t>
       </w:r>
       <w:proofErr w:type="spellEnd"/>
       <w:r>
+        <w:rPr>
+          <w:rFonts w:ascii="Times New Roman" w:hAnsi="Times New Roman" w:cs="Times New Roman"/>
+        </w:rPr>
         <w:t xml:space="preserve">, stockent le jeton JWT et l'utilisateur dans le </w:t>
       </w:r>
       <w:proofErr w:type="spellStart"/>
       <w:r>
+        <w:rPr>
+          <w:rFonts w:ascii="Times New Roman" w:hAnsi="Times New Roman" w:cs="Times New Roman"/>
+        </w:rPr>
         <w:t>localStorage</w:t>
       </w:r>
       <w:proofErr w:type="spellEnd"/>
       <w:r>
+        <w:rPr>
+          <w:rFonts w:ascii="Times New Roman" w:hAnsi="Times New Roman" w:cs="Times New Roman"/>
+        </w:rPr>
         <w:t>, et la session est restaurée à l'initialisation du service, ce qui la rend persistante au rafraîchissement de la page.</w:t>
       </w:r>
     </w:p>
     <w:p>
       <w:pPr>
         <w:spacing w:after="160"/>
-      </w:pPr>
-      <w:r>
+        <w:jc w:val="both"/>
+        <w:rPr>
+          <w:rFonts w:ascii="Times New Roman" w:hAnsi="Times New Roman" w:cs="Times New Roman"/>
+        </w:rPr>
+      </w:pPr>
+      <w:r>
+        <w:rPr>
+          <w:rFonts w:ascii="Times New Roman" w:hAnsi="Times New Roman" w:cs="Times New Roman"/>
+        </w:rPr>
         <w:t>Un intercepteur fonctionnel (</w:t>
       </w:r>
       <w:proofErr w:type="spellStart"/>
       <w:r>
+        <w:rPr>
+          <w:rFonts w:ascii="Times New Roman" w:hAnsi="Times New Roman" w:cs="Times New Roman"/>
+        </w:rPr>
         <w:t>HttpInterceptorFn</w:t>
       </w:r>
       <w:proofErr w:type="spellEnd"/>
       <w:r>
+        <w:rPr>
+          <w:rFonts w:ascii="Times New Roman" w:hAnsi="Times New Roman" w:cs="Times New Roman"/>
+        </w:rPr>
         <w:t xml:space="preserve">) clone chaque requête sortante pour y ajouter l'en-tête </w:t>
       </w:r>
       <w:proofErr w:type="spellStart"/>
       <w:r>
+        <w:rPr>
+          <w:rFonts w:ascii="Times New Roman" w:hAnsi="Times New Roman" w:cs="Times New Roman"/>
+        </w:rPr>
         <w:t>Authorization</w:t>
       </w:r>
       <w:proofErr w:type="spellEnd"/>
       <w:r>
-        <w:t xml:space="preserve">: </w:t>
-      </w:r>
-      <w:proofErr w:type="spellStart"/>
-      <w:r>
-        <w:t>Bearer</w:t>
-      </w:r>
-      <w:proofErr w:type="spellEnd"/>
-      <w:r>
-        <w:t xml:space="preserve"> &lt;jeton&gt;, en excluant les routes /login et /</w:t>
-      </w:r>
-      <w:proofErr w:type="spellStart"/>
-      <w:r>
+        <w:rPr>
+          <w:rFonts w:ascii="Times New Roman" w:hAnsi="Times New Roman" w:cs="Times New Roman"/>
+        </w:rPr>
+        <w:t>: Bearer &lt;jeton&gt;, en excluant les routes /login et /</w:t>
+      </w:r>
+      <w:proofErr w:type="spellStart"/>
+      <w:r>
+        <w:rPr>
+          <w:rFonts w:ascii="Times New Roman" w:hAnsi="Times New Roman" w:cs="Times New Roman"/>
+        </w:rPr>
         <w:t>register</w:t>
       </w:r>
       <w:proofErr w:type="spellEnd"/>
       <w:r>
+        <w:rPr>
+          <w:rFonts w:ascii="Times New Roman" w:hAnsi="Times New Roman" w:cs="Times New Roman"/>
+        </w:rPr>
         <w:t>. Les requêtes HTTP d'</w:t>
       </w:r>
       <w:proofErr w:type="spellStart"/>
       <w:r>
+        <w:rPr>
+          <w:rFonts w:ascii="Times New Roman" w:hAnsi="Times New Roman" w:cs="Times New Roman"/>
+        </w:rPr>
         <w:t>Angular</w:t>
       </w:r>
       <w:proofErr w:type="spellEnd"/>
       <w:r>
+        <w:rPr>
+          <w:rFonts w:ascii="Times New Roman" w:hAnsi="Times New Roman" w:cs="Times New Roman"/>
+        </w:rPr>
         <w:t xml:space="preserve"> étant immuables, l'ajout d'en-tête passe obligatoirement par </w:t>
       </w:r>
       <w:proofErr w:type="spellStart"/>
-      <w:proofErr w:type="gramStart"/>
-      <w:r>
+      <w:r>
+        <w:rPr>
+          <w:rFonts w:ascii="Times New Roman" w:hAnsi="Times New Roman" w:cs="Times New Roman"/>
+        </w:rPr>
         <w:t>req.clone</w:t>
       </w:r>
       <w:proofErr w:type="spellEnd"/>
       <w:r>
-        <w:t>(</w:t>
-      </w:r>
-      <w:proofErr w:type="gramEnd"/>
-      <w:r>
-        <w:t>).</w:t>
+        <w:rPr>
+          <w:rFonts w:ascii="Times New Roman" w:hAnsi="Times New Roman" w:cs="Times New Roman"/>
+        </w:rPr>
+        <w:t>().</w:t>
       </w:r>
     </w:p>
     <w:p>
       <w:pPr>
         <w:spacing w:after="160"/>
-      </w:pPr>
-      <w:r>
+        <w:jc w:val="both"/>
+        <w:rPr>
+          <w:rFonts w:ascii="Times New Roman" w:hAnsi="Times New Roman" w:cs="Times New Roman"/>
+        </w:rPr>
+      </w:pPr>
+      <w:r>
+        <w:rPr>
+          <w:rFonts w:ascii="Times New Roman" w:hAnsi="Times New Roman" w:cs="Times New Roman"/>
+        </w:rPr>
         <w:t xml:space="preserve">Deux </w:t>
       </w:r>
       <w:proofErr w:type="spellStart"/>
       <w:r>
+        <w:rPr>
+          <w:rFonts w:ascii="Times New Roman" w:hAnsi="Times New Roman" w:cs="Times New Roman"/>
+        </w:rPr>
         <w:t>guards</w:t>
       </w:r>
       <w:proofErr w:type="spellEnd"/>
       <w:r>
+        <w:rPr>
+          <w:rFonts w:ascii="Times New Roman" w:hAnsi="Times New Roman" w:cs="Times New Roman"/>
+        </w:rPr>
         <w:t xml:space="preserve"> fonctionnels protègent les routes : </w:t>
       </w:r>
       <w:proofErr w:type="spellStart"/>
       <w:r>
+        <w:rPr>
+          <w:rFonts w:ascii="Times New Roman" w:hAnsi="Times New Roman" w:cs="Times New Roman"/>
+        </w:rPr>
         <w:t>authGuard</w:t>
       </w:r>
       <w:proofErr w:type="spellEnd"/>
       <w:r>
+        <w:rPr>
+          <w:rFonts w:ascii="Times New Roman" w:hAnsi="Times New Roman" w:cs="Times New Roman"/>
+        </w:rPr>
         <w:t xml:space="preserve"> redirige les visiteurs non connectés vers /login en transmettant l'URL demandée en paramètre </w:t>
       </w:r>
       <w:proofErr w:type="spellStart"/>
       <w:r>
+        <w:rPr>
+          <w:rFonts w:ascii="Times New Roman" w:hAnsi="Times New Roman" w:cs="Times New Roman"/>
+        </w:rPr>
         <w:t>returnUrl</w:t>
       </w:r>
       <w:proofErr w:type="spellEnd"/>
       <w:r>
+        <w:rPr>
+          <w:rFonts w:ascii="Times New Roman" w:hAnsi="Times New Roman" w:cs="Times New Roman"/>
+        </w:rPr>
         <w:t xml:space="preserve"> (l'utilisateur revient automatiquement à sa destination après connexion), et </w:t>
       </w:r>
       <w:proofErr w:type="spellStart"/>
       <w:r>
+        <w:rPr>
+          <w:rFonts w:ascii="Times New Roman" w:hAnsi="Times New Roman" w:cs="Times New Roman"/>
+        </w:rPr>
         <w:t>roleGuard</w:t>
       </w:r>
       <w:proofErr w:type="spellEnd"/>
       <w:r>
+        <w:rPr>
+          <w:rFonts w:ascii="Times New Roman" w:hAnsi="Times New Roman" w:cs="Times New Roman"/>
+        </w:rPr>
         <w:t xml:space="preserve">, paramétrable via la propriété </w:t>
       </w:r>
       <w:proofErr w:type="spellStart"/>
       <w:r>
+        <w:rPr>
+          <w:rFonts w:ascii="Times New Roman" w:hAnsi="Times New Roman" w:cs="Times New Roman"/>
+        </w:rPr>
         <w:t>data.role</w:t>
       </w:r>
       <w:proofErr w:type="spellEnd"/>
       <w:r>
+        <w:rPr>
+          <w:rFonts w:ascii="Times New Roman" w:hAnsi="Times New Roman" w:cs="Times New Roman"/>
+        </w:rPr>
         <w:t xml:space="preserve"> des routes, réserve certaines zones à un rôle donné (l'espace transporteur). Les deux retournent un </w:t>
       </w:r>
       <w:proofErr w:type="spellStart"/>
       <w:r>
+        <w:rPr>
+          <w:rFonts w:ascii="Times New Roman" w:hAnsi="Times New Roman" w:cs="Times New Roman"/>
+        </w:rPr>
         <w:t>UrlTree</w:t>
       </w:r>
       <w:proofErr w:type="spellEnd"/>
       <w:r>
+        <w:rPr>
+          <w:rFonts w:ascii="Times New Roman" w:hAnsi="Times New Roman" w:cs="Times New Roman"/>
+        </w:rPr>
         <w:t xml:space="preserve"> plutôt que d'effectuer une navigation impérative, conformément aux recommandations d'</w:t>
       </w:r>
       <w:proofErr w:type="spellStart"/>
       <w:r>
+        <w:rPr>
+          <w:rFonts w:ascii="Times New Roman" w:hAnsi="Times New Roman" w:cs="Times New Roman"/>
+        </w:rPr>
         <w:t>Angular</w:t>
       </w:r>
       <w:proofErr w:type="spellEnd"/>
       <w:r>
+        <w:rPr>
+          <w:rFonts w:ascii="Times New Roman" w:hAnsi="Times New Roman" w:cs="Times New Roman"/>
+        </w:rPr>
         <w:t>.</w:t>
       </w:r>
     </w:p>
     <w:p>
       <w:pPr>
         <w:spacing w:after="160"/>
-      </w:pPr>
-      <w:r>
-        <w:t>Les formulaires de connexion et d'inscription (</w:t>
-      </w:r>
-      <w:proofErr w:type="spellStart"/>
-      <w:r>
-        <w:t>wireframes</w:t>
-      </w:r>
-      <w:proofErr w:type="spellEnd"/>
-      <w:r>
-        <w:t xml:space="preserve"> W-01 et W-02) sont des </w:t>
-      </w:r>
-      <w:proofErr w:type="spellStart"/>
-      <w:r>
+        <w:jc w:val="both"/>
+        <w:rPr>
+          <w:rFonts w:ascii="Times New Roman" w:hAnsi="Times New Roman" w:cs="Times New Roman"/>
+        </w:rPr>
+      </w:pPr>
+      <w:r>
+        <w:rPr>
+          <w:rFonts w:ascii="Times New Roman" w:hAnsi="Times New Roman" w:cs="Times New Roman"/>
+        </w:rPr>
+        <w:t xml:space="preserve">Les formulaires de connexion et d'inscription (wireframes W-01 et W-02) sont des </w:t>
+      </w:r>
+      <w:proofErr w:type="spellStart"/>
+      <w:r>
+        <w:rPr>
+          <w:rFonts w:ascii="Times New Roman" w:hAnsi="Times New Roman" w:cs="Times New Roman"/>
+        </w:rPr>
         <w:t>Reactive</w:t>
       </w:r>
       <w:proofErr w:type="spellEnd"/>
       <w:r>
-        <w:t xml:space="preserve"> </w:t>
-      </w:r>
-      <w:proofErr w:type="spellStart"/>
-      <w:r>
-        <w:t>Forms</w:t>
-      </w:r>
-      <w:proofErr w:type="spellEnd"/>
-      <w:r>
-        <w:t xml:space="preserve"> non </w:t>
-      </w:r>
-      <w:proofErr w:type="spellStart"/>
-      <w:r>
+        <w:rPr>
+          <w:rFonts w:ascii="Times New Roman" w:hAnsi="Times New Roman" w:cs="Times New Roman"/>
+        </w:rPr>
+        <w:t xml:space="preserve"> Forms non </w:t>
+      </w:r>
+      <w:proofErr w:type="spellStart"/>
+      <w:r>
+        <w:rPr>
+          <w:rFonts w:ascii="Times New Roman" w:hAnsi="Times New Roman" w:cs="Times New Roman"/>
+        </w:rPr>
         <w:t>nullables</w:t>
       </w:r>
       <w:proofErr w:type="spellEnd"/>
       <w:r>
+        <w:rPr>
+          <w:rFonts w:ascii="Times New Roman" w:hAnsi="Times New Roman" w:cs="Times New Roman"/>
+        </w:rPr>
         <w:t xml:space="preserve"> avec validation (email, longueur minimale du mot de passe, format du numéro de téléphone sénégalais) ; l'état de chargement désactive le bouton de soumission pour prévenir les doubles envois, et la redirection après connexion dépend du rôle (client vers la recherche de trajets, transporteur vers son espace).</w:t>
       </w:r>
     </w:p>
@@ -3491,241 +4362,377 @@
       <w:pPr>
         <w:pStyle w:val="Titre2"/>
         <w:spacing w:before="240" w:after="160"/>
-      </w:pPr>
-      <w:bookmarkStart w:id="16" w:name="_Toc237535901"/>
-      <w:r>
+        <w:jc w:val="both"/>
+        <w:rPr>
+          <w:rFonts w:ascii="Times New Roman" w:hAnsi="Times New Roman" w:cs="Times New Roman"/>
+        </w:rPr>
+      </w:pPr>
+      <w:bookmarkStart w:id="15" w:name="_Toc238123048"/>
+      <w:r>
+        <w:rPr>
+          <w:rFonts w:ascii="Times New Roman" w:hAnsi="Times New Roman" w:cs="Times New Roman"/>
+        </w:rPr>
         <w:t>6.2 Logique métier : commande et décrément des places</w:t>
       </w:r>
-      <w:bookmarkEnd w:id="16"/>
+      <w:bookmarkEnd w:id="15"/>
     </w:p>
     <w:p>
       <w:pPr>
         <w:spacing w:after="160"/>
-      </w:pPr>
-      <w:r>
+        <w:jc w:val="both"/>
+        <w:rPr>
+          <w:rFonts w:ascii="Times New Roman" w:hAnsi="Times New Roman" w:cs="Times New Roman"/>
+        </w:rPr>
+      </w:pPr>
+      <w:r>
+        <w:rPr>
+          <w:rFonts w:ascii="Times New Roman" w:hAnsi="Times New Roman" w:cs="Times New Roman"/>
+        </w:rPr>
         <w:t xml:space="preserve">La création d'une commande est le point technique signalé par le sujet : JSON Server ne décrémente pas automatiquement les places disponibles d'un trajet, cette logique devant être portée par le service </w:t>
       </w:r>
       <w:proofErr w:type="spellStart"/>
       <w:r>
+        <w:rPr>
+          <w:rFonts w:ascii="Times New Roman" w:hAnsi="Times New Roman" w:cs="Times New Roman"/>
+        </w:rPr>
         <w:t>Angular</w:t>
       </w:r>
       <w:proofErr w:type="spellEnd"/>
       <w:r>
+        <w:rPr>
+          <w:rFonts w:ascii="Times New Roman" w:hAnsi="Times New Roman" w:cs="Times New Roman"/>
+        </w:rPr>
         <w:t xml:space="preserve">. Le service Commandes l'implémente en trois requêtes chaînées par l'opérateur </w:t>
       </w:r>
       <w:proofErr w:type="spellStart"/>
       <w:r>
+        <w:rPr>
+          <w:rFonts w:ascii="Times New Roman" w:hAnsi="Times New Roman" w:cs="Times New Roman"/>
+        </w:rPr>
         <w:t>switchMap</w:t>
       </w:r>
       <w:proofErr w:type="spellEnd"/>
       <w:r>
+        <w:rPr>
+          <w:rFonts w:ascii="Times New Roman" w:hAnsi="Times New Roman" w:cs="Times New Roman"/>
+        </w:rPr>
         <w:t xml:space="preserve"> de </w:t>
       </w:r>
       <w:proofErr w:type="spellStart"/>
       <w:r>
+        <w:rPr>
+          <w:rFonts w:ascii="Times New Roman" w:hAnsi="Times New Roman" w:cs="Times New Roman"/>
+        </w:rPr>
         <w:t>RxJS</w:t>
       </w:r>
       <w:proofErr w:type="spellEnd"/>
       <w:r>
-        <w:t xml:space="preserve">, chaque étape n'étant exécutée que si la précédente a réussi : une lecture fraîche </w:t>
-      </w:r>
-      <w:r>
+        <w:rPr>
+          <w:rFonts w:ascii="Times New Roman" w:hAnsi="Times New Roman" w:cs="Times New Roman"/>
+        </w:rPr>
+        <w:t xml:space="preserve">, chaque étape n'étant exécutée que si la précédente a réussi : une lecture fraîche du trajet (GET /trajets/:id) </w:t>
+      </w:r>
+      <w:proofErr w:type="spellStart"/>
+      <w:r>
+        <w:rPr>
+          <w:rFonts w:ascii="Times New Roman" w:hAnsi="Times New Roman" w:cs="Times New Roman"/>
+        </w:rPr>
+        <w:t>re-vérifie</w:t>
+      </w:r>
+      <w:proofErr w:type="spellEnd"/>
+      <w:r>
+        <w:rPr>
+          <w:rFonts w:ascii="Times New Roman" w:hAnsi="Times New Roman" w:cs="Times New Roman"/>
+        </w:rPr>
+        <w:t xml:space="preserve"> d'abord que des places restent disponibles au moment exact de la commande ; le POST /commandes crée ensuite la commande (statut initial EN_ATTENTE, date du jour) ; un PATCH /trajets/:id décrémente enfin </w:t>
+      </w:r>
+      <w:proofErr w:type="spellStart"/>
+      <w:r>
+        <w:rPr>
+          <w:rFonts w:ascii="Times New Roman" w:hAnsi="Times New Roman" w:cs="Times New Roman"/>
+        </w:rPr>
+        <w:t>placesDisponibles</w:t>
+      </w:r>
+      <w:proofErr w:type="spellEnd"/>
+      <w:r>
+        <w:rPr>
+          <w:rFonts w:ascii="Times New Roman" w:hAnsi="Times New Roman" w:cs="Times New Roman"/>
+        </w:rPr>
+        <w:t xml:space="preserve">. Un opérateur </w:t>
+      </w:r>
+      <w:proofErr w:type="spellStart"/>
+      <w:r>
+        <w:rPr>
+          <w:rFonts w:ascii="Times New Roman" w:hAnsi="Times New Roman" w:cs="Times New Roman"/>
+        </w:rPr>
+        <w:t>map</w:t>
+      </w:r>
+      <w:proofErr w:type="spellEnd"/>
+      <w:r>
+        <w:rPr>
+          <w:rFonts w:ascii="Times New Roman" w:hAnsi="Times New Roman" w:cs="Times New Roman"/>
+        </w:rPr>
+        <w:t xml:space="preserve"> final fait ressortir la commande créée plutôt que le trajet patché, l'appelant n'ayant besoin que de la première.</w:t>
+      </w:r>
+    </w:p>
+    <w:p>
+      <w:pPr>
+        <w:spacing w:after="160"/>
+        <w:jc w:val="both"/>
+        <w:rPr>
+          <w:rFonts w:ascii="Times New Roman" w:hAnsi="Times New Roman" w:cs="Times New Roman"/>
+        </w:rPr>
+      </w:pPr>
+      <w:r>
+        <w:rPr>
+          <w:rFonts w:ascii="Times New Roman" w:hAnsi="Times New Roman" w:cs="Times New Roman"/>
+        </w:rPr>
+        <w:t xml:space="preserve">Le cas « plus de places » est matérialisé par une classe d'erreur métier dédiée, </w:t>
+      </w:r>
+      <w:proofErr w:type="spellStart"/>
+      <w:r>
+        <w:rPr>
+          <w:rFonts w:ascii="Times New Roman" w:hAnsi="Times New Roman" w:cs="Times New Roman"/>
+        </w:rPr>
+        <w:t>PlusDePlacesError</w:t>
+      </w:r>
+      <w:proofErr w:type="spellEnd"/>
+      <w:r>
+        <w:rPr>
+          <w:rFonts w:ascii="Times New Roman" w:hAnsi="Times New Roman" w:cs="Times New Roman"/>
+        </w:rPr>
+        <w:t xml:space="preserve">, levée par le service lorsque la relecture révèle un trajet complet. Le composant du formulaire distingue ainsi par </w:t>
+      </w:r>
+      <w:proofErr w:type="spellStart"/>
+      <w:r>
+        <w:rPr>
+          <w:rFonts w:ascii="Times New Roman" w:hAnsi="Times New Roman" w:cs="Times New Roman"/>
+        </w:rPr>
+        <w:t>instanceof</w:t>
+      </w:r>
+      <w:proofErr w:type="spellEnd"/>
+      <w:r>
+        <w:rPr>
+          <w:rFonts w:ascii="Times New Roman" w:hAnsi="Times New Roman" w:cs="Times New Roman"/>
+        </w:rPr>
+        <w:t xml:space="preserve"> cette situation (message spécifique à l'utilisateur) d'une défaillance technique (message générique), sans analyser de codes d'erreur HTTP. Côté interface, le bouton de validation est désactivé pendant l'envoi (signal </w:t>
+      </w:r>
+      <w:proofErr w:type="spellStart"/>
+      <w:r>
+        <w:rPr>
+          <w:rFonts w:ascii="Times New Roman" w:hAnsi="Times New Roman" w:cs="Times New Roman"/>
+        </w:rPr>
+        <w:t>isLoading</w:t>
+      </w:r>
+      <w:proofErr w:type="spellEnd"/>
+      <w:r>
+        <w:rPr>
+          <w:rFonts w:ascii="Times New Roman" w:hAnsi="Times New Roman" w:cs="Times New Roman"/>
+        </w:rPr>
+        <w:t xml:space="preserve">), ce qui neutralise les doubles soumissions par double-clic ; le formulaire, accessible uniquement derrière </w:t>
+      </w:r>
+      <w:proofErr w:type="spellStart"/>
+      <w:r>
+        <w:rPr>
+          <w:rFonts w:ascii="Times New Roman" w:hAnsi="Times New Roman" w:cs="Times New Roman"/>
+        </w:rPr>
+        <w:t>authGuard</w:t>
+      </w:r>
+      <w:proofErr w:type="spellEnd"/>
+      <w:r>
+        <w:rPr>
+          <w:rFonts w:ascii="Times New Roman" w:hAnsi="Times New Roman" w:cs="Times New Roman"/>
+        </w:rPr>
+        <w:t xml:space="preserve">, récupère l'identifiant du trajet par le paramètre de requête </w:t>
+      </w:r>
+      <w:proofErr w:type="spellStart"/>
+      <w:r>
+        <w:rPr>
+          <w:rFonts w:ascii="Times New Roman" w:hAnsi="Times New Roman" w:cs="Times New Roman"/>
+        </w:rPr>
+        <w:t>trajetId</w:t>
+      </w:r>
+      <w:proofErr w:type="spellEnd"/>
+      <w:r>
+        <w:rPr>
+          <w:rFonts w:ascii="Times New Roman" w:hAnsi="Times New Roman" w:cs="Times New Roman"/>
+        </w:rPr>
+        <w:t xml:space="preserve"> défini au contrat de routes, et l'identifiant du client depuis le signal de session.</w:t>
+      </w:r>
+    </w:p>
+    <w:p>
+      <w:pPr>
+        <w:spacing w:after="160"/>
+        <w:jc w:val="both"/>
+        <w:rPr>
+          <w:rFonts w:ascii="Times New Roman" w:hAnsi="Times New Roman" w:cs="Times New Roman"/>
+        </w:rPr>
+      </w:pPr>
+      <w:r>
+        <w:rPr>
+          <w:rFonts w:ascii="Times New Roman" w:hAnsi="Times New Roman" w:cs="Times New Roman"/>
+        </w:rPr>
         <w:lastRenderedPageBreak/>
-        <w:t xml:space="preserve">du trajet (GET /trajets/:id) </w:t>
-      </w:r>
-      <w:proofErr w:type="spellStart"/>
-      <w:r>
-        <w:t>re-vérifie</w:t>
-      </w:r>
-      <w:proofErr w:type="spellEnd"/>
-      <w:r>
-        <w:t xml:space="preserve"> d'abord que des places restent disponibles au moment exact de la commande ; le POST /commandes crée ensuite la commande (statut initial EN_ATTENTE, date du jour) ; un PATCH /trajets/:id décrémente enfin </w:t>
-      </w:r>
-      <w:proofErr w:type="spellStart"/>
-      <w:r>
-        <w:t>placesDisponibles</w:t>
-      </w:r>
-      <w:proofErr w:type="spellEnd"/>
-      <w:r>
-        <w:t xml:space="preserve">. Un opérateur </w:t>
-      </w:r>
-      <w:proofErr w:type="spellStart"/>
-      <w:r>
-        <w:t>map</w:t>
-      </w:r>
-      <w:proofErr w:type="spellEnd"/>
-      <w:r>
-        <w:t xml:space="preserve"> final fait ressortir la commande créée plutôt que le trajet </w:t>
-      </w:r>
-      <w:proofErr w:type="spellStart"/>
-      <w:r>
-        <w:t>patché</w:t>
-      </w:r>
-      <w:proofErr w:type="spellEnd"/>
-      <w:r>
-        <w:t>, l'appelant n'ayant besoin que de la première.</w:t>
-      </w:r>
-    </w:p>
-    <w:p>
-      <w:pPr>
-        <w:spacing w:after="160"/>
-      </w:pPr>
-      <w:r>
-        <w:t xml:space="preserve">Le cas « plus de places » est matérialisé par une classe d'erreur métier dédiée, </w:t>
-      </w:r>
-      <w:proofErr w:type="spellStart"/>
-      <w:r>
-        <w:t>PlusDePlacesError</w:t>
-      </w:r>
-      <w:proofErr w:type="spellEnd"/>
-      <w:r>
-        <w:t xml:space="preserve">, levée par le service lorsque la relecture révèle un trajet complet. Le composant du formulaire distingue ainsi par </w:t>
-      </w:r>
-      <w:proofErr w:type="spellStart"/>
-      <w:r>
-        <w:t>instanceof</w:t>
-      </w:r>
-      <w:proofErr w:type="spellEnd"/>
-      <w:r>
-        <w:t xml:space="preserve"> cette situation (message spécifique à l'utilisateur) d'une défaillance technique (message générique), sans analyser de codes d'erreur HTTP. Côté interface, le bouton de validation est désactivé pendant l'envoi (signal </w:t>
-      </w:r>
-      <w:proofErr w:type="spellStart"/>
-      <w:r>
-        <w:t>isLoading</w:t>
-      </w:r>
-      <w:proofErr w:type="spellEnd"/>
-      <w:r>
-        <w:t xml:space="preserve">), ce qui neutralise les doubles soumissions par double-clic ; le formulaire, accessible uniquement derrière </w:t>
-      </w:r>
-      <w:proofErr w:type="spellStart"/>
-      <w:r>
-        <w:t>authGuard</w:t>
-      </w:r>
-      <w:proofErr w:type="spellEnd"/>
-      <w:r>
-        <w:t xml:space="preserve">, récupère l'identifiant du trajet par le paramètre de requête </w:t>
-      </w:r>
-      <w:proofErr w:type="spellStart"/>
-      <w:r>
-        <w:t>trajetId</w:t>
-      </w:r>
-      <w:proofErr w:type="spellEnd"/>
-      <w:r>
-        <w:t xml:space="preserve"> défini au contrat de routes, et l'identifiant du client depuis le signal de session.</w:t>
-      </w:r>
-    </w:p>
-    <w:p>
-      <w:pPr>
-        <w:spacing w:after="160"/>
-      </w:pPr>
-      <w:r>
-        <w:t xml:space="preserve">Deux limites sont assumées et vérifiées par les tests. D'une part, la </w:t>
-      </w:r>
-      <w:proofErr w:type="spellStart"/>
-      <w:r>
-        <w:t>re</w:t>
-      </w:r>
-      <w:proofErr w:type="spellEnd"/>
-      <w:r>
-        <w:t xml:space="preserve">-vérification préalable réduit la fenêtre de concurrence entre deux clients simultanés sans l'éliminer : entre la relecture et le PATCH, une autre commande peut s'intercaler, JSON Server n'offrant ni transaction ni verrou. D'autre part, en l'absence de transaction, un échec du PATCH après un POST réussi laisserait une commande sans décrément. Ces limites, inhérentes à un </w:t>
-      </w:r>
-      <w:proofErr w:type="spellStart"/>
-      <w:r>
-        <w:t>backend</w:t>
-      </w:r>
-      <w:proofErr w:type="spellEnd"/>
-      <w:r>
-        <w:t xml:space="preserve"> simulé, seraient résolues par un véritable serveur (opération atomique côté base) ; les tests manuels ont validé le comportement nominal (décrément effectif de 6 à 5 places), l'épuisement progressif d'un trajet à deux places jusqu'au refus de la troisième commande, et l'unicité de la commande en cas de double-clic.</w:t>
+        <w:t>Deux limites sont assumées et vérifiées par les tests. D'une part, la re-vérification préalable réduit la fenêtre de concurrence entre deux clients simultanés sans l'éliminer : entre la relecture et le PATCH, une autre commande peut s'intercaler, JSON Server n'offrant ni transaction ni verrou. D'autre part, en l'absence de transaction, un échec du PATCH après un POST réussi laisserait une commande sans décrément. Ces limites, inhérentes à un backend simulé, seraient résolues par un véritable serveur (opération atomique côté base) ; les tests manuels ont validé le comportement nominal (décrément effectif de 6 à 5 places), l'épuisement progressif d'un trajet à deux places jusqu'au refus de la troisième commande, et l'unicité de la commande en cas de double-clic.</w:t>
       </w:r>
     </w:p>
     <w:p>
       <w:pPr>
         <w:pStyle w:val="Titre2"/>
         <w:spacing w:before="240" w:after="160"/>
-      </w:pPr>
-      <w:bookmarkStart w:id="17" w:name="_Toc237535902"/>
-      <w:r>
+        <w:jc w:val="both"/>
+        <w:rPr>
+          <w:rFonts w:ascii="Times New Roman" w:hAnsi="Times New Roman" w:cs="Times New Roman"/>
+        </w:rPr>
+      </w:pPr>
+      <w:bookmarkStart w:id="16" w:name="_Toc238123049"/>
+      <w:r>
+        <w:rPr>
+          <w:rFonts w:ascii="Times New Roman" w:hAnsi="Times New Roman" w:cs="Times New Roman"/>
+        </w:rPr>
         <w:t>6.3 Gestion des erreurs et des états</w:t>
       </w:r>
-      <w:bookmarkEnd w:id="17"/>
+      <w:bookmarkEnd w:id="16"/>
     </w:p>
     <w:p>
       <w:pPr>
         <w:spacing w:after="160"/>
-      </w:pPr>
-      <w:r>
+        <w:jc w:val="both"/>
+        <w:rPr>
+          <w:rFonts w:ascii="Times New Roman" w:hAnsi="Times New Roman" w:cs="Times New Roman"/>
+        </w:rPr>
+      </w:pPr>
+      <w:r>
+        <w:rPr>
+          <w:rFonts w:ascii="Times New Roman" w:hAnsi="Times New Roman" w:cs="Times New Roman"/>
+        </w:rPr>
         <w:t>Les listes de l'application (recherche de trajets notamment) gèrent quatre états d'interface mutuellement exclusifs : chargement, résultats, vide et erreur. Plutôt que plusieurs booléens indépendants susceptibles de se contredire (</w:t>
       </w:r>
       <w:proofErr w:type="spellStart"/>
       <w:r>
+        <w:rPr>
+          <w:rFonts w:ascii="Times New Roman" w:hAnsi="Times New Roman" w:cs="Times New Roman"/>
+        </w:rPr>
         <w:t>isLoading</w:t>
       </w:r>
       <w:proofErr w:type="spellEnd"/>
       <w:r>
+        <w:rPr>
+          <w:rFonts w:ascii="Times New Roman" w:hAnsi="Times New Roman" w:cs="Times New Roman"/>
+        </w:rPr>
         <w:t xml:space="preserve">, </w:t>
       </w:r>
       <w:proofErr w:type="spellStart"/>
       <w:r>
+        <w:rPr>
+          <w:rFonts w:ascii="Times New Roman" w:hAnsi="Times New Roman" w:cs="Times New Roman"/>
+        </w:rPr>
         <w:t>isEmpty</w:t>
       </w:r>
       <w:proofErr w:type="spellEnd"/>
       <w:r>
+        <w:rPr>
+          <w:rFonts w:ascii="Times New Roman" w:hAnsi="Times New Roman" w:cs="Times New Roman"/>
+        </w:rPr>
         <w:t xml:space="preserve">, </w:t>
       </w:r>
       <w:proofErr w:type="spellStart"/>
       <w:r>
+        <w:rPr>
+          <w:rFonts w:ascii="Times New Roman" w:hAnsi="Times New Roman" w:cs="Times New Roman"/>
+        </w:rPr>
         <w:t>hasError</w:t>
       </w:r>
       <w:proofErr w:type="spellEnd"/>
       <w:r>
+        <w:rPr>
+          <w:rFonts w:ascii="Times New Roman" w:hAnsi="Times New Roman" w:cs="Times New Roman"/>
+        </w:rPr>
         <w:t>), un unique signal typé par une union de littéraux ('chargement' | '</w:t>
       </w:r>
       <w:proofErr w:type="spellStart"/>
       <w:r>
+        <w:rPr>
+          <w:rFonts w:ascii="Times New Roman" w:hAnsi="Times New Roman" w:cs="Times New Roman"/>
+        </w:rPr>
         <w:t>resultats</w:t>
       </w:r>
       <w:proofErr w:type="spellEnd"/>
       <w:r>
+        <w:rPr>
+          <w:rFonts w:ascii="Times New Roman" w:hAnsi="Times New Roman" w:cs="Times New Roman"/>
+        </w:rPr>
         <w:t xml:space="preserve">' | 'vide' | 'erreur') garantit par construction qu'un seul état est actif à la fois ; le </w:t>
       </w:r>
       <w:proofErr w:type="spellStart"/>
       <w:r>
+        <w:rPr>
+          <w:rFonts w:ascii="Times New Roman" w:hAnsi="Times New Roman" w:cs="Times New Roman"/>
+        </w:rPr>
         <w:t>template</w:t>
       </w:r>
       <w:proofErr w:type="spellEnd"/>
       <w:r>
+        <w:rPr>
+          <w:rFonts w:ascii="Times New Roman" w:hAnsi="Times New Roman" w:cs="Times New Roman"/>
+        </w:rPr>
         <w:t xml:space="preserve"> se réduit alors à un @switch. La latence artificielle de 400 ms de JSON Server permet de vérifier visuellement l'état de chargement à chaque requête.</w:t>
       </w:r>
     </w:p>
     <w:p>
       <w:pPr>
         <w:spacing w:after="160"/>
-      </w:pPr>
-      <w:r>
+        <w:jc w:val="both"/>
+        <w:rPr>
+          <w:rFonts w:ascii="Times New Roman" w:hAnsi="Times New Roman" w:cs="Times New Roman"/>
+        </w:rPr>
+      </w:pPr>
+      <w:r>
+        <w:rPr>
+          <w:rFonts w:ascii="Times New Roman" w:hAnsi="Times New Roman" w:cs="Times New Roman"/>
+        </w:rPr>
         <w:t>Un intercepteur d'erreurs global complète le dispositif : il observe toutes les réponses HTTP en échec, notifie l'utilisateur via un service de toasts (signal d'une liste de messages, affichage par un composant fixé au coin de l'écran, fermeture automatique après cinq secondes) et applique des traitements ciblés : une réponse 401 hors routes d'authentification déclenche un message « session expirée » et une déconnexion automatique ; une erreur réseau (</w:t>
       </w:r>
       <w:proofErr w:type="spellStart"/>
       <w:r>
+        <w:rPr>
+          <w:rFonts w:ascii="Times New Roman" w:hAnsi="Times New Roman" w:cs="Times New Roman"/>
+        </w:rPr>
         <w:t>status</w:t>
       </w:r>
       <w:proofErr w:type="spellEnd"/>
       <w:r>
+        <w:rPr>
+          <w:rFonts w:ascii="Times New Roman" w:hAnsi="Times New Roman" w:cs="Times New Roman"/>
+        </w:rPr>
         <w:t xml:space="preserve"> 0) affiche une consigne de vérification de l'API. L'erreur est systématiquement </w:t>
       </w:r>
       <w:proofErr w:type="spellStart"/>
       <w:r>
-        <w:t>re</w:t>
-      </w:r>
-      <w:proofErr w:type="spellEnd"/>
-      <w:r>
-        <w:t>-propagée après notification, de sorte que les composants conservent leur gestion locale (état d'erreur des listes, message du formulaire de connexion) ; l'exclusion des routes /login et /</w:t>
-      </w:r>
-      <w:proofErr w:type="spellStart"/>
-      <w:r>
+        <w:rPr>
+          <w:rFonts w:ascii="Times New Roman" w:hAnsi="Times New Roman" w:cs="Times New Roman"/>
+        </w:rPr>
+        <w:t>re-propagée</w:t>
+      </w:r>
+      <w:proofErr w:type="spellEnd"/>
+      <w:r>
+        <w:rPr>
+          <w:rFonts w:ascii="Times New Roman" w:hAnsi="Times New Roman" w:cs="Times New Roman"/>
+        </w:rPr>
+        <w:t xml:space="preserve"> après notification, de sorte que les composants conservent leur gestion locale (état d'erreur des listes, message du formulaire de connexion) ; l'exclusion des routes /login et /</w:t>
+      </w:r>
+      <w:proofErr w:type="spellStart"/>
+      <w:r>
+        <w:rPr>
+          <w:rFonts w:ascii="Times New Roman" w:hAnsi="Times New Roman" w:cs="Times New Roman"/>
+        </w:rPr>
         <w:t>register</w:t>
       </w:r>
       <w:proofErr w:type="spellEnd"/>
       <w:r>
+        <w:rPr>
+          <w:rFonts w:ascii="Times New Roman" w:hAnsi="Times New Roman" w:cs="Times New Roman"/>
+        </w:rPr>
         <w:t xml:space="preserve"> évite qu'un simple mot de passe erroné ne déclenche la procédure de session expirée.</w:t>
       </w:r>
     </w:p>
@@ -3733,19 +4740,31 @@
       <w:pPr>
         <w:pStyle w:val="Titre1"/>
         <w:spacing w:before="320" w:after="200"/>
-      </w:pPr>
-      <w:bookmarkStart w:id="18" w:name="_Toc237535903"/>
-      <w:r>
+        <w:jc w:val="both"/>
+        <w:rPr>
+          <w:rFonts w:ascii="Times New Roman" w:hAnsi="Times New Roman" w:cs="Times New Roman"/>
+        </w:rPr>
+      </w:pPr>
+      <w:bookmarkStart w:id="17" w:name="_Toc238123050"/>
+      <w:r>
+        <w:rPr>
+          <w:rFonts w:ascii="Times New Roman" w:hAnsi="Times New Roman" w:cs="Times New Roman"/>
+        </w:rPr>
         <w:t>7. Difficultés rencontrées et solutions</w:t>
       </w:r>
-      <w:bookmarkEnd w:id="18"/>
+      <w:bookmarkEnd w:id="17"/>
     </w:p>
     <w:p>
       <w:pPr>
         <w:spacing w:before="160" w:after="80"/>
-      </w:pPr>
-      <w:r>
-        <w:rPr>
+        <w:jc w:val="both"/>
+        <w:rPr>
+          <w:rFonts w:ascii="Times New Roman" w:hAnsi="Times New Roman" w:cs="Times New Roman"/>
+        </w:rPr>
+      </w:pPr>
+      <w:r>
+        <w:rPr>
+          <w:rFonts w:ascii="Times New Roman" w:hAnsi="Times New Roman" w:cs="Times New Roman"/>
           <w:b/>
         </w:rPr>
         <w:t xml:space="preserve">7.1 Incompatibilité de </w:t>
@@ -3753,6 +4772,7 @@
       <w:proofErr w:type="spellStart"/>
       <w:r>
         <w:rPr>
+          <w:rFonts w:ascii="Times New Roman" w:hAnsi="Times New Roman" w:cs="Times New Roman"/>
           <w:b/>
         </w:rPr>
         <w:t>json</w:t>
@@ -3760,6 +4780,7 @@
       <w:proofErr w:type="spellEnd"/>
       <w:r>
         <w:rPr>
+          <w:rFonts w:ascii="Times New Roman" w:hAnsi="Times New Roman" w:cs="Times New Roman"/>
           <w:b/>
         </w:rPr>
         <w:t>-server-</w:t>
@@ -3767,6 +4788,7 @@
       <w:proofErr w:type="spellStart"/>
       <w:r>
         <w:rPr>
+          <w:rFonts w:ascii="Times New Roman" w:hAnsi="Times New Roman" w:cs="Times New Roman"/>
           <w:b/>
         </w:rPr>
         <w:t>auth</w:t>
@@ -3774,6 +4796,7 @@
       <w:proofErr w:type="spellEnd"/>
       <w:r>
         <w:rPr>
+          <w:rFonts w:ascii="Times New Roman" w:hAnsi="Times New Roman" w:cs="Times New Roman"/>
           <w:b/>
         </w:rPr>
         <w:t xml:space="preserve"> avec les résolutions </w:t>
@@ -3781,6 +4804,7 @@
       <w:proofErr w:type="spellStart"/>
       <w:r>
         <w:rPr>
+          <w:rFonts w:ascii="Times New Roman" w:hAnsi="Times New Roman" w:cs="Times New Roman"/>
           <w:b/>
         </w:rPr>
         <w:t>npm</w:t>
@@ -3788,6 +4812,7 @@
       <w:proofErr w:type="spellEnd"/>
       <w:r>
         <w:rPr>
+          <w:rFonts w:ascii="Times New Roman" w:hAnsi="Times New Roman" w:cs="Times New Roman"/>
           <w:b/>
         </w:rPr>
         <w:t xml:space="preserve"> récentes</w:t>
@@ -3796,687 +4821,1589 @@
     <w:p>
       <w:pPr>
         <w:spacing w:after="160"/>
-      </w:pPr>
-      <w:r>
+        <w:jc w:val="both"/>
+        <w:rPr>
+          <w:rFonts w:ascii="Times New Roman" w:hAnsi="Times New Roman" w:cs="Times New Roman"/>
+        </w:rPr>
+      </w:pPr>
+      <w:r>
+        <w:rPr>
+          <w:rFonts w:ascii="Times New Roman" w:hAnsi="Times New Roman" w:cs="Times New Roman"/>
+        </w:rPr>
         <w:t>Contexte. Au premier lancement de l'API (</w:t>
       </w:r>
       <w:proofErr w:type="spellStart"/>
       <w:r>
+        <w:rPr>
+          <w:rFonts w:ascii="Times New Roman" w:hAnsi="Times New Roman" w:cs="Times New Roman"/>
+        </w:rPr>
         <w:t>npm</w:t>
       </w:r>
       <w:proofErr w:type="spellEnd"/>
       <w:r>
+        <w:rPr>
+          <w:rFonts w:ascii="Times New Roman" w:hAnsi="Times New Roman" w:cs="Times New Roman"/>
+        </w:rPr>
+        <w:t xml:space="preserve"> run api), le serveur s'arrêtait immédiatement avec une erreur </w:t>
+      </w:r>
+      <w:proofErr w:type="spellStart"/>
+      <w:r>
+        <w:rPr>
+          <w:rFonts w:ascii="Times New Roman" w:hAnsi="Times New Roman" w:cs="Times New Roman"/>
+        </w:rPr>
+        <w:t>PathError</w:t>
+      </w:r>
+      <w:proofErr w:type="spellEnd"/>
+      <w:r>
+        <w:rPr>
+          <w:rFonts w:ascii="Times New Roman" w:hAnsi="Times New Roman" w:cs="Times New Roman"/>
+        </w:rPr>
+        <w:t xml:space="preserve"> : « </w:t>
+      </w:r>
+      <w:proofErr w:type="spellStart"/>
+      <w:r>
+        <w:rPr>
+          <w:rFonts w:ascii="Times New Roman" w:hAnsi="Times New Roman" w:cs="Times New Roman"/>
+        </w:rPr>
+        <w:t>Missing</w:t>
+      </w:r>
+      <w:proofErr w:type="spellEnd"/>
+      <w:r>
+        <w:rPr>
+          <w:rFonts w:ascii="Times New Roman" w:hAnsi="Times New Roman" w:cs="Times New Roman"/>
+        </w:rPr>
         <w:t xml:space="preserve"> </w:t>
       </w:r>
       <w:proofErr w:type="spellStart"/>
       <w:r>
-        <w:t>run</w:t>
-      </w:r>
-      <w:proofErr w:type="spellEnd"/>
-      <w:r>
-        <w:t xml:space="preserve"> api), le serveur s'arrêtait immédiatement avec une erreur </w:t>
-      </w:r>
-      <w:proofErr w:type="spellStart"/>
-      <w:r>
-        <w:t>PathError</w:t>
-      </w:r>
-      <w:proofErr w:type="spellEnd"/>
-      <w:r>
-        <w:t xml:space="preserve"> : « </w:t>
-      </w:r>
-      <w:proofErr w:type="spellStart"/>
-      <w:r>
-        <w:t>Missing</w:t>
-      </w:r>
-      <w:proofErr w:type="spellEnd"/>
-      <w:r>
+        <w:rPr>
+          <w:rFonts w:ascii="Times New Roman" w:hAnsi="Times New Roman" w:cs="Times New Roman"/>
+        </w:rPr>
+        <w:t>parameter</w:t>
+      </w:r>
+      <w:proofErr w:type="spellEnd"/>
+      <w:r>
+        <w:rPr>
+          <w:rFonts w:ascii="Times New Roman" w:hAnsi="Times New Roman" w:cs="Times New Roman"/>
+        </w:rPr>
         <w:t xml:space="preserve"> </w:t>
       </w:r>
       <w:proofErr w:type="spellStart"/>
       <w:r>
-        <w:t>parameter</w:t>
-      </w:r>
-      <w:proofErr w:type="spellEnd"/>
-      <w:r>
+        <w:rPr>
+          <w:rFonts w:ascii="Times New Roman" w:hAnsi="Times New Roman" w:cs="Times New Roman"/>
+        </w:rPr>
+        <w:t>name</w:t>
+      </w:r>
+      <w:proofErr w:type="spellEnd"/>
+      <w:r>
+        <w:rPr>
+          <w:rFonts w:ascii="Times New Roman" w:hAnsi="Times New Roman" w:cs="Times New Roman"/>
+        </w:rPr>
+        <w:t xml:space="preserve"> at index 6: /666/* », levée dans les </w:t>
+      </w:r>
+      <w:proofErr w:type="spellStart"/>
+      <w:r>
+        <w:rPr>
+          <w:rFonts w:ascii="Times New Roman" w:hAnsi="Times New Roman" w:cs="Times New Roman"/>
+        </w:rPr>
+        <w:t>guards</w:t>
+      </w:r>
+      <w:proofErr w:type="spellEnd"/>
+      <w:r>
+        <w:rPr>
+          <w:rFonts w:ascii="Times New Roman" w:hAnsi="Times New Roman" w:cs="Times New Roman"/>
+        </w:rPr>
+        <w:t xml:space="preserve"> de </w:t>
+      </w:r>
+      <w:proofErr w:type="spellStart"/>
+      <w:r>
+        <w:rPr>
+          <w:rFonts w:ascii="Times New Roman" w:hAnsi="Times New Roman" w:cs="Times New Roman"/>
+        </w:rPr>
+        <w:t>json</w:t>
+      </w:r>
+      <w:proofErr w:type="spellEnd"/>
+      <w:r>
+        <w:rPr>
+          <w:rFonts w:ascii="Times New Roman" w:hAnsi="Times New Roman" w:cs="Times New Roman"/>
+        </w:rPr>
+        <w:t>-server-</w:t>
+      </w:r>
+      <w:proofErr w:type="spellStart"/>
+      <w:r>
+        <w:rPr>
+          <w:rFonts w:ascii="Times New Roman" w:hAnsi="Times New Roman" w:cs="Times New Roman"/>
+        </w:rPr>
+        <w:t>auth</w:t>
+      </w:r>
+      <w:proofErr w:type="spellEnd"/>
+      <w:r>
+        <w:rPr>
+          <w:rFonts w:ascii="Times New Roman" w:hAnsi="Times New Roman" w:cs="Times New Roman"/>
+        </w:rPr>
+        <w:t>.</w:t>
+      </w:r>
+    </w:p>
+    <w:p>
+      <w:pPr>
+        <w:spacing w:after="160"/>
+        <w:jc w:val="both"/>
+        <w:rPr>
+          <w:rFonts w:ascii="Times New Roman" w:hAnsi="Times New Roman" w:cs="Times New Roman"/>
+        </w:rPr>
+      </w:pPr>
+      <w:r>
+        <w:rPr>
+          <w:rFonts w:ascii="Times New Roman" w:hAnsi="Times New Roman" w:cs="Times New Roman"/>
+        </w:rPr>
+        <w:t xml:space="preserve">Analyse. </w:t>
+      </w:r>
+      <w:proofErr w:type="spellStart"/>
+      <w:r>
+        <w:rPr>
+          <w:rFonts w:ascii="Times New Roman" w:hAnsi="Times New Roman" w:cs="Times New Roman"/>
+        </w:rPr>
+        <w:t>json</w:t>
+      </w:r>
+      <w:proofErr w:type="spellEnd"/>
+      <w:r>
+        <w:rPr>
+          <w:rFonts w:ascii="Times New Roman" w:hAnsi="Times New Roman" w:cs="Times New Roman"/>
+        </w:rPr>
+        <w:t>-server-</w:t>
+      </w:r>
+      <w:proofErr w:type="spellStart"/>
+      <w:r>
+        <w:rPr>
+          <w:rFonts w:ascii="Times New Roman" w:hAnsi="Times New Roman" w:cs="Times New Roman"/>
+        </w:rPr>
+        <w:t>auth</w:t>
+      </w:r>
+      <w:proofErr w:type="spellEnd"/>
+      <w:r>
+        <w:rPr>
+          <w:rFonts w:ascii="Times New Roman" w:hAnsi="Times New Roman" w:cs="Times New Roman"/>
+        </w:rPr>
+        <w:t xml:space="preserve"> 2.1.0 (version imposée par le sujet) enregistre ses routes de permissions sous la forme /666/*, une syntaxe héritée d'Express 4. Lors de l'installation, </w:t>
+      </w:r>
+      <w:proofErr w:type="spellStart"/>
+      <w:r>
+        <w:rPr>
+          <w:rFonts w:ascii="Times New Roman" w:hAnsi="Times New Roman" w:cs="Times New Roman"/>
+        </w:rPr>
+        <w:t>npm</w:t>
+      </w:r>
+      <w:proofErr w:type="spellEnd"/>
+      <w:r>
+        <w:rPr>
+          <w:rFonts w:ascii="Times New Roman" w:hAnsi="Times New Roman" w:cs="Times New Roman"/>
+        </w:rPr>
+        <w:t xml:space="preserve"> a résolu dans l'arbre de dépendances une version récente du routeur d'Express, qui s'appuie sur </w:t>
+      </w:r>
+      <w:proofErr w:type="spellStart"/>
+      <w:r>
+        <w:rPr>
+          <w:rFonts w:ascii="Times New Roman" w:hAnsi="Times New Roman" w:cs="Times New Roman"/>
+        </w:rPr>
+        <w:t>path</w:t>
+      </w:r>
+      <w:proofErr w:type="spellEnd"/>
+      <w:r>
+        <w:rPr>
+          <w:rFonts w:ascii="Times New Roman" w:hAnsi="Times New Roman" w:cs="Times New Roman"/>
+        </w:rPr>
+        <w:t>-to-</w:t>
+      </w:r>
+      <w:proofErr w:type="spellStart"/>
+      <w:r>
+        <w:rPr>
+          <w:rFonts w:ascii="Times New Roman" w:hAnsi="Times New Roman" w:cs="Times New Roman"/>
+        </w:rPr>
+        <w:t>regexp</w:t>
+      </w:r>
+      <w:proofErr w:type="spellEnd"/>
+      <w:r>
+        <w:rPr>
+          <w:rFonts w:ascii="Times New Roman" w:hAnsi="Times New Roman" w:cs="Times New Roman"/>
+        </w:rPr>
+        <w:t xml:space="preserve"> v8 ; ce parseur exige désormais que le joker * porte un nom (par exemple /*</w:t>
+      </w:r>
+      <w:proofErr w:type="spellStart"/>
+      <w:r>
+        <w:rPr>
+          <w:rFonts w:ascii="Times New Roman" w:hAnsi="Times New Roman" w:cs="Times New Roman"/>
+        </w:rPr>
+        <w:t>path</w:t>
+      </w:r>
+      <w:proofErr w:type="spellEnd"/>
+      <w:r>
+        <w:rPr>
+          <w:rFonts w:ascii="Times New Roman" w:hAnsi="Times New Roman" w:cs="Times New Roman"/>
+        </w:rPr>
+        <w:t>) et rejette l'ancienne syntaxe. La bibliothèque plantait donc au chargement, avant même de servir la première requête.</w:t>
+      </w:r>
+    </w:p>
+    <w:p>
+      <w:pPr>
+        <w:spacing w:after="160"/>
+        <w:jc w:val="both"/>
+        <w:rPr>
+          <w:rFonts w:ascii="Times New Roman" w:hAnsi="Times New Roman" w:cs="Times New Roman"/>
+        </w:rPr>
+      </w:pPr>
+      <w:r>
+        <w:rPr>
+          <w:rFonts w:ascii="Times New Roman" w:hAnsi="Times New Roman" w:cs="Times New Roman"/>
+        </w:rPr>
+        <w:t xml:space="preserve">Résolution. Épinglage d'Express en version 4.21.2 via le champ « </w:t>
+      </w:r>
+      <w:proofErr w:type="spellStart"/>
+      <w:r>
+        <w:rPr>
+          <w:rFonts w:ascii="Times New Roman" w:hAnsi="Times New Roman" w:cs="Times New Roman"/>
+        </w:rPr>
+        <w:t>overrides</w:t>
+      </w:r>
+      <w:proofErr w:type="spellEnd"/>
+      <w:r>
+        <w:rPr>
+          <w:rFonts w:ascii="Times New Roman" w:hAnsi="Times New Roman" w:cs="Times New Roman"/>
+        </w:rPr>
+        <w:t xml:space="preserve"> » de </w:t>
+      </w:r>
+      <w:proofErr w:type="spellStart"/>
+      <w:r>
+        <w:rPr>
+          <w:rFonts w:ascii="Times New Roman" w:hAnsi="Times New Roman" w:cs="Times New Roman"/>
+        </w:rPr>
+        <w:t>package.json</w:t>
+      </w:r>
+      <w:proofErr w:type="spellEnd"/>
+      <w:r>
+        <w:rPr>
+          <w:rFonts w:ascii="Times New Roman" w:hAnsi="Times New Roman" w:cs="Times New Roman"/>
+        </w:rPr>
+        <w:t xml:space="preserve">, suivi d'une réinstallation propre (suppression de </w:t>
+      </w:r>
+      <w:proofErr w:type="spellStart"/>
+      <w:r>
+        <w:rPr>
+          <w:rFonts w:ascii="Times New Roman" w:hAnsi="Times New Roman" w:cs="Times New Roman"/>
+        </w:rPr>
+        <w:t>node_modules</w:t>
+      </w:r>
+      <w:proofErr w:type="spellEnd"/>
+      <w:r>
+        <w:rPr>
+          <w:rFonts w:ascii="Times New Roman" w:hAnsi="Times New Roman" w:cs="Times New Roman"/>
+        </w:rPr>
+        <w:t xml:space="preserve"> et de package-</w:t>
+      </w:r>
+      <w:proofErr w:type="spellStart"/>
+      <w:r>
+        <w:rPr>
+          <w:rFonts w:ascii="Times New Roman" w:hAnsi="Times New Roman" w:cs="Times New Roman"/>
+        </w:rPr>
+        <w:t>lock.json</w:t>
+      </w:r>
+      <w:proofErr w:type="spellEnd"/>
+      <w:r>
+        <w:rPr>
+          <w:rFonts w:ascii="Times New Roman" w:hAnsi="Times New Roman" w:cs="Times New Roman"/>
+        </w:rPr>
+        <w:t xml:space="preserve">, puis </w:t>
+      </w:r>
+      <w:proofErr w:type="spellStart"/>
+      <w:r>
+        <w:rPr>
+          <w:rFonts w:ascii="Times New Roman" w:hAnsi="Times New Roman" w:cs="Times New Roman"/>
+        </w:rPr>
+        <w:t>npm</w:t>
+      </w:r>
+      <w:proofErr w:type="spellEnd"/>
+      <w:r>
+        <w:rPr>
+          <w:rFonts w:ascii="Times New Roman" w:hAnsi="Times New Roman" w:cs="Times New Roman"/>
+        </w:rPr>
         <w:t xml:space="preserve"> </w:t>
       </w:r>
       <w:proofErr w:type="spellStart"/>
       <w:r>
-        <w:t>name</w:t>
-      </w:r>
-      <w:proofErr w:type="spellEnd"/>
-      <w:r>
-        <w:t xml:space="preserve"> at index 6: /666/* », levée dans les </w:t>
-      </w:r>
-      <w:proofErr w:type="spellStart"/>
-      <w:r>
+        <w:rPr>
+          <w:rFonts w:ascii="Times New Roman" w:hAnsi="Times New Roman" w:cs="Times New Roman"/>
+        </w:rPr>
+        <w:t>install</w:t>
+      </w:r>
+      <w:proofErr w:type="spellEnd"/>
+      <w:r>
+        <w:rPr>
+          <w:rFonts w:ascii="Times New Roman" w:hAnsi="Times New Roman" w:cs="Times New Roman"/>
+        </w:rPr>
+        <w:t>). Ce correctif ne modifie aucune des versions imposées par le cahier des charges (</w:t>
+      </w:r>
+      <w:proofErr w:type="spellStart"/>
+      <w:r>
+        <w:rPr>
+          <w:rFonts w:ascii="Times New Roman" w:hAnsi="Times New Roman" w:cs="Times New Roman"/>
+        </w:rPr>
+        <w:t>json</w:t>
+      </w:r>
+      <w:proofErr w:type="spellEnd"/>
+      <w:r>
+        <w:rPr>
+          <w:rFonts w:ascii="Times New Roman" w:hAnsi="Times New Roman" w:cs="Times New Roman"/>
+        </w:rPr>
+        <w:t xml:space="preserve">-server 0.17.4 et </w:t>
+      </w:r>
+      <w:proofErr w:type="spellStart"/>
+      <w:r>
+        <w:rPr>
+          <w:rFonts w:ascii="Times New Roman" w:hAnsi="Times New Roman" w:cs="Times New Roman"/>
+        </w:rPr>
+        <w:t>json</w:t>
+      </w:r>
+      <w:proofErr w:type="spellEnd"/>
+      <w:r>
+        <w:rPr>
+          <w:rFonts w:ascii="Times New Roman" w:hAnsi="Times New Roman" w:cs="Times New Roman"/>
+        </w:rPr>
+        <w:t>-server-</w:t>
+      </w:r>
+      <w:proofErr w:type="spellStart"/>
+      <w:r>
+        <w:rPr>
+          <w:rFonts w:ascii="Times New Roman" w:hAnsi="Times New Roman" w:cs="Times New Roman"/>
+        </w:rPr>
+        <w:t>auth</w:t>
+      </w:r>
+      <w:proofErr w:type="spellEnd"/>
+      <w:r>
+        <w:rPr>
+          <w:rFonts w:ascii="Times New Roman" w:hAnsi="Times New Roman" w:cs="Times New Roman"/>
+        </w:rPr>
+        <w:t xml:space="preserve"> 2.1.0 restent inchangés) : il fige uniquement une dépendance transitive, dans le même esprit que l'épinglage de version recommandé par le sujet. Le champ </w:t>
+      </w:r>
+      <w:proofErr w:type="spellStart"/>
+      <w:r>
+        <w:rPr>
+          <w:rFonts w:ascii="Times New Roman" w:hAnsi="Times New Roman" w:cs="Times New Roman"/>
+        </w:rPr>
+        <w:t>overrides</w:t>
+      </w:r>
+      <w:proofErr w:type="spellEnd"/>
+      <w:r>
+        <w:rPr>
+          <w:rFonts w:ascii="Times New Roman" w:hAnsi="Times New Roman" w:cs="Times New Roman"/>
+        </w:rPr>
+        <w:t xml:space="preserve"> étant versionné dans </w:t>
+      </w:r>
+      <w:proofErr w:type="spellStart"/>
+      <w:r>
+        <w:rPr>
+          <w:rFonts w:ascii="Times New Roman" w:hAnsi="Times New Roman" w:cs="Times New Roman"/>
+        </w:rPr>
+        <w:t>package.json</w:t>
+      </w:r>
+      <w:proofErr w:type="spellEnd"/>
+      <w:r>
+        <w:rPr>
+          <w:rFonts w:ascii="Times New Roman" w:hAnsi="Times New Roman" w:cs="Times New Roman"/>
+        </w:rPr>
+        <w:t>, la correction est reproductible chez tout correcteur qui clone le dépôt.</w:t>
+      </w:r>
+    </w:p>
+    <w:p>
+      <w:pPr>
+        <w:spacing w:after="160"/>
+        <w:jc w:val="both"/>
+        <w:rPr>
+          <w:rFonts w:ascii="Times New Roman" w:hAnsi="Times New Roman" w:cs="Times New Roman"/>
+        </w:rPr>
+      </w:pPr>
+      <w:r>
+        <w:rPr>
+          <w:rFonts w:ascii="Times New Roman" w:hAnsi="Times New Roman" w:cs="Times New Roman"/>
+        </w:rPr>
+        <w:t xml:space="preserve">Vérification. Après correction, l'API démarre correctement : les six ressources sont exposées, les codes de permission de </w:t>
+      </w:r>
+      <w:proofErr w:type="spellStart"/>
+      <w:r>
+        <w:rPr>
+          <w:rFonts w:ascii="Times New Roman" w:hAnsi="Times New Roman" w:cs="Times New Roman"/>
+        </w:rPr>
+        <w:t>routes.json</w:t>
+      </w:r>
+      <w:proofErr w:type="spellEnd"/>
+      <w:r>
+        <w:rPr>
+          <w:rFonts w:ascii="Times New Roman" w:hAnsi="Times New Roman" w:cs="Times New Roman"/>
+        </w:rPr>
+        <w:t xml:space="preserve"> sont appliqués (</w:t>
+      </w:r>
+      <w:proofErr w:type="spellStart"/>
+      <w:r>
+        <w:rPr>
+          <w:rFonts w:ascii="Times New Roman" w:hAnsi="Times New Roman" w:cs="Times New Roman"/>
+        </w:rPr>
+        <w:t>users</w:t>
+      </w:r>
+      <w:proofErr w:type="spellEnd"/>
+      <w:r>
+        <w:rPr>
+          <w:rFonts w:ascii="Times New Roman" w:hAnsi="Times New Roman" w:cs="Times New Roman"/>
+        </w:rPr>
+        <w:t xml:space="preserve"> → 600, trajets → 664, etc.) et la latence artificielle de 400 ms est effective (GET /trajets observé à 441 ms), conformément à l'objectif de test des états de chargement.</w:t>
+      </w:r>
+    </w:p>
+    <w:p>
+      <w:pPr>
+        <w:spacing w:before="200" w:after="80"/>
+        <w:jc w:val="both"/>
+        <w:rPr>
+          <w:rFonts w:ascii="Times New Roman" w:hAnsi="Times New Roman" w:cs="Times New Roman"/>
+        </w:rPr>
+      </w:pPr>
+      <w:r>
+        <w:rPr>
+          <w:rFonts w:ascii="Times New Roman" w:hAnsi="Times New Roman" w:cs="Times New Roman"/>
+          <w:b/>
+        </w:rPr>
+        <w:t>7.2 Incohérence de type des identifiants utilisateurs (</w:t>
+      </w:r>
+      <w:proofErr w:type="spellStart"/>
+      <w:r>
+        <w:rPr>
+          <w:rFonts w:ascii="Times New Roman" w:hAnsi="Times New Roman" w:cs="Times New Roman"/>
+          <w:b/>
+        </w:rPr>
+        <w:t>number</w:t>
+      </w:r>
+      <w:proofErr w:type="spellEnd"/>
+      <w:r>
+        <w:rPr>
+          <w:rFonts w:ascii="Times New Roman" w:hAnsi="Times New Roman" w:cs="Times New Roman"/>
+          <w:b/>
+        </w:rPr>
+        <w:t xml:space="preserve"> vs string)</w:t>
+      </w:r>
+    </w:p>
+    <w:p>
+      <w:pPr>
+        <w:spacing w:after="160"/>
+        <w:jc w:val="both"/>
+        <w:rPr>
+          <w:rFonts w:ascii="Times New Roman" w:hAnsi="Times New Roman" w:cs="Times New Roman"/>
+        </w:rPr>
+      </w:pPr>
+      <w:r>
+        <w:rPr>
+          <w:rFonts w:ascii="Times New Roman" w:hAnsi="Times New Roman" w:cs="Times New Roman"/>
+        </w:rPr>
+        <w:t xml:space="preserve">Contexte. Lors du premier test du circuit d'authentification, la réponse de POST /login a révélé que </w:t>
+      </w:r>
+      <w:proofErr w:type="spellStart"/>
+      <w:r>
+        <w:rPr>
+          <w:rFonts w:ascii="Times New Roman" w:hAnsi="Times New Roman" w:cs="Times New Roman"/>
+        </w:rPr>
+        <w:t>json</w:t>
+      </w:r>
+      <w:proofErr w:type="spellEnd"/>
+      <w:r>
+        <w:rPr>
+          <w:rFonts w:ascii="Times New Roman" w:hAnsi="Times New Roman" w:cs="Times New Roman"/>
+        </w:rPr>
+        <w:t>-server-</w:t>
+      </w:r>
+      <w:proofErr w:type="spellStart"/>
+      <w:r>
+        <w:rPr>
+          <w:rFonts w:ascii="Times New Roman" w:hAnsi="Times New Roman" w:cs="Times New Roman"/>
+        </w:rPr>
+        <w:t>auth</w:t>
+      </w:r>
+      <w:proofErr w:type="spellEnd"/>
+      <w:r>
+        <w:rPr>
+          <w:rFonts w:ascii="Times New Roman" w:hAnsi="Times New Roman" w:cs="Times New Roman"/>
+        </w:rPr>
+        <w:t xml:space="preserve"> génère des identifiants utilisateurs numériques (id: 1), alors que l'ensemble du modèle de données du projet (</w:t>
+      </w:r>
+      <w:proofErr w:type="spellStart"/>
+      <w:r>
+        <w:rPr>
+          <w:rFonts w:ascii="Times New Roman" w:hAnsi="Times New Roman" w:cs="Times New Roman"/>
+        </w:rPr>
+        <w:t>db.json</w:t>
+      </w:r>
+      <w:proofErr w:type="spellEnd"/>
+      <w:r>
+        <w:rPr>
+          <w:rFonts w:ascii="Times New Roman" w:hAnsi="Times New Roman" w:cs="Times New Roman"/>
+        </w:rPr>
+        <w:t xml:space="preserve"> et interfaces </w:t>
+      </w:r>
+      <w:proofErr w:type="spellStart"/>
+      <w:r>
+        <w:rPr>
+          <w:rFonts w:ascii="Times New Roman" w:hAnsi="Times New Roman" w:cs="Times New Roman"/>
+        </w:rPr>
+        <w:t>TypeScript</w:t>
+      </w:r>
+      <w:proofErr w:type="spellEnd"/>
+      <w:r>
+        <w:rPr>
+          <w:rFonts w:ascii="Times New Roman" w:hAnsi="Times New Roman" w:cs="Times New Roman"/>
+        </w:rPr>
+        <w:t>) utilise des identifiants de type chaîne (id: "1").</w:t>
+      </w:r>
+    </w:p>
+    <w:p>
+      <w:pPr>
+        <w:spacing w:after="160"/>
+        <w:jc w:val="both"/>
+        <w:rPr>
+          <w:rFonts w:ascii="Times New Roman" w:hAnsi="Times New Roman" w:cs="Times New Roman"/>
+        </w:rPr>
+      </w:pPr>
+      <w:r>
+        <w:rPr>
+          <w:rFonts w:ascii="Times New Roman" w:hAnsi="Times New Roman" w:cs="Times New Roman"/>
+        </w:rPr>
+        <w:lastRenderedPageBreak/>
+        <w:t>Risque. Les paramètres de requête étant comparés en texte par JSON Server, les filtres du type GET /</w:t>
+      </w:r>
+      <w:proofErr w:type="spellStart"/>
+      <w:r>
+        <w:rPr>
+          <w:rFonts w:ascii="Times New Roman" w:hAnsi="Times New Roman" w:cs="Times New Roman"/>
+        </w:rPr>
+        <w:t>commandes?clientId</w:t>
+      </w:r>
+      <w:proofErr w:type="spellEnd"/>
+      <w:r>
+        <w:rPr>
+          <w:rFonts w:ascii="Times New Roman" w:hAnsi="Times New Roman" w:cs="Times New Roman"/>
+        </w:rPr>
+        <w:t xml:space="preserve">=1 fonctionnent ; en revanche, toute comparaison stricte en </w:t>
+      </w:r>
+      <w:proofErr w:type="spellStart"/>
+      <w:r>
+        <w:rPr>
+          <w:rFonts w:ascii="Times New Roman" w:hAnsi="Times New Roman" w:cs="Times New Roman"/>
+        </w:rPr>
+        <w:t>TypeScript</w:t>
+      </w:r>
+      <w:proofErr w:type="spellEnd"/>
+      <w:r>
+        <w:rPr>
+          <w:rFonts w:ascii="Times New Roman" w:hAnsi="Times New Roman" w:cs="Times New Roman"/>
+        </w:rPr>
+        <w:t xml:space="preserve"> (user.id === </w:t>
+      </w:r>
+      <w:proofErr w:type="spellStart"/>
+      <w:r>
+        <w:rPr>
+          <w:rFonts w:ascii="Times New Roman" w:hAnsi="Times New Roman" w:cs="Times New Roman"/>
+        </w:rPr>
+        <w:t>commande.clientId</w:t>
+      </w:r>
+      <w:proofErr w:type="spellEnd"/>
+      <w:r>
+        <w:rPr>
+          <w:rFonts w:ascii="Times New Roman" w:hAnsi="Times New Roman" w:cs="Times New Roman"/>
+        </w:rPr>
+        <w:t>) donnerait 1 === "1", soit false : un bug silencieux susceptible d'affecter l'espace client, la création de commandes et le suivi.</w:t>
+      </w:r>
+    </w:p>
+    <w:p>
+      <w:pPr>
+        <w:spacing w:after="160"/>
+        <w:jc w:val="both"/>
+        <w:rPr>
+          <w:rFonts w:ascii="Times New Roman" w:hAnsi="Times New Roman" w:cs="Times New Roman"/>
+        </w:rPr>
+      </w:pPr>
+      <w:r>
+        <w:rPr>
+          <w:rFonts w:ascii="Times New Roman" w:hAnsi="Times New Roman" w:cs="Times New Roman"/>
+        </w:rPr>
+        <w:t xml:space="preserve">Résolution. Normalisation à la frontière : la méthode </w:t>
+      </w:r>
+      <w:proofErr w:type="spellStart"/>
+      <w:r>
+        <w:rPr>
+          <w:rFonts w:ascii="Times New Roman" w:hAnsi="Times New Roman" w:cs="Times New Roman"/>
+        </w:rPr>
+        <w:t>storeSession</w:t>
+      </w:r>
+      <w:proofErr w:type="spellEnd"/>
+      <w:r>
+        <w:rPr>
+          <w:rFonts w:ascii="Times New Roman" w:hAnsi="Times New Roman" w:cs="Times New Roman"/>
+        </w:rPr>
+        <w:t xml:space="preserve"> de l'</w:t>
+      </w:r>
+      <w:proofErr w:type="spellStart"/>
+      <w:r>
+        <w:rPr>
+          <w:rFonts w:ascii="Times New Roman" w:hAnsi="Times New Roman" w:cs="Times New Roman"/>
+        </w:rPr>
+        <w:t>AuthService</w:t>
+      </w:r>
+      <w:proofErr w:type="spellEnd"/>
+      <w:r>
+        <w:rPr>
+          <w:rFonts w:ascii="Times New Roman" w:hAnsi="Times New Roman" w:cs="Times New Roman"/>
+        </w:rPr>
+        <w:t xml:space="preserve"> convertit systématiquement l'identifiant en chaîne (String(res.user.id)) avant stockage et mise à jour du signal, et </w:t>
+      </w:r>
+      <w:proofErr w:type="spellStart"/>
+      <w:r>
+        <w:rPr>
+          <w:rFonts w:ascii="Times New Roman" w:hAnsi="Times New Roman" w:cs="Times New Roman"/>
+        </w:rPr>
+        <w:t>restoreUser</w:t>
+      </w:r>
+      <w:proofErr w:type="spellEnd"/>
+      <w:r>
+        <w:rPr>
+          <w:rFonts w:ascii="Times New Roman" w:hAnsi="Times New Roman" w:cs="Times New Roman"/>
+        </w:rPr>
+        <w:t xml:space="preserve"> applique la même conversion aux sessions restaurées. Un seul point du code touche la réponse brute de l'API ; partout ailleurs, l'invariant « User.id est une chaîne » est garanti, conformément au modèle. Cette approche évite de devoir penser à la conversion à chaque usage dans les deux périmètres de développement.</w:t>
+      </w:r>
+    </w:p>
+    <w:p>
+      <w:pPr>
+        <w:spacing w:before="200" w:after="80"/>
+        <w:jc w:val="both"/>
+        <w:rPr>
+          <w:rFonts w:ascii="Times New Roman" w:hAnsi="Times New Roman" w:cs="Times New Roman"/>
+          <w:b/>
+        </w:rPr>
+      </w:pPr>
+      <w:r>
+        <w:rPr>
+          <w:rFonts w:ascii="Times New Roman" w:hAnsi="Times New Roman" w:cs="Times New Roman"/>
+          <w:b/>
+        </w:rPr>
+        <w:t xml:space="preserve">7.3 </w:t>
+      </w:r>
+      <w:proofErr w:type="spellStart"/>
+      <w:r>
+        <w:rPr>
+          <w:rFonts w:ascii="Times New Roman" w:hAnsi="Times New Roman" w:cs="Times New Roman"/>
+          <w:b/>
+        </w:rPr>
+        <w:t>Guards</w:t>
+      </w:r>
+      <w:proofErr w:type="spellEnd"/>
+      <w:r>
+        <w:rPr>
+          <w:rFonts w:ascii="Times New Roman" w:hAnsi="Times New Roman" w:cs="Times New Roman"/>
+          <w:b/>
+        </w:rPr>
+        <w:t xml:space="preserve"> serveur silencieusement inactifs (montage en middleware)</w:t>
+      </w:r>
+    </w:p>
+    <w:p>
+      <w:pPr>
+        <w:spacing w:after="160"/>
+        <w:jc w:val="both"/>
+        <w:rPr>
+          <w:rFonts w:ascii="Times New Roman" w:hAnsi="Times New Roman" w:cs="Times New Roman"/>
+        </w:rPr>
+      </w:pPr>
+      <w:r>
+        <w:rPr>
+          <w:rFonts w:ascii="Times New Roman" w:hAnsi="Times New Roman" w:cs="Times New Roman"/>
+        </w:rPr>
+        <w:t xml:space="preserve">Contexte. Lors des tests de l'intercepteur d'erreurs (tâche A6), une commande soumise avec un jeton JWT volontairement corrompu a été acceptée par l'API (HTTP 201) au lieu d'être rejetée. Un test direct avec </w:t>
+      </w:r>
+      <w:proofErr w:type="spellStart"/>
+      <w:r>
+        <w:rPr>
+          <w:rFonts w:ascii="Times New Roman" w:hAnsi="Times New Roman" w:cs="Times New Roman"/>
+        </w:rPr>
+        <w:t>curl</w:t>
+      </w:r>
+      <w:proofErr w:type="spellEnd"/>
+      <w:r>
+        <w:rPr>
+          <w:rFonts w:ascii="Times New Roman" w:hAnsi="Times New Roman" w:cs="Times New Roman"/>
+        </w:rPr>
+        <w:t xml:space="preserve"> a confirmé l'étendue du problème : GET /</w:t>
+      </w:r>
+      <w:proofErr w:type="spellStart"/>
+      <w:r>
+        <w:rPr>
+          <w:rFonts w:ascii="Times New Roman" w:hAnsi="Times New Roman" w:cs="Times New Roman"/>
+        </w:rPr>
+        <w:t>users</w:t>
+      </w:r>
+      <w:proofErr w:type="spellEnd"/>
+      <w:r>
+        <w:rPr>
+          <w:rFonts w:ascii="Times New Roman" w:hAnsi="Times New Roman" w:cs="Times New Roman"/>
+        </w:rPr>
+        <w:t xml:space="preserve"> renvoyait la liste complète des utilisateurs (hachages de mots de passe compris) malgré la règle 600 de </w:t>
+      </w:r>
+      <w:proofErr w:type="spellStart"/>
+      <w:r>
+        <w:rPr>
+          <w:rFonts w:ascii="Times New Roman" w:hAnsi="Times New Roman" w:cs="Times New Roman"/>
+        </w:rPr>
+        <w:t>routes.json</w:t>
+      </w:r>
+      <w:proofErr w:type="spellEnd"/>
+      <w:r>
+        <w:rPr>
+          <w:rFonts w:ascii="Times New Roman" w:hAnsi="Times New Roman" w:cs="Times New Roman"/>
+        </w:rPr>
+        <w:t>, et un POST /commandes avec un jeton invalide était accepté.</w:t>
+      </w:r>
+    </w:p>
+    <w:p>
+      <w:pPr>
+        <w:spacing w:after="160"/>
+        <w:jc w:val="both"/>
+        <w:rPr>
+          <w:rFonts w:ascii="Times New Roman" w:hAnsi="Times New Roman" w:cs="Times New Roman"/>
+        </w:rPr>
+      </w:pPr>
+      <w:r>
+        <w:rPr>
+          <w:rFonts w:ascii="Times New Roman" w:hAnsi="Times New Roman" w:cs="Times New Roman"/>
+        </w:rPr>
+        <w:t xml:space="preserve">Analyse. Le montage de </w:t>
+      </w:r>
+      <w:proofErr w:type="spellStart"/>
+      <w:r>
+        <w:rPr>
+          <w:rFonts w:ascii="Times New Roman" w:hAnsi="Times New Roman" w:cs="Times New Roman"/>
+        </w:rPr>
+        <w:t>json</w:t>
+      </w:r>
+      <w:proofErr w:type="spellEnd"/>
+      <w:r>
+        <w:rPr>
+          <w:rFonts w:ascii="Times New Roman" w:hAnsi="Times New Roman" w:cs="Times New Roman"/>
+        </w:rPr>
+        <w:t>-server-</w:t>
+      </w:r>
+      <w:proofErr w:type="spellStart"/>
+      <w:r>
+        <w:rPr>
+          <w:rFonts w:ascii="Times New Roman" w:hAnsi="Times New Roman" w:cs="Times New Roman"/>
+        </w:rPr>
+        <w:t>auth</w:t>
+      </w:r>
+      <w:proofErr w:type="spellEnd"/>
+      <w:r>
+        <w:rPr>
+          <w:rFonts w:ascii="Times New Roman" w:hAnsi="Times New Roman" w:cs="Times New Roman"/>
+        </w:rPr>
+        <w:t xml:space="preserve"> en middleware (option -m de </w:t>
+      </w:r>
+      <w:proofErr w:type="spellStart"/>
+      <w:r>
+        <w:rPr>
+          <w:rFonts w:ascii="Times New Roman" w:hAnsi="Times New Roman" w:cs="Times New Roman"/>
+        </w:rPr>
+        <w:t>json</w:t>
+      </w:r>
+      <w:proofErr w:type="spellEnd"/>
+      <w:r>
+        <w:rPr>
+          <w:rFonts w:ascii="Times New Roman" w:hAnsi="Times New Roman" w:cs="Times New Roman"/>
+        </w:rPr>
+        <w:t>-server, forme proposée par le sujet) chargeait le module d'authentification (les routes /login et /</w:t>
+      </w:r>
+      <w:proofErr w:type="spellStart"/>
+      <w:r>
+        <w:rPr>
+          <w:rFonts w:ascii="Times New Roman" w:hAnsi="Times New Roman" w:cs="Times New Roman"/>
+        </w:rPr>
+        <w:t>register</w:t>
+      </w:r>
+      <w:proofErr w:type="spellEnd"/>
+      <w:r>
+        <w:rPr>
+          <w:rFonts w:ascii="Times New Roman" w:hAnsi="Times New Roman" w:cs="Times New Roman"/>
+        </w:rPr>
+        <w:t xml:space="preserve"> fonctionnaient), mais la réécriture des requêtes vers les routes gardées (/commandes vers /640/commandes) n'était jamais appliquée : les permissions de </w:t>
+      </w:r>
+      <w:proofErr w:type="spellStart"/>
+      <w:r>
+        <w:rPr>
+          <w:rFonts w:ascii="Times New Roman" w:hAnsi="Times New Roman" w:cs="Times New Roman"/>
+        </w:rPr>
+        <w:t>routes.json</w:t>
+      </w:r>
+      <w:proofErr w:type="spellEnd"/>
+      <w:r>
+        <w:rPr>
+          <w:rFonts w:ascii="Times New Roman" w:hAnsi="Times New Roman" w:cs="Times New Roman"/>
+        </w:rPr>
+        <w:t xml:space="preserve"> restaient lettre morte, silencieusement. Ce dysfonctionnement est vraisemblablement lié à la même incompatibilité de versions que la difficulté 7.1.</w:t>
+      </w:r>
+    </w:p>
+    <w:p>
+      <w:pPr>
+        <w:spacing w:after="160"/>
+        <w:jc w:val="both"/>
+        <w:rPr>
+          <w:rFonts w:ascii="Times New Roman" w:hAnsi="Times New Roman" w:cs="Times New Roman"/>
+        </w:rPr>
+      </w:pPr>
+      <w:r>
+        <w:rPr>
+          <w:rFonts w:ascii="Times New Roman" w:hAnsi="Times New Roman" w:cs="Times New Roman"/>
+        </w:rPr>
+        <w:t>Résolution en deux temps. D'abord, remplacement du montage en middleware par le CLI dédié du paquet (</w:t>
+      </w:r>
+      <w:proofErr w:type="spellStart"/>
+      <w:r>
+        <w:rPr>
+          <w:rFonts w:ascii="Times New Roman" w:hAnsi="Times New Roman" w:cs="Times New Roman"/>
+        </w:rPr>
+        <w:t>json</w:t>
+      </w:r>
+      <w:proofErr w:type="spellEnd"/>
+      <w:r>
+        <w:rPr>
+          <w:rFonts w:ascii="Times New Roman" w:hAnsi="Times New Roman" w:cs="Times New Roman"/>
+        </w:rPr>
+        <w:t>-server-</w:t>
+      </w:r>
+      <w:proofErr w:type="spellStart"/>
+      <w:r>
+        <w:rPr>
+          <w:rFonts w:ascii="Times New Roman" w:hAnsi="Times New Roman" w:cs="Times New Roman"/>
+        </w:rPr>
+        <w:t>auth</w:t>
+      </w:r>
+      <w:proofErr w:type="spellEnd"/>
+      <w:r>
+        <w:rPr>
+          <w:rFonts w:ascii="Times New Roman" w:hAnsi="Times New Roman" w:cs="Times New Roman"/>
+        </w:rPr>
+        <w:t xml:space="preserve"> </w:t>
+      </w:r>
+      <w:proofErr w:type="spellStart"/>
+      <w:r>
+        <w:rPr>
+          <w:rFonts w:ascii="Times New Roman" w:hAnsi="Times New Roman" w:cs="Times New Roman"/>
+        </w:rPr>
+        <w:t>db.json</w:t>
+      </w:r>
+      <w:proofErr w:type="spellEnd"/>
+      <w:r>
+        <w:rPr>
+          <w:rFonts w:ascii="Times New Roman" w:hAnsi="Times New Roman" w:cs="Times New Roman"/>
+        </w:rPr>
+        <w:t xml:space="preserve"> -r </w:t>
+      </w:r>
+      <w:proofErr w:type="spellStart"/>
+      <w:r>
+        <w:rPr>
+          <w:rFonts w:ascii="Times New Roman" w:hAnsi="Times New Roman" w:cs="Times New Roman"/>
+        </w:rPr>
+        <w:t>routes.json</w:t>
+      </w:r>
+      <w:proofErr w:type="spellEnd"/>
+      <w:r>
+        <w:rPr>
+          <w:rFonts w:ascii="Times New Roman" w:hAnsi="Times New Roman" w:cs="Times New Roman"/>
+        </w:rPr>
+        <w:t xml:space="preserve">), qui câble correctement la chaîne réécriture, authentification, routeur ; les journaux du serveur montrent alors les requêtes réécrites (GET /664/trajets, POST /640/commandes) et la latence de 400 ms est conservée. Ensuite, ajustement des codes de permission : le code 640 réserve l'écriture au « propriétaire » de la ressource, notion que </w:t>
+      </w:r>
+      <w:proofErr w:type="spellStart"/>
+      <w:r>
+        <w:rPr>
+          <w:rFonts w:ascii="Times New Roman" w:hAnsi="Times New Roman" w:cs="Times New Roman"/>
+        </w:rPr>
+        <w:t>json</w:t>
+      </w:r>
+      <w:proofErr w:type="spellEnd"/>
+      <w:r>
+        <w:rPr>
+          <w:rFonts w:ascii="Times New Roman" w:hAnsi="Times New Roman" w:cs="Times New Roman"/>
+        </w:rPr>
+        <w:t>-server-</w:t>
+      </w:r>
+      <w:proofErr w:type="spellStart"/>
+      <w:r>
+        <w:rPr>
+          <w:rFonts w:ascii="Times New Roman" w:hAnsi="Times New Roman" w:cs="Times New Roman"/>
+        </w:rPr>
+        <w:t>auth</w:t>
+      </w:r>
+      <w:proofErr w:type="spellEnd"/>
+      <w:r>
+        <w:rPr>
+          <w:rFonts w:ascii="Times New Roman" w:hAnsi="Times New Roman" w:cs="Times New Roman"/>
+        </w:rPr>
+        <w:t xml:space="preserve"> identifie par un champ </w:t>
+      </w:r>
+      <w:proofErr w:type="spellStart"/>
+      <w:r>
+        <w:rPr>
+          <w:rFonts w:ascii="Times New Roman" w:hAnsi="Times New Roman" w:cs="Times New Roman"/>
+        </w:rPr>
+        <w:t>userId</w:t>
+      </w:r>
+      <w:proofErr w:type="spellEnd"/>
+      <w:r>
+        <w:rPr>
+          <w:rFonts w:ascii="Times New Roman" w:hAnsi="Times New Roman" w:cs="Times New Roman"/>
+        </w:rPr>
+        <w:t xml:space="preserve"> absent de notre modèle (qui utilise </w:t>
+      </w:r>
+      <w:proofErr w:type="spellStart"/>
+      <w:r>
+        <w:rPr>
+          <w:rFonts w:ascii="Times New Roman" w:hAnsi="Times New Roman" w:cs="Times New Roman"/>
+        </w:rPr>
+        <w:t>clientId</w:t>
+      </w:r>
+      <w:proofErr w:type="spellEnd"/>
+      <w:r>
+        <w:rPr>
+          <w:rFonts w:ascii="Times New Roman" w:hAnsi="Times New Roman" w:cs="Times New Roman"/>
+        </w:rPr>
+        <w:t>) ; toute écriture était donc refusée (HTTP 403) même authentifiée. Les codes ont été assouplis en 660 (commandes, rendez-vous : lecture et écriture pour tout utilisateur connecté) et 664 (livraisons : écriture connectée, lecture publique).</w:t>
+      </w:r>
+    </w:p>
+    <w:p>
+      <w:pPr>
+        <w:spacing w:after="160"/>
+        <w:jc w:val="both"/>
+        <w:rPr>
+          <w:rFonts w:ascii="Times New Roman" w:hAnsi="Times New Roman" w:cs="Times New Roman"/>
+        </w:rPr>
+      </w:pPr>
+      <w:r>
+        <w:rPr>
+          <w:rFonts w:ascii="Times New Roman" w:hAnsi="Times New Roman" w:cs="Times New Roman"/>
+        </w:rPr>
+        <w:t xml:space="preserve">Limite assumée. Avec ces codes, un utilisateur connecté pourrait techniquement accéder aux ressources d'un autre via l'API brute ; la granularité « chacun ses données » exigerait le champ </w:t>
+      </w:r>
+      <w:proofErr w:type="spellStart"/>
+      <w:r>
+        <w:rPr>
+          <w:rFonts w:ascii="Times New Roman" w:hAnsi="Times New Roman" w:cs="Times New Roman"/>
+        </w:rPr>
+        <w:t>userId</w:t>
+      </w:r>
+      <w:proofErr w:type="spellEnd"/>
+      <w:r>
+        <w:rPr>
+          <w:rFonts w:ascii="Times New Roman" w:hAnsi="Times New Roman" w:cs="Times New Roman"/>
+        </w:rPr>
+        <w:t xml:space="preserve"> propre à </w:t>
+      </w:r>
+      <w:proofErr w:type="spellStart"/>
+      <w:r>
+        <w:rPr>
+          <w:rFonts w:ascii="Times New Roman" w:hAnsi="Times New Roman" w:cs="Times New Roman"/>
+        </w:rPr>
+        <w:t>json</w:t>
+      </w:r>
+      <w:proofErr w:type="spellEnd"/>
+      <w:r>
+        <w:rPr>
+          <w:rFonts w:ascii="Times New Roman" w:hAnsi="Times New Roman" w:cs="Times New Roman"/>
+        </w:rPr>
+        <w:t>-server-</w:t>
+      </w:r>
+      <w:proofErr w:type="spellStart"/>
+      <w:r>
+        <w:rPr>
+          <w:rFonts w:ascii="Times New Roman" w:hAnsi="Times New Roman" w:cs="Times New Roman"/>
+        </w:rPr>
+        <w:t>auth</w:t>
+      </w:r>
+      <w:proofErr w:type="spellEnd"/>
+      <w:r>
+        <w:rPr>
+          <w:rFonts w:ascii="Times New Roman" w:hAnsi="Times New Roman" w:cs="Times New Roman"/>
+        </w:rPr>
+        <w:t xml:space="preserve">, incompatible avec le modèle de données du projet. S'agissant d'un backend de développement que le sujet lui-même exclut de toute mise en production, le niveau « connecté contre public » a été jugé approprié, la protection applicative étant portée par les </w:t>
+      </w:r>
+      <w:proofErr w:type="spellStart"/>
+      <w:r>
+        <w:rPr>
+          <w:rFonts w:ascii="Times New Roman" w:hAnsi="Times New Roman" w:cs="Times New Roman"/>
+        </w:rPr>
         <w:t>guards</w:t>
       </w:r>
       <w:proofErr w:type="spellEnd"/>
       <w:r>
-        <w:t xml:space="preserve"> de </w:t>
-      </w:r>
-      <w:proofErr w:type="spellStart"/>
-      <w:r>
-        <w:t>json</w:t>
-      </w:r>
-      <w:proofErr w:type="spellEnd"/>
-      <w:r>
-        <w:t>-server-</w:t>
-      </w:r>
-      <w:proofErr w:type="spellStart"/>
-      <w:r>
-        <w:t>auth</w:t>
-      </w:r>
-      <w:proofErr w:type="spellEnd"/>
-      <w:r>
+        <w:rPr>
+          <w:rFonts w:ascii="Times New Roman" w:hAnsi="Times New Roman" w:cs="Times New Roman"/>
+        </w:rPr>
+        <w:t xml:space="preserve"> </w:t>
+      </w:r>
+      <w:proofErr w:type="spellStart"/>
+      <w:r>
+        <w:rPr>
+          <w:rFonts w:ascii="Times New Roman" w:hAnsi="Times New Roman" w:cs="Times New Roman"/>
+        </w:rPr>
+        <w:t>Angular</w:t>
+      </w:r>
+      <w:proofErr w:type="spellEnd"/>
+      <w:r>
+        <w:rPr>
+          <w:rFonts w:ascii="Times New Roman" w:hAnsi="Times New Roman" w:cs="Times New Roman"/>
+        </w:rPr>
+        <w:t xml:space="preserve"> et l'intercepteur JWT. Une isolation fine relèverait d'un véritable backend.</w:t>
+      </w:r>
+    </w:p>
+    <w:p>
+      <w:pPr>
+        <w:spacing w:after="160"/>
+        <w:jc w:val="both"/>
+        <w:rPr>
+          <w:rFonts w:ascii="Times New Roman" w:hAnsi="Times New Roman" w:cs="Times New Roman"/>
+          <w:lang w:val="fr-SN"/>
+        </w:rPr>
+      </w:pPr>
+      <w:r>
+        <w:rPr>
+          <w:rFonts w:ascii="Times New Roman" w:hAnsi="Times New Roman" w:cs="Times New Roman"/>
+          <w:b/>
+          <w:bCs/>
+          <w:lang w:val="fr-SN"/>
+        </w:rPr>
+        <w:t xml:space="preserve">7.4 </w:t>
+      </w:r>
+      <w:r>
+        <w:rPr>
+          <w:rFonts w:ascii="Times New Roman" w:hAnsi="Times New Roman" w:cs="Times New Roman"/>
+          <w:b/>
+          <w:bCs/>
+          <w:lang w:val="fr-SN"/>
+        </w:rPr>
+        <w:t xml:space="preserve">Conflit Git sur </w:t>
+      </w:r>
+      <w:proofErr w:type="spellStart"/>
+      <w:r>
+        <w:rPr>
+          <w:rFonts w:ascii="Times New Roman" w:hAnsi="Times New Roman" w:cs="Times New Roman"/>
+          <w:b/>
+          <w:bCs/>
+          <w:lang w:val="fr-SN"/>
+        </w:rPr>
+        <w:t>app.routes.ts</w:t>
+      </w:r>
+      <w:proofErr w:type="spellEnd"/>
+      <w:r>
+        <w:rPr>
+          <w:rFonts w:ascii="Times New Roman" w:hAnsi="Times New Roman" w:cs="Times New Roman"/>
+          <w:lang w:val="fr-SN"/>
+        </w:rPr>
+        <w:t xml:space="preserve"> : </w:t>
+      </w:r>
+    </w:p>
+    <w:p>
+      <w:pPr>
+        <w:spacing w:after="160"/>
+        <w:jc w:val="both"/>
+        <w:rPr>
+          <w:rFonts w:ascii="Times New Roman" w:hAnsi="Times New Roman" w:cs="Times New Roman"/>
+          <w:lang w:val="fr-SN"/>
+        </w:rPr>
+      </w:pPr>
+      <w:r>
+        <w:rPr>
+          <w:rFonts w:ascii="Times New Roman" w:hAnsi="Times New Roman" w:cs="Times New Roman"/>
+          <w:lang w:val="fr-SN"/>
+        </w:rPr>
+        <w:t>D</w:t>
+      </w:r>
+      <w:r>
+        <w:rPr>
+          <w:rFonts w:ascii="Times New Roman" w:hAnsi="Times New Roman" w:cs="Times New Roman"/>
+          <w:lang w:val="fr-SN"/>
+        </w:rPr>
+        <w:t>eux branches (</w:t>
+      </w:r>
+      <w:proofErr w:type="spellStart"/>
+      <w:r>
+        <w:rPr>
+          <w:rFonts w:ascii="Times New Roman" w:hAnsi="Times New Roman" w:cs="Times New Roman"/>
+          <w:lang w:val="fr-SN"/>
+        </w:rPr>
+        <w:t>feature</w:t>
+      </w:r>
+      <w:proofErr w:type="spellEnd"/>
+      <w:r>
+        <w:rPr>
+          <w:rFonts w:ascii="Times New Roman" w:hAnsi="Times New Roman" w:cs="Times New Roman"/>
+          <w:lang w:val="fr-SN"/>
+        </w:rPr>
+        <w:t xml:space="preserve">/b2-suivi et </w:t>
+      </w:r>
+      <w:proofErr w:type="spellStart"/>
+      <w:r>
+        <w:rPr>
+          <w:rFonts w:ascii="Times New Roman" w:hAnsi="Times New Roman" w:cs="Times New Roman"/>
+          <w:lang w:val="fr-SN"/>
+        </w:rPr>
+        <w:t>feature</w:t>
+      </w:r>
+      <w:proofErr w:type="spellEnd"/>
+      <w:r>
+        <w:rPr>
+          <w:rFonts w:ascii="Times New Roman" w:hAnsi="Times New Roman" w:cs="Times New Roman"/>
+          <w:lang w:val="fr-SN"/>
+        </w:rPr>
+        <w:t xml:space="preserve">/b3-espace-client) avaient chacune ajouté une route au même endroit sans être resynchronisées avec dev, provoquant un conflit de fusion sur GitHub. Résolu en conservant les deux blocs de routes, avec une vigilance accrue par la suite à toujours repartir de dev à jour avant une nouvelle tâche. </w:t>
+      </w:r>
+    </w:p>
+    <w:p>
+      <w:pPr>
+        <w:spacing w:after="160"/>
+        <w:jc w:val="both"/>
+        <w:rPr>
+          <w:rFonts w:ascii="Times New Roman" w:hAnsi="Times New Roman" w:cs="Times New Roman"/>
+          <w:lang w:val="fr-SN"/>
+        </w:rPr>
+      </w:pPr>
+      <w:r>
+        <w:rPr>
+          <w:rFonts w:ascii="Times New Roman" w:hAnsi="Times New Roman" w:cs="Times New Roman"/>
+          <w:b/>
+          <w:bCs/>
+          <w:lang w:val="fr-SN"/>
+        </w:rPr>
+        <w:t xml:space="preserve">7.5 </w:t>
+      </w:r>
+      <w:r>
+        <w:rPr>
+          <w:rFonts w:ascii="Times New Roman" w:hAnsi="Times New Roman" w:cs="Times New Roman"/>
+          <w:b/>
+          <w:bCs/>
+          <w:lang w:val="fr-SN"/>
+        </w:rPr>
+        <w:t xml:space="preserve">Erreur NG0950 (Input </w:t>
+      </w:r>
+      <w:proofErr w:type="spellStart"/>
+      <w:r>
+        <w:rPr>
+          <w:rFonts w:ascii="Times New Roman" w:hAnsi="Times New Roman" w:cs="Times New Roman"/>
+          <w:b/>
+          <w:bCs/>
+          <w:lang w:val="fr-SN"/>
+        </w:rPr>
+        <w:t>required</w:t>
+      </w:r>
+      <w:proofErr w:type="spellEnd"/>
+      <w:r>
+        <w:rPr>
+          <w:rFonts w:ascii="Times New Roman" w:hAnsi="Times New Roman" w:cs="Times New Roman"/>
+          <w:b/>
+          <w:bCs/>
+          <w:lang w:val="fr-SN"/>
+        </w:rPr>
+        <w:t xml:space="preserve"> non disponible)</w:t>
+      </w:r>
+      <w:r>
+        <w:rPr>
+          <w:rFonts w:ascii="Times New Roman" w:hAnsi="Times New Roman" w:cs="Times New Roman"/>
+          <w:lang w:val="fr-SN"/>
+        </w:rPr>
+        <w:t xml:space="preserve"> : </w:t>
+      </w:r>
+    </w:p>
+    <w:p>
+      <w:pPr>
+        <w:spacing w:after="160"/>
+        <w:jc w:val="both"/>
+        <w:rPr>
+          <w:rFonts w:ascii="Times New Roman" w:hAnsi="Times New Roman" w:cs="Times New Roman"/>
+          <w:lang w:val="fr-SN"/>
+        </w:rPr>
+      </w:pPr>
+      <w:r>
+        <w:rPr>
+          <w:rFonts w:ascii="Times New Roman" w:hAnsi="Times New Roman" w:cs="Times New Roman"/>
+          <w:lang w:val="fr-SN"/>
+        </w:rPr>
+        <w:t>L</w:t>
+      </w:r>
+      <w:r>
+        <w:rPr>
+          <w:rFonts w:ascii="Times New Roman" w:hAnsi="Times New Roman" w:cs="Times New Roman"/>
+          <w:lang w:val="fr-SN"/>
+        </w:rPr>
+        <w:t xml:space="preserve">a lecture du paramètre de route </w:t>
+      </w:r>
+      <w:proofErr w:type="spellStart"/>
+      <w:r>
+        <w:rPr>
+          <w:rFonts w:ascii="Times New Roman" w:hAnsi="Times New Roman" w:cs="Times New Roman"/>
+          <w:lang w:val="fr-SN"/>
+        </w:rPr>
+        <w:t>commandeId</w:t>
+      </w:r>
+      <w:proofErr w:type="spellEnd"/>
+      <w:r>
+        <w:rPr>
+          <w:rFonts w:ascii="Times New Roman" w:hAnsi="Times New Roman" w:cs="Times New Roman"/>
+          <w:lang w:val="fr-SN"/>
+        </w:rPr>
+        <w:t xml:space="preserve"> échouait car elle était appelée dans le constructeur du composant, avant qu'</w:t>
+      </w:r>
+      <w:proofErr w:type="spellStart"/>
+      <w:r>
+        <w:rPr>
+          <w:rFonts w:ascii="Times New Roman" w:hAnsi="Times New Roman" w:cs="Times New Roman"/>
+          <w:lang w:val="fr-SN"/>
+        </w:rPr>
+        <w:t>Angular</w:t>
+      </w:r>
+      <w:proofErr w:type="spellEnd"/>
+      <w:r>
+        <w:rPr>
+          <w:rFonts w:ascii="Times New Roman" w:hAnsi="Times New Roman" w:cs="Times New Roman"/>
+          <w:lang w:val="fr-SN"/>
+        </w:rPr>
+        <w:t xml:space="preserve"> n'ait eu le temps de résoudre la valeur de l'input lié à la route. Correction en déplaçant le chargement des données dans </w:t>
+      </w:r>
+      <w:proofErr w:type="spellStart"/>
+      <w:r>
+        <w:rPr>
+          <w:rFonts w:ascii="Times New Roman" w:hAnsi="Times New Roman" w:cs="Times New Roman"/>
+          <w:lang w:val="fr-SN"/>
+        </w:rPr>
+        <w:t>ngOnInit</w:t>
+      </w:r>
+      <w:proofErr w:type="spellEnd"/>
+      <w:r>
+        <w:rPr>
+          <w:rFonts w:ascii="Times New Roman" w:hAnsi="Times New Roman" w:cs="Times New Roman"/>
+          <w:lang w:val="fr-SN"/>
+        </w:rPr>
+        <w:t xml:space="preserve">(), qui s'exécute après l'initialisation complète des inputs. </w:t>
+      </w:r>
+    </w:p>
+    <w:p>
+      <w:pPr>
+        <w:spacing w:after="160"/>
+        <w:jc w:val="both"/>
+        <w:rPr>
+          <w:rFonts w:ascii="Times New Roman" w:hAnsi="Times New Roman" w:cs="Times New Roman"/>
+          <w:lang w:val="fr-SN"/>
+        </w:rPr>
+      </w:pPr>
+    </w:p>
+    <w:p>
+      <w:pPr>
+        <w:spacing w:after="160"/>
+        <w:jc w:val="both"/>
+        <w:rPr>
+          <w:rFonts w:ascii="Times New Roman" w:hAnsi="Times New Roman" w:cs="Times New Roman"/>
+          <w:lang w:val="fr-SN"/>
+        </w:rPr>
+      </w:pPr>
+      <w:r>
+        <w:rPr>
+          <w:rFonts w:ascii="Times New Roman" w:hAnsi="Times New Roman" w:cs="Times New Roman"/>
+          <w:b/>
+          <w:bCs/>
+          <w:lang w:val="fr-SN"/>
+        </w:rPr>
+        <w:lastRenderedPageBreak/>
+        <w:t xml:space="preserve">7.6 </w:t>
+      </w:r>
+      <w:r>
+        <w:rPr>
+          <w:rFonts w:ascii="Times New Roman" w:hAnsi="Times New Roman" w:cs="Times New Roman"/>
+          <w:b/>
+          <w:bCs/>
+          <w:lang w:val="fr-SN"/>
+        </w:rPr>
+        <w:t>Binding des paramètres de route non activé</w:t>
+      </w:r>
+      <w:r>
+        <w:rPr>
+          <w:rFonts w:ascii="Times New Roman" w:hAnsi="Times New Roman" w:cs="Times New Roman"/>
+          <w:lang w:val="fr-SN"/>
+        </w:rPr>
+        <w:t xml:space="preserve"> : </w:t>
+      </w:r>
+    </w:p>
+    <w:p>
+      <w:pPr>
+        <w:spacing w:after="160"/>
+        <w:jc w:val="both"/>
+        <w:rPr>
+          <w:rFonts w:ascii="Times New Roman" w:hAnsi="Times New Roman" w:cs="Times New Roman"/>
+          <w:lang w:val="fr-SN"/>
+        </w:rPr>
+      </w:pPr>
+      <w:r>
+        <w:rPr>
+          <w:rFonts w:ascii="Times New Roman" w:hAnsi="Times New Roman" w:cs="Times New Roman"/>
+          <w:lang w:val="fr-SN"/>
+        </w:rPr>
+        <w:t>L</w:t>
+      </w:r>
+      <w:r>
+        <w:rPr>
+          <w:rFonts w:ascii="Times New Roman" w:hAnsi="Times New Roman" w:cs="Times New Roman"/>
+          <w:lang w:val="fr-SN"/>
+        </w:rPr>
+        <w:t xml:space="preserve">es input() liés aux paramètres d'URL restaient vides tant que </w:t>
+      </w:r>
+      <w:proofErr w:type="spellStart"/>
+      <w:r>
+        <w:rPr>
+          <w:rFonts w:ascii="Times New Roman" w:hAnsi="Times New Roman" w:cs="Times New Roman"/>
+          <w:lang w:val="fr-SN"/>
+        </w:rPr>
+        <w:t>withComponentInputBinding</w:t>
+      </w:r>
+      <w:proofErr w:type="spellEnd"/>
+      <w:r>
+        <w:rPr>
+          <w:rFonts w:ascii="Times New Roman" w:hAnsi="Times New Roman" w:cs="Times New Roman"/>
+          <w:lang w:val="fr-SN"/>
+        </w:rPr>
+        <w:t>() n'était pas explicitement activé dans la configuration globale du routeur (</w:t>
+      </w:r>
+      <w:proofErr w:type="spellStart"/>
+      <w:r>
+        <w:rPr>
+          <w:rFonts w:ascii="Times New Roman" w:hAnsi="Times New Roman" w:cs="Times New Roman"/>
+          <w:lang w:val="fr-SN"/>
+        </w:rPr>
+        <w:t>app.config.ts</w:t>
+      </w:r>
+      <w:proofErr w:type="spellEnd"/>
+      <w:r>
+        <w:rPr>
+          <w:rFonts w:ascii="Times New Roman" w:hAnsi="Times New Roman" w:cs="Times New Roman"/>
+          <w:lang w:val="fr-SN"/>
+        </w:rPr>
+        <w:t>)</w:t>
+      </w:r>
+      <w:r>
+        <w:rPr>
+          <w:rFonts w:ascii="Times New Roman" w:hAnsi="Times New Roman" w:cs="Times New Roman"/>
+          <w:lang w:val="fr-SN"/>
+        </w:rPr>
         <w:t>.</w:t>
       </w:r>
+      <w:r>
+        <w:rPr>
+          <w:rFonts w:ascii="Times New Roman" w:hAnsi="Times New Roman" w:cs="Times New Roman"/>
+          <w:lang w:val="fr-SN"/>
+        </w:rPr>
+        <w:t xml:space="preserve"> un oubli facile à faire avec les versions récentes d'</w:t>
+      </w:r>
+      <w:proofErr w:type="spellStart"/>
+      <w:r>
+        <w:rPr>
+          <w:rFonts w:ascii="Times New Roman" w:hAnsi="Times New Roman" w:cs="Times New Roman"/>
+          <w:lang w:val="fr-SN"/>
+        </w:rPr>
+        <w:t>Angular</w:t>
+      </w:r>
+      <w:proofErr w:type="spellEnd"/>
+      <w:r>
+        <w:rPr>
+          <w:rFonts w:ascii="Times New Roman" w:hAnsi="Times New Roman" w:cs="Times New Roman"/>
+          <w:lang w:val="fr-SN"/>
+        </w:rPr>
+        <w:t xml:space="preserve">, invisible tant qu'on ne teste pas une route avec paramètre. </w:t>
+      </w:r>
     </w:p>
     <w:p>
       <w:pPr>
         <w:spacing w:after="160"/>
-      </w:pPr>
-      <w:r>
-        <w:t xml:space="preserve">Analyse. </w:t>
-      </w:r>
-      <w:proofErr w:type="spellStart"/>
-      <w:r>
-        <w:t>json</w:t>
-      </w:r>
-      <w:proofErr w:type="spellEnd"/>
-      <w:r>
-        <w:t>-server-</w:t>
-      </w:r>
-      <w:proofErr w:type="spellStart"/>
-      <w:r>
-        <w:t>auth</w:t>
-      </w:r>
-      <w:proofErr w:type="spellEnd"/>
-      <w:r>
-        <w:t xml:space="preserve"> 2.1.0 (version imposée par le sujet) enregistre ses routes de permissions sous la forme /666/*, une syntaxe héritée d'Express 4. Lors de l'installation, </w:t>
-      </w:r>
-      <w:proofErr w:type="spellStart"/>
-      <w:r>
-        <w:t>npm</w:t>
-      </w:r>
-      <w:proofErr w:type="spellEnd"/>
-      <w:r>
-        <w:t xml:space="preserve"> a résolu dans l'arbre de dépendances une version récente du routeur d'Express, qui s'appuie sur </w:t>
-      </w:r>
-      <w:proofErr w:type="spellStart"/>
-      <w:r>
-        <w:t>path</w:t>
-      </w:r>
-      <w:proofErr w:type="spellEnd"/>
-      <w:r>
-        <w:t>-to-</w:t>
-      </w:r>
-      <w:proofErr w:type="spellStart"/>
-      <w:r>
-        <w:t>regexp</w:t>
-      </w:r>
-      <w:proofErr w:type="spellEnd"/>
-      <w:r>
-        <w:t xml:space="preserve"> v8 </w:t>
-      </w:r>
-      <w:r>
-        <w:lastRenderedPageBreak/>
-        <w:t>; ce parseur exige désormais que le joker * porte un nom (par exemple /*</w:t>
-      </w:r>
-      <w:proofErr w:type="spellStart"/>
-      <w:r>
-        <w:t>path</w:t>
-      </w:r>
-      <w:proofErr w:type="spellEnd"/>
-      <w:r>
-        <w:t>) et rejette l'ancienne syntaxe. La bibliothèque plantait donc au chargement, avant même de servir la première requête.</w:t>
+        <w:jc w:val="both"/>
+        <w:rPr>
+          <w:rFonts w:ascii="Times New Roman" w:hAnsi="Times New Roman" w:cs="Times New Roman"/>
+          <w:lang w:val="fr-SN"/>
+        </w:rPr>
+      </w:pPr>
+      <w:r>
+        <w:rPr>
+          <w:rFonts w:ascii="Times New Roman" w:hAnsi="Times New Roman" w:cs="Times New Roman"/>
+          <w:b/>
+          <w:bCs/>
+          <w:lang w:val="fr-SN"/>
+        </w:rPr>
+        <w:t xml:space="preserve">7.8 </w:t>
+      </w:r>
+      <w:r>
+        <w:rPr>
+          <w:rFonts w:ascii="Times New Roman" w:hAnsi="Times New Roman" w:cs="Times New Roman"/>
+          <w:b/>
+          <w:bCs/>
+          <w:lang w:val="fr-SN"/>
+        </w:rPr>
+        <w:t>Incohérence de nommage entre modèles</w:t>
+      </w:r>
+      <w:r>
+        <w:rPr>
+          <w:rFonts w:ascii="Times New Roman" w:hAnsi="Times New Roman" w:cs="Times New Roman"/>
+          <w:lang w:val="fr-SN"/>
+        </w:rPr>
+        <w:t xml:space="preserve"> : le statut LIVREE (sur Commande) et LIVRE (sur Livraison) désignent des concepts proches mais avec une orthographe différente, ce qui a nécessité une petite conversion locale pour réutiliser le composant </w:t>
+      </w:r>
+      <w:proofErr w:type="spellStart"/>
+      <w:r>
+        <w:rPr>
+          <w:rFonts w:ascii="Times New Roman" w:hAnsi="Times New Roman" w:cs="Times New Roman"/>
+          <w:lang w:val="fr-SN"/>
+        </w:rPr>
+        <w:t>BadgeStatut</w:t>
+      </w:r>
+      <w:proofErr w:type="spellEnd"/>
+      <w:r>
+        <w:rPr>
+          <w:rFonts w:ascii="Times New Roman" w:hAnsi="Times New Roman" w:cs="Times New Roman"/>
+          <w:lang w:val="fr-SN"/>
+        </w:rPr>
+        <w:t xml:space="preserve"> sans dupliquer sa logique ni modifier un fichier déjà validé en équipe. </w:t>
       </w:r>
     </w:p>
     <w:p>
       <w:pPr>
         <w:spacing w:after="160"/>
-      </w:pPr>
-      <w:r>
-        <w:t xml:space="preserve">Résolution. Épinglage d'Express en version 4.21.2 via le champ « </w:t>
-      </w:r>
-      <w:proofErr w:type="spellStart"/>
-      <w:r>
-        <w:t>overrides</w:t>
-      </w:r>
-      <w:proofErr w:type="spellEnd"/>
-      <w:r>
-        <w:t xml:space="preserve"> » de </w:t>
-      </w:r>
-      <w:proofErr w:type="spellStart"/>
-      <w:r>
-        <w:t>package.json</w:t>
-      </w:r>
-      <w:proofErr w:type="spellEnd"/>
-      <w:r>
-        <w:t xml:space="preserve">, suivi d'une réinstallation propre (suppression de </w:t>
-      </w:r>
-      <w:proofErr w:type="spellStart"/>
-      <w:r>
-        <w:t>node_modules</w:t>
-      </w:r>
-      <w:proofErr w:type="spellEnd"/>
-      <w:r>
-        <w:t xml:space="preserve"> et de package-</w:t>
-      </w:r>
-      <w:proofErr w:type="spellStart"/>
-      <w:r>
-        <w:t>lock.json</w:t>
-      </w:r>
-      <w:proofErr w:type="spellEnd"/>
-      <w:r>
-        <w:t xml:space="preserve">, puis </w:t>
-      </w:r>
-      <w:proofErr w:type="spellStart"/>
-      <w:r>
-        <w:t>npm</w:t>
-      </w:r>
-      <w:proofErr w:type="spellEnd"/>
-      <w:r>
-        <w:t xml:space="preserve"> </w:t>
-      </w:r>
-      <w:proofErr w:type="spellStart"/>
-      <w:r>
-        <w:t>install</w:t>
-      </w:r>
-      <w:proofErr w:type="spellEnd"/>
-      <w:r>
-        <w:t>). Ce correctif ne modifie aucune des versions imposées par le cahier des charges (</w:t>
-      </w:r>
-      <w:proofErr w:type="spellStart"/>
-      <w:r>
-        <w:t>json</w:t>
-      </w:r>
-      <w:proofErr w:type="spellEnd"/>
-      <w:r>
-        <w:t xml:space="preserve">-server 0.17.4 et </w:t>
-      </w:r>
-      <w:proofErr w:type="spellStart"/>
-      <w:r>
-        <w:t>json</w:t>
-      </w:r>
-      <w:proofErr w:type="spellEnd"/>
-      <w:r>
-        <w:t>-server-</w:t>
-      </w:r>
-      <w:proofErr w:type="spellStart"/>
-      <w:r>
-        <w:t>auth</w:t>
-      </w:r>
-      <w:proofErr w:type="spellEnd"/>
-      <w:r>
-        <w:t xml:space="preserve"> 2.1.0 restent inchangés) : il fige uniquement une dépendance transitive, dans le même esprit que l'épinglage de version recommandé par le sujet. Le champ </w:t>
-      </w:r>
-      <w:proofErr w:type="spellStart"/>
-      <w:r>
-        <w:t>overrides</w:t>
-      </w:r>
-      <w:proofErr w:type="spellEnd"/>
-      <w:r>
-        <w:t xml:space="preserve"> étant </w:t>
-      </w:r>
-      <w:proofErr w:type="spellStart"/>
-      <w:r>
-        <w:t>versionné</w:t>
-      </w:r>
-      <w:proofErr w:type="spellEnd"/>
-      <w:r>
-        <w:t xml:space="preserve"> dans </w:t>
-      </w:r>
-      <w:proofErr w:type="spellStart"/>
-      <w:r>
-        <w:t>package.json</w:t>
-      </w:r>
-      <w:proofErr w:type="spellEnd"/>
-      <w:r>
-        <w:t>, la correction est reproductible chez tout correcteur qui clone le dépôt.</w:t>
-      </w:r>
-    </w:p>
-    <w:p>
-      <w:pPr>
-        <w:spacing w:after="160"/>
-      </w:pPr>
-      <w:r>
-        <w:t xml:space="preserve">Vérification. Après correction, l'API démarre correctement : les six ressources sont exposées, les codes de permission de </w:t>
-      </w:r>
-      <w:proofErr w:type="spellStart"/>
-      <w:r>
-        <w:t>routes.json</w:t>
-      </w:r>
-      <w:proofErr w:type="spellEnd"/>
-      <w:r>
-        <w:t xml:space="preserve"> sont appliqués (</w:t>
-      </w:r>
-      <w:proofErr w:type="spellStart"/>
-      <w:r>
-        <w:t>users</w:t>
-      </w:r>
-      <w:proofErr w:type="spellEnd"/>
-      <w:r>
-        <w:t xml:space="preserve"> → 600, trajets → 664, etc.) et la latence artificielle de 400 ms est effective (GET /trajets observé à 441 ms), conformément à l'objectif de test des états de chargement.</w:t>
-      </w:r>
-    </w:p>
-    <w:p>
-      <w:pPr>
-        <w:spacing w:before="200" w:after="80"/>
-      </w:pPr>
-      <w:r>
-        <w:rPr>
+        <w:jc w:val="both"/>
+        <w:rPr>
+          <w:rFonts w:ascii="Times New Roman" w:hAnsi="Times New Roman" w:cs="Times New Roman"/>
+        </w:rPr>
+      </w:pPr>
+      <w:r>
+        <w:rPr>
+          <w:rFonts w:ascii="Times New Roman" w:hAnsi="Times New Roman" w:cs="Times New Roman"/>
           <w:b/>
-        </w:rPr>
-        <w:t>7.2 Incohérence de type des identifiants utilisateurs (</w:t>
-      </w:r>
-      <w:proofErr w:type="spellStart"/>
-      <w:r>
-        <w:rPr>
+          <w:bCs/>
+          <w:lang w:val="fr-SN"/>
+        </w:rPr>
+        <w:t xml:space="preserve">7.9 </w:t>
+      </w:r>
+      <w:r>
+        <w:rPr>
+          <w:rFonts w:ascii="Times New Roman" w:hAnsi="Times New Roman" w:cs="Times New Roman"/>
           <w:b/>
-        </w:rPr>
-        <w:t>number</w:t>
-      </w:r>
-      <w:proofErr w:type="spellEnd"/>
-      <w:r>
-        <w:rPr>
+          <w:bCs/>
+          <w:lang w:val="fr-SN"/>
+        </w:rPr>
+        <w:t>Pollution des données de test (</w:t>
+      </w:r>
+      <w:proofErr w:type="spellStart"/>
+      <w:r>
+        <w:rPr>
+          <w:rFonts w:ascii="Times New Roman" w:hAnsi="Times New Roman" w:cs="Times New Roman"/>
           <w:b/>
-        </w:rPr>
-        <w:t xml:space="preserve"> vs string)</w:t>
-      </w:r>
-    </w:p>
-    <w:p>
-      <w:pPr>
-        <w:spacing w:after="160"/>
-      </w:pPr>
-      <w:r>
-        <w:t xml:space="preserve">Contexte. Lors du premier test du circuit d'authentification, la réponse de POST /login a révélé que </w:t>
-      </w:r>
-      <w:proofErr w:type="spellStart"/>
-      <w:r>
-        <w:t>json</w:t>
-      </w:r>
-      <w:proofErr w:type="spellEnd"/>
-      <w:r>
-        <w:t>-server-</w:t>
-      </w:r>
-      <w:proofErr w:type="spellStart"/>
-      <w:r>
-        <w:t>auth</w:t>
-      </w:r>
-      <w:proofErr w:type="spellEnd"/>
-      <w:r>
-        <w:t xml:space="preserve"> génère des identifiants utilisateurs numériques (id: 1), alors que l'ensemble du modèle de données du projet (</w:t>
-      </w:r>
-      <w:proofErr w:type="spellStart"/>
-      <w:r>
+          <w:bCs/>
+          <w:lang w:val="fr-SN"/>
+        </w:rPr>
         <w:t>db.json</w:t>
       </w:r>
       <w:proofErr w:type="spellEnd"/>
       <w:r>
-        <w:t xml:space="preserve"> et interfaces </w:t>
-      </w:r>
-      <w:proofErr w:type="spellStart"/>
-      <w:r>
-        <w:t>TypeScript</w:t>
-      </w:r>
-      <w:proofErr w:type="spellEnd"/>
-      <w:r>
-        <w:t>) utilise des identifiants de type chaîne (id: "1").</w:t>
-      </w:r>
-    </w:p>
-    <w:p>
-      <w:pPr>
-        <w:spacing w:after="160"/>
-      </w:pPr>
-      <w:r>
-        <w:t>Risque. Les paramètres de requête étant comparés en texte par JSON Server, les filtres du type GET /</w:t>
-      </w:r>
-      <w:proofErr w:type="spellStart"/>
-      <w:r>
-        <w:t>commandes</w:t>
-      </w:r>
-      <w:proofErr w:type="gramStart"/>
-      <w:r>
-        <w:t>?clientId</w:t>
-      </w:r>
-      <w:proofErr w:type="spellEnd"/>
-      <w:proofErr w:type="gramEnd"/>
-      <w:r>
-        <w:t xml:space="preserve">=1 fonctionnent ; en revanche, toute comparaison stricte en </w:t>
-      </w:r>
-      <w:proofErr w:type="spellStart"/>
-      <w:r>
-        <w:t>TypeScript</w:t>
-      </w:r>
-      <w:proofErr w:type="spellEnd"/>
-      <w:r>
-        <w:t xml:space="preserve"> (user.id === </w:t>
-      </w:r>
-      <w:proofErr w:type="spellStart"/>
-      <w:r>
-        <w:t>commande.clientId</w:t>
-      </w:r>
-      <w:proofErr w:type="spellEnd"/>
-      <w:r>
-        <w:t>) donnerait 1 === "1", soit false : un bug silencieux susceptible d'affecter l'espace client, la création de commandes et le suivi.</w:t>
-      </w:r>
-    </w:p>
-    <w:p>
-      <w:pPr>
-        <w:spacing w:after="160"/>
-      </w:pPr>
-      <w:r>
-        <w:t xml:space="preserve">Résolution. Normalisation à la frontière : la méthode </w:t>
-      </w:r>
-      <w:proofErr w:type="spellStart"/>
-      <w:r>
-        <w:t>storeSession</w:t>
-      </w:r>
-      <w:proofErr w:type="spellEnd"/>
-      <w:r>
-        <w:t xml:space="preserve"> de l'</w:t>
-      </w:r>
-      <w:proofErr w:type="spellStart"/>
-      <w:r>
-        <w:t>AuthService</w:t>
-      </w:r>
-      <w:proofErr w:type="spellEnd"/>
-      <w:r>
-        <w:t xml:space="preserve"> convertit systématiquement l'identifiant en chaîne (</w:t>
-      </w:r>
-      <w:proofErr w:type="gramStart"/>
-      <w:r>
-        <w:t>String(</w:t>
-      </w:r>
-      <w:proofErr w:type="gramEnd"/>
-      <w:r>
-        <w:t xml:space="preserve">res.user.id)) avant stockage et mise à jour du signal, et </w:t>
-      </w:r>
-      <w:proofErr w:type="spellStart"/>
-      <w:r>
-        <w:t>restoreUser</w:t>
-      </w:r>
-      <w:proofErr w:type="spellEnd"/>
-      <w:r>
-        <w:t xml:space="preserve"> applique la même conversion aux sessions restaurées. Un seul point du code touche la réponse brute de l'API ; partout ailleurs, l'invariant « User.id est une chaîne » est garanti, conformément au modèle. Cette approche évite de devoir penser à la conversion à chaque usage dans les deux périmètres de développement.</w:t>
-      </w:r>
-    </w:p>
-    <w:p>
-      <w:pPr>
-        <w:spacing w:before="200" w:after="80"/>
-      </w:pPr>
-      <w:r>
-        <w:rPr>
+        <w:rPr>
+          <w:rFonts w:ascii="Times New Roman" w:hAnsi="Times New Roman" w:cs="Times New Roman"/>
           <w:b/>
-        </w:rPr>
-        <w:t xml:space="preserve">7.3 </w:t>
-      </w:r>
-      <w:proofErr w:type="spellStart"/>
-      <w:r>
-        <w:rPr>
-          <w:b/>
-        </w:rPr>
-        <w:t>Guards</w:t>
-      </w:r>
-      <w:proofErr w:type="spellEnd"/>
-      <w:r>
-        <w:rPr>
-          <w:b/>
-        </w:rPr>
-        <w:t xml:space="preserve"> serveur silencieusement inactifs (montage en middleware)</w:t>
-      </w:r>
-    </w:p>
-    <w:p>
-      <w:pPr>
-        <w:spacing w:after="160"/>
-      </w:pPr>
-      <w:r>
-        <w:t xml:space="preserve">Contexte. Lors des tests de l'intercepteur d'erreurs (tâche A6), une commande soumise avec un jeton JWT volontairement corrompu a été acceptée par l'API (HTTP 201) au lieu d'être rejetée. Un test direct avec </w:t>
-      </w:r>
-      <w:proofErr w:type="spellStart"/>
-      <w:r>
-        <w:t>curl</w:t>
-      </w:r>
-      <w:proofErr w:type="spellEnd"/>
-      <w:r>
-        <w:t xml:space="preserve"> a confirmé l'étendue du problème : GET /</w:t>
-      </w:r>
-      <w:proofErr w:type="spellStart"/>
-      <w:r>
-        <w:t>users</w:t>
-      </w:r>
-      <w:proofErr w:type="spellEnd"/>
-      <w:r>
-        <w:t xml:space="preserve"> renvoyait la liste complète des utilisateurs (hachages de mots de passe compris) malgré la règle 600 de </w:t>
-      </w:r>
-      <w:proofErr w:type="spellStart"/>
-      <w:r>
-        <w:t>routes.json</w:t>
-      </w:r>
-      <w:proofErr w:type="spellEnd"/>
-      <w:r>
-        <w:t>, et un POST /commandes avec un jeton invalide était accepté.</w:t>
-      </w:r>
-    </w:p>
-    <w:p>
-      <w:pPr>
-        <w:spacing w:after="160"/>
-      </w:pPr>
-      <w:r>
-        <w:t xml:space="preserve">Analyse. Le montage de </w:t>
-      </w:r>
-      <w:proofErr w:type="spellStart"/>
-      <w:r>
-        <w:t>json</w:t>
-      </w:r>
-      <w:proofErr w:type="spellEnd"/>
-      <w:r>
-        <w:t>-server-</w:t>
-      </w:r>
-      <w:proofErr w:type="spellStart"/>
-      <w:r>
-        <w:t>auth</w:t>
-      </w:r>
-      <w:proofErr w:type="spellEnd"/>
-      <w:r>
-        <w:t xml:space="preserve"> en middleware (option -m de </w:t>
-      </w:r>
-      <w:proofErr w:type="spellStart"/>
-      <w:r>
-        <w:t>json</w:t>
-      </w:r>
-      <w:proofErr w:type="spellEnd"/>
-      <w:r>
-        <w:t>-server, forme proposée par le sujet) chargeait le module d'authentification (les routes /login et /</w:t>
-      </w:r>
-      <w:proofErr w:type="spellStart"/>
-      <w:r>
-        <w:t>register</w:t>
-      </w:r>
-      <w:proofErr w:type="spellEnd"/>
-      <w:r>
-        <w:t xml:space="preserve"> fonctionnaient), mais la réécriture des requêtes vers les routes gardées (/commandes vers /640/commandes) n'était jamais appliquée : les permissions de </w:t>
-      </w:r>
-      <w:proofErr w:type="spellStart"/>
-      <w:r>
-        <w:t>routes.json</w:t>
-      </w:r>
-      <w:proofErr w:type="spellEnd"/>
-      <w:r>
-        <w:t xml:space="preserve"> restaient lettre morte, silencieusement. Ce dysfonctionnement est vraisemblablement lié à la même incompatibilité de versions que la difficulté 7.1.</w:t>
-      </w:r>
-    </w:p>
-    <w:p>
-      <w:pPr>
-        <w:spacing w:after="160"/>
-      </w:pPr>
-      <w:r>
-        <w:t>Résolution en deux temps. D'abord, remplacement du montage en middleware par le CLI dédié du paquet (</w:t>
-      </w:r>
-      <w:proofErr w:type="spellStart"/>
-      <w:r>
-        <w:t>json</w:t>
-      </w:r>
-      <w:proofErr w:type="spellEnd"/>
-      <w:r>
-        <w:t>-server-</w:t>
-      </w:r>
-      <w:proofErr w:type="spellStart"/>
-      <w:r>
-        <w:t>auth</w:t>
-      </w:r>
-      <w:proofErr w:type="spellEnd"/>
-      <w:r>
-        <w:t xml:space="preserve"> </w:t>
-      </w:r>
-      <w:proofErr w:type="spellStart"/>
-      <w:r>
+          <w:bCs/>
+          <w:lang w:val="fr-SN"/>
+        </w:rPr>
+        <w:t>)</w:t>
+      </w:r>
+      <w:r>
+        <w:rPr>
+          <w:rFonts w:ascii="Times New Roman" w:hAnsi="Times New Roman" w:cs="Times New Roman"/>
+          <w:lang w:val="fr-SN"/>
+        </w:rPr>
+        <w:t xml:space="preserve"> : les tests répétés de création de commandes/rendez-vous ont généré de nombreux enregistrements avec des </w:t>
+      </w:r>
+      <w:proofErr w:type="spellStart"/>
+      <w:r>
+        <w:rPr>
+          <w:rFonts w:ascii="Times New Roman" w:hAnsi="Times New Roman" w:cs="Times New Roman"/>
+          <w:lang w:val="fr-SN"/>
+        </w:rPr>
+        <w:t>ids</w:t>
+      </w:r>
+      <w:proofErr w:type="spellEnd"/>
+      <w:r>
+        <w:rPr>
+          <w:rFonts w:ascii="Times New Roman" w:hAnsi="Times New Roman" w:cs="Times New Roman"/>
+          <w:lang w:val="fr-SN"/>
+        </w:rPr>
+        <w:t xml:space="preserve"> aléatoires, rendant le fichier difficile à lire et risquant de perturber les tests de mon binôme après un git pull. Cela m'a rappelé l'importance de vérifier git diff </w:t>
+      </w:r>
+      <w:proofErr w:type="spellStart"/>
+      <w:r>
+        <w:rPr>
+          <w:rFonts w:ascii="Times New Roman" w:hAnsi="Times New Roman" w:cs="Times New Roman"/>
+          <w:lang w:val="fr-SN"/>
+        </w:rPr>
         <w:t>db.json</w:t>
       </w:r>
       <w:proofErr w:type="spellEnd"/>
       <w:r>
-        <w:t xml:space="preserve"> -r </w:t>
-      </w:r>
-      <w:proofErr w:type="spellStart"/>
-      <w:r>
-        <w:t>routes.json</w:t>
-      </w:r>
-      <w:proofErr w:type="spellEnd"/>
-      <w:r>
-        <w:t xml:space="preserve">), qui câble correctement la chaîne réécriture, authentification, routeur ; les journaux du serveur montrent alors les requêtes réécrites (GET /664/trajets, POST /640/commandes) et la latence de 400 ms est conservée. Ensuite, ajustement des codes de permission : le code 640 réserve l'écriture au « propriétaire » de la ressource, notion que </w:t>
-      </w:r>
-      <w:proofErr w:type="spellStart"/>
-      <w:r>
-        <w:t>json</w:t>
-      </w:r>
-      <w:proofErr w:type="spellEnd"/>
-      <w:r>
-        <w:t>-server-</w:t>
-      </w:r>
-      <w:proofErr w:type="spellStart"/>
-      <w:r>
-        <w:t>auth</w:t>
-      </w:r>
-      <w:proofErr w:type="spellEnd"/>
-      <w:r>
-        <w:t xml:space="preserve"> identifie par un champ </w:t>
-      </w:r>
-      <w:proofErr w:type="spellStart"/>
-      <w:r>
-        <w:t>userId</w:t>
-      </w:r>
-      <w:proofErr w:type="spellEnd"/>
-      <w:r>
-        <w:t xml:space="preserve"> absent de notre modèle (qui utilise </w:t>
-      </w:r>
-      <w:proofErr w:type="spellStart"/>
-      <w:r>
-        <w:t>clientId</w:t>
-      </w:r>
-      <w:proofErr w:type="spellEnd"/>
-      <w:r>
-        <w:t xml:space="preserve">) ; toute écriture était donc refusée (HTTP 403) même authentifiée. Les codes ont été assouplis en 660 </w:t>
-      </w:r>
-      <w:r>
-        <w:lastRenderedPageBreak/>
-        <w:t>(commandes, rendez-vous : lecture et écriture pour tout utilisateur connecté) et 664 (livraisons : écriture connectée, lecture publique).</w:t>
-      </w:r>
-    </w:p>
-    <w:p>
-      <w:pPr>
-        <w:spacing w:after="160"/>
-      </w:pPr>
-      <w:r>
-        <w:t xml:space="preserve">Limite assumée. Avec ces codes, un utilisateur connecté pourrait techniquement accéder aux ressources d'un autre via l'API brute ; la granularité « chacun ses données » exigerait le champ </w:t>
-      </w:r>
-      <w:proofErr w:type="spellStart"/>
-      <w:r>
-        <w:t>userId</w:t>
-      </w:r>
-      <w:proofErr w:type="spellEnd"/>
-      <w:r>
-        <w:t xml:space="preserve"> propre à </w:t>
-      </w:r>
-      <w:proofErr w:type="spellStart"/>
-      <w:r>
-        <w:t>json</w:t>
-      </w:r>
-      <w:proofErr w:type="spellEnd"/>
-      <w:r>
-        <w:t>-server-</w:t>
-      </w:r>
-      <w:proofErr w:type="spellStart"/>
-      <w:r>
-        <w:t>auth</w:t>
-      </w:r>
-      <w:proofErr w:type="spellEnd"/>
-      <w:r>
-        <w:t xml:space="preserve">, incompatible avec le modèle de données du projet. S'agissant d'un </w:t>
-      </w:r>
-      <w:proofErr w:type="spellStart"/>
-      <w:r>
-        <w:t>backend</w:t>
-      </w:r>
-      <w:proofErr w:type="spellEnd"/>
-      <w:r>
-        <w:t xml:space="preserve"> de développement que le sujet lui-même exclut de toute mise en production, le niveau « connecté contre public » a été jugé approprié, la protection applicative étant portée par les </w:t>
-      </w:r>
-      <w:proofErr w:type="spellStart"/>
-      <w:r>
-        <w:t>guards</w:t>
-      </w:r>
-      <w:proofErr w:type="spellEnd"/>
-      <w:r>
-        <w:t xml:space="preserve"> </w:t>
-      </w:r>
-      <w:proofErr w:type="spellStart"/>
-      <w:r>
-        <w:t>Angular</w:t>
-      </w:r>
-      <w:proofErr w:type="spellEnd"/>
-      <w:r>
-        <w:t xml:space="preserve"> et l'intercepteur JWT. Une isolation fine relèverait d'un véritable </w:t>
-      </w:r>
-      <w:proofErr w:type="spellStart"/>
-      <w:r>
-        <w:t>backend</w:t>
-      </w:r>
-      <w:proofErr w:type="spellEnd"/>
-      <w:r>
-        <w:t>.</w:t>
-      </w:r>
-    </w:p>
-    <w:p>
-      <w:pPr>
-        <w:spacing w:before="120" w:after="160"/>
-      </w:pPr>
-      <w:r>
-        <w:rPr>
-          <w:i/>
-          <w:color w:val="6B7280"/>
-        </w:rPr>
-        <w:t>[Ajouter ici les prochaines difficultés au fil de la Phase 2.]</w:t>
+        <w:rPr>
+          <w:rFonts w:ascii="Times New Roman" w:hAnsi="Times New Roman" w:cs="Times New Roman"/>
+          <w:lang w:val="fr-SN"/>
+        </w:rPr>
+        <w:t xml:space="preserve"> avant chaque commit sur ce fichier partagé, plutôt que de le </w:t>
+      </w:r>
+      <w:proofErr w:type="spellStart"/>
+      <w:r>
+        <w:rPr>
+          <w:rFonts w:ascii="Times New Roman" w:hAnsi="Times New Roman" w:cs="Times New Roman"/>
+          <w:lang w:val="fr-SN"/>
+        </w:rPr>
+        <w:t>committer</w:t>
+      </w:r>
+      <w:proofErr w:type="spellEnd"/>
+      <w:r>
+        <w:rPr>
+          <w:rFonts w:ascii="Times New Roman" w:hAnsi="Times New Roman" w:cs="Times New Roman"/>
+          <w:lang w:val="fr-SN"/>
+        </w:rPr>
+        <w:t xml:space="preserve"> sans contrôle.</w:t>
       </w:r>
     </w:p>
     <w:p>
       <w:pPr>
         <w:pStyle w:val="Titre1"/>
         <w:spacing w:before="320" w:after="200"/>
-      </w:pPr>
-      <w:bookmarkStart w:id="19" w:name="_Toc237535904"/>
-      <w:r>
+        <w:jc w:val="both"/>
+        <w:rPr>
+          <w:rFonts w:ascii="Times New Roman" w:hAnsi="Times New Roman" w:cs="Times New Roman"/>
+        </w:rPr>
+      </w:pPr>
+      <w:bookmarkStart w:id="18" w:name="_Toc238123051"/>
+      <w:r>
+        <w:rPr>
+          <w:rFonts w:ascii="Times New Roman" w:hAnsi="Times New Roman" w:cs="Times New Roman"/>
+        </w:rPr>
         <w:t>8. Conclusion</w:t>
       </w:r>
-      <w:bookmarkEnd w:id="19"/>
+      <w:bookmarkEnd w:id="18"/>
     </w:p>
     <w:p>
       <w:pPr>
         <w:spacing w:after="160"/>
-      </w:pPr>
-      <w:r>
-        <w:rPr>
+        <w:jc w:val="both"/>
+        <w:rPr>
+          <w:rFonts w:ascii="Times New Roman" w:hAnsi="Times New Roman" w:cs="Times New Roman"/>
+        </w:rPr>
+      </w:pPr>
+      <w:r>
+        <w:rPr>
+          <w:rFonts w:ascii="Times New Roman" w:hAnsi="Times New Roman" w:cs="Times New Roman"/>
           <w:i/>
           <w:iCs/>
           <w:color w:val="6B7280"/>
@@ -4488,150 +6415,674 @@
       <w:pPr>
         <w:pStyle w:val="Titre1"/>
         <w:spacing w:before="320" w:after="200"/>
-      </w:pPr>
-      <w:bookmarkStart w:id="20" w:name="_Toc237535905"/>
-      <w:r>
+        <w:jc w:val="both"/>
+        <w:rPr>
+          <w:rFonts w:ascii="Times New Roman" w:hAnsi="Times New Roman" w:cs="Times New Roman"/>
+        </w:rPr>
+      </w:pPr>
+      <w:bookmarkStart w:id="19" w:name="_Toc238123052"/>
+      <w:r>
+        <w:rPr>
+          <w:rFonts w:ascii="Times New Roman" w:hAnsi="Times New Roman" w:cs="Times New Roman"/>
+        </w:rPr>
         <w:t>9. Bilan personnel de chaque membre</w:t>
       </w:r>
-      <w:bookmarkEnd w:id="20"/>
+      <w:bookmarkEnd w:id="19"/>
     </w:p>
     <w:p>
       <w:pPr>
         <w:pStyle w:val="Titre2"/>
         <w:spacing w:before="240" w:after="160"/>
-      </w:pPr>
-      <w:bookmarkStart w:id="21" w:name="_Toc237535906"/>
-      <w:r>
+        <w:jc w:val="both"/>
+        <w:rPr>
+          <w:rFonts w:ascii="Times New Roman" w:hAnsi="Times New Roman" w:cs="Times New Roman"/>
+        </w:rPr>
+      </w:pPr>
+      <w:bookmarkStart w:id="20" w:name="_Toc238123053"/>
+      <w:r>
+        <w:rPr>
+          <w:rFonts w:ascii="Times New Roman" w:hAnsi="Times New Roman" w:cs="Times New Roman"/>
+        </w:rPr>
         <w:t xml:space="preserve">9.1 </w:t>
       </w:r>
       <w:proofErr w:type="spellStart"/>
       <w:r>
+        <w:rPr>
+          <w:rFonts w:ascii="Times New Roman" w:hAnsi="Times New Roman" w:cs="Times New Roman"/>
+        </w:rPr>
         <w:t>Djimouna</w:t>
       </w:r>
       <w:proofErr w:type="spellEnd"/>
       <w:r>
+        <w:rPr>
+          <w:rFonts w:ascii="Times New Roman" w:hAnsi="Times New Roman" w:cs="Times New Roman"/>
+        </w:rPr>
         <w:t xml:space="preserve"> </w:t>
       </w:r>
       <w:proofErr w:type="spellStart"/>
       <w:r>
+        <w:rPr>
+          <w:rFonts w:ascii="Times New Roman" w:hAnsi="Times New Roman" w:cs="Times New Roman"/>
+        </w:rPr>
         <w:t>Bacary</w:t>
       </w:r>
       <w:proofErr w:type="spellEnd"/>
       <w:r>
+        <w:rPr>
+          <w:rFonts w:ascii="Times New Roman" w:hAnsi="Times New Roman" w:cs="Times New Roman"/>
+        </w:rPr>
         <w:t xml:space="preserve"> BADJI</w:t>
       </w:r>
-      <w:bookmarkEnd w:id="21"/>
+      <w:bookmarkEnd w:id="20"/>
     </w:p>
     <w:p>
       <w:pPr>
         <w:spacing w:after="160"/>
-      </w:pPr>
-      <w:r>
+        <w:jc w:val="both"/>
+        <w:rPr>
+          <w:rFonts w:ascii="Times New Roman" w:hAnsi="Times New Roman" w:cs="Times New Roman"/>
+          <w:color w:val="auto"/>
+        </w:rPr>
+      </w:pPr>
+      <w:r>
+        <w:rPr>
+          <w:rFonts w:ascii="Times New Roman" w:hAnsi="Times New Roman" w:cs="Times New Roman"/>
+        </w:rPr>
         <w:t xml:space="preserve">Ma contribution a couvert la mise en place des fondations du projet (initialisation de l'application </w:t>
       </w:r>
       <w:proofErr w:type="spellStart"/>
       <w:r>
+        <w:rPr>
+          <w:rFonts w:ascii="Times New Roman" w:hAnsi="Times New Roman" w:cs="Times New Roman"/>
+        </w:rPr>
         <w:t>Angular</w:t>
       </w:r>
       <w:proofErr w:type="spellEnd"/>
       <w:r>
-        <w:t xml:space="preserve">, configuration de JSON Server et de l'authentification, structure des dossiers, modèles de données et contrat de routes) puis l'ensemble de mon périmètre fonctionnel : le service d'authentification à base de signaux et son intercepteur JWT, les </w:t>
-      </w:r>
-      <w:proofErr w:type="spellStart"/>
-      <w:r>
+        <w:rPr>
+          <w:rFonts w:ascii="Times New Roman" w:hAnsi="Times New Roman" w:cs="Times New Roman"/>
+        </w:rPr>
+        <w:t xml:space="preserve">, configuration de JSON Server et de l'authentification, structure des dossiers, modèles de données et contrat de routes) puis l'ensemble de mon périmètre fonctionnel : le service d'authentification </w:t>
+      </w:r>
+      <w:r>
+        <w:rPr>
+          <w:rFonts w:ascii="Times New Roman" w:hAnsi="Times New Roman" w:cs="Times New Roman"/>
+          <w:color w:val="auto"/>
+        </w:rPr>
+        <w:t xml:space="preserve">à base de signaux et son intercepteur JWT, les </w:t>
+      </w:r>
+      <w:proofErr w:type="spellStart"/>
+      <w:r>
+        <w:rPr>
+          <w:rFonts w:ascii="Times New Roman" w:hAnsi="Times New Roman" w:cs="Times New Roman"/>
+          <w:color w:val="auto"/>
+        </w:rPr>
         <w:t>guards</w:t>
       </w:r>
       <w:proofErr w:type="spellEnd"/>
       <w:r>
+        <w:rPr>
+          <w:rFonts w:ascii="Times New Roman" w:hAnsi="Times New Roman" w:cs="Times New Roman"/>
+          <w:color w:val="auto"/>
+        </w:rPr>
         <w:t xml:space="preserve"> de routes (par connexion et par rôle), la recherche de trajets avec ses filtres et ses états d'interface, la fiche trajet, la création de commande avec le décrément des places disponibles, et la gestion globale des erreurs. J'ai également mis en place le workflow Git de l'équipe et rédigé la majeure partie de ce rapport.</w:t>
       </w:r>
     </w:p>
     <w:p>
       <w:pPr>
         <w:spacing w:after="160"/>
-      </w:pPr>
-      <w:r>
+        <w:jc w:val="both"/>
+        <w:rPr>
+          <w:rFonts w:ascii="Times New Roman" w:hAnsi="Times New Roman" w:cs="Times New Roman"/>
+          <w:color w:val="auto"/>
+        </w:rPr>
+      </w:pPr>
+      <w:r>
+        <w:rPr>
+          <w:rFonts w:ascii="Times New Roman" w:hAnsi="Times New Roman" w:cs="Times New Roman"/>
+          <w:color w:val="auto"/>
+        </w:rPr>
         <w:t xml:space="preserve">Sur le plan technique, ce projet m'a surtout fait progresser sur deux aspects. D'une part, l'architecture transverse d'une application </w:t>
       </w:r>
       <w:proofErr w:type="spellStart"/>
       <w:r>
+        <w:rPr>
+          <w:rFonts w:ascii="Times New Roman" w:hAnsi="Times New Roman" w:cs="Times New Roman"/>
+          <w:color w:val="auto"/>
+        </w:rPr>
         <w:t>Angular</w:t>
       </w:r>
       <w:proofErr w:type="spellEnd"/>
       <w:r>
+        <w:rPr>
+          <w:rFonts w:ascii="Times New Roman" w:hAnsi="Times New Roman" w:cs="Times New Roman"/>
+          <w:color w:val="auto"/>
+        </w:rPr>
         <w:t xml:space="preserve"> : la combinaison des </w:t>
       </w:r>
       <w:proofErr w:type="spellStart"/>
       <w:r>
+        <w:rPr>
+          <w:rFonts w:ascii="Times New Roman" w:hAnsi="Times New Roman" w:cs="Times New Roman"/>
+          <w:color w:val="auto"/>
+        </w:rPr>
         <w:t>guards</w:t>
       </w:r>
       <w:proofErr w:type="spellEnd"/>
       <w:r>
+        <w:rPr>
+          <w:rFonts w:ascii="Times New Roman" w:hAnsi="Times New Roman" w:cs="Times New Roman"/>
+          <w:color w:val="auto"/>
+        </w:rPr>
         <w:t xml:space="preserve"> et des intercepteurs, qui centralisent la sécurité et la gestion des erreurs en dehors des composants, est une approche que je maîtrise désormais et dont je mesure l'intérêt en termes de maintenabilité. D'autre part, le travail à deux sur un même dépôt Git : la discipline des branches par fonctionnalité, des Pull </w:t>
       </w:r>
       <w:proofErr w:type="spellStart"/>
       <w:r>
+        <w:rPr>
+          <w:rFonts w:ascii="Times New Roman" w:hAnsi="Times New Roman" w:cs="Times New Roman"/>
+          <w:color w:val="auto"/>
+        </w:rPr>
         <w:t>Requests</w:t>
       </w:r>
       <w:proofErr w:type="spellEnd"/>
       <w:r>
+        <w:rPr>
+          <w:rFonts w:ascii="Times New Roman" w:hAnsi="Times New Roman" w:cs="Times New Roman"/>
+          <w:color w:val="auto"/>
+        </w:rPr>
         <w:t xml:space="preserve"> avec relecture, de la protection de la branche stable et du contrat de routes partagé m'a fait comprendre concrètement ce qui distingue un projet individuel d'un projet d'équipe.</w:t>
       </w:r>
     </w:p>
     <w:p>
       <w:pPr>
         <w:spacing w:after="160"/>
-      </w:pPr>
-      <w:r>
+        <w:jc w:val="both"/>
+        <w:rPr>
+          <w:rFonts w:ascii="Times New Roman" w:hAnsi="Times New Roman" w:cs="Times New Roman"/>
+          <w:color w:val="auto"/>
+        </w:rPr>
+      </w:pPr>
+      <w:r>
+        <w:rPr>
+          <w:rFonts w:ascii="Times New Roman" w:hAnsi="Times New Roman" w:cs="Times New Roman"/>
+          <w:color w:val="auto"/>
+        </w:rPr>
         <w:t>La difficulté qui m'a le plus marqué a été celle des permissions serveur silencieusement inactives : l'API acceptait des requêtes qui auraient dû être rejetées, sans lever la moindre erreur. Diagnostiquer un problème qui ne produit aucun message, en isolant le comportement avec des tests directs à l'API, m'a appris l'importance de ne pas se fier au seul fonctionnement apparent et de vérifier les hypothèses de sécurité de bout en bout.</w:t>
       </w:r>
     </w:p>
     <w:p>
       <w:pPr>
         <w:spacing w:after="160"/>
-      </w:pPr>
-      <w:r>
-        <w:t xml:space="preserve">Globalement, cette partie a été exigeante mais formatrice, et elle m'a permis d'entrevoir les défis </w:t>
-      </w:r>
-      <w:proofErr w:type="gramStart"/>
-      <w:r>
-        <w:t>de la</w:t>
-      </w:r>
-      <w:proofErr w:type="gramEnd"/>
-      <w:r>
-        <w:t xml:space="preserve"> logique métier : au-delà de l'affichage, coordonner plusieurs requêtes de manière cohérente (comme l'enchaînement de la création de commande et du décrément des places, avec la gestion des cas limites) est un vrai travail de conception qui dépasse la simple technique.</w:t>
-      </w:r>
+        <w:jc w:val="both"/>
+        <w:rPr>
+          <w:rFonts w:ascii="Times New Roman" w:hAnsi="Times New Roman" w:cs="Times New Roman"/>
+          <w:color w:val="auto"/>
+        </w:rPr>
+      </w:pPr>
+      <w:r>
+        <w:rPr>
+          <w:rFonts w:ascii="Times New Roman" w:hAnsi="Times New Roman" w:cs="Times New Roman"/>
+          <w:color w:val="auto"/>
+        </w:rPr>
+        <w:t>Globalement, cette partie a été exigeante mais formatrice, et elle m'a permis d'entrevoir les défis de la logique métier : au-delà de l'affichage, coordonner plusieurs requêtes de manière cohérente (comme l'enchaînement de la création de commande et du décrément des places, avec la gestion des cas limites) est un vrai travail de conception qui dépasse la simple technique.</w:t>
+      </w:r>
+    </w:p>
+    <w:p>
+      <w:pPr>
+        <w:spacing w:after="160"/>
+        <w:jc w:val="both"/>
+        <w:rPr>
+          <w:rFonts w:ascii="Times New Roman" w:hAnsi="Times New Roman" w:cs="Times New Roman"/>
+          <w:color w:val="auto"/>
+        </w:rPr>
+      </w:pPr>
+    </w:p>
+    <w:p>
+      <w:pPr>
+        <w:spacing w:after="160"/>
+        <w:jc w:val="both"/>
+        <w:rPr>
+          <w:rFonts w:ascii="Times New Roman" w:hAnsi="Times New Roman" w:cs="Times New Roman"/>
+          <w:color w:val="auto"/>
+        </w:rPr>
+      </w:pPr>
+    </w:p>
+    <w:p>
+      <w:pPr>
+        <w:spacing w:after="160"/>
+        <w:jc w:val="both"/>
+        <w:rPr>
+          <w:rFonts w:ascii="Times New Roman" w:hAnsi="Times New Roman" w:cs="Times New Roman"/>
+          <w:color w:val="auto"/>
+        </w:rPr>
+      </w:pPr>
     </w:p>
     <w:p>
       <w:pPr>
         <w:pStyle w:val="Titre2"/>
         <w:spacing w:before="240" w:after="160"/>
-      </w:pPr>
-      <w:bookmarkStart w:id="22" w:name="_Toc237535907"/>
-      <w:r>
-        <w:t xml:space="preserve">9.2 </w:t>
-      </w:r>
-      <w:proofErr w:type="spellStart"/>
-      <w:r>
-        <w:t>Said</w:t>
-      </w:r>
-      <w:proofErr w:type="spellEnd"/>
-      <w:r>
-        <w:t xml:space="preserve"> FOUADI</w:t>
-      </w:r>
-      <w:bookmarkEnd w:id="22"/>
+        <w:jc w:val="both"/>
+        <w:rPr>
+          <w:rFonts w:ascii="Times New Roman" w:hAnsi="Times New Roman" w:cs="Times New Roman"/>
+        </w:rPr>
+      </w:pPr>
+      <w:bookmarkStart w:id="21" w:name="_Toc238123054"/>
+      <w:r>
+        <w:rPr>
+          <w:rFonts w:ascii="Times New Roman" w:hAnsi="Times New Roman" w:cs="Times New Roman"/>
+        </w:rPr>
+        <w:lastRenderedPageBreak/>
+        <w:t xml:space="preserve">9.2 Said </w:t>
+      </w:r>
+      <w:r>
+        <w:rPr>
+          <w:rFonts w:ascii="Times New Roman" w:hAnsi="Times New Roman" w:cs="Times New Roman"/>
+        </w:rPr>
+        <w:t xml:space="preserve">Moindjié </w:t>
+      </w:r>
+      <w:r>
+        <w:rPr>
+          <w:rFonts w:ascii="Times New Roman" w:hAnsi="Times New Roman" w:cs="Times New Roman"/>
+        </w:rPr>
+        <w:t>FOUADI</w:t>
+      </w:r>
+      <w:bookmarkEnd w:id="21"/>
     </w:p>
     <w:p>
       <w:pPr>
         <w:spacing w:after="160"/>
-      </w:pPr>
-      <w:r>
-        <w:rPr>
+        <w:jc w:val="both"/>
+        <w:rPr>
+          <w:rFonts w:ascii="Times New Roman" w:hAnsi="Times New Roman" w:cs="Times New Roman"/>
+          <w:color w:val="auto"/>
+          <w:lang w:val="fr-SN"/>
+        </w:rPr>
+      </w:pPr>
+      <w:r>
+        <w:rPr>
+          <w:rFonts w:ascii="Times New Roman" w:hAnsi="Times New Roman" w:cs="Times New Roman"/>
+          <w:color w:val="auto"/>
+          <w:lang w:val="fr-SN"/>
+        </w:rPr>
+        <w:t>J'ai réalisé l'ensemble du périmètre B : composants partagés (</w:t>
+      </w:r>
+      <w:proofErr w:type="spellStart"/>
+      <w:r>
+        <w:rPr>
+          <w:rFonts w:ascii="Times New Roman" w:hAnsi="Times New Roman" w:cs="Times New Roman"/>
+          <w:b/>
+          <w:bCs/>
+          <w:color w:val="auto"/>
+          <w:lang w:val="fr-SN"/>
+        </w:rPr>
+        <w:t>topbar</w:t>
+      </w:r>
+      <w:proofErr w:type="spellEnd"/>
+      <w:r>
+        <w:rPr>
+          <w:rFonts w:ascii="Times New Roman" w:hAnsi="Times New Roman" w:cs="Times New Roman"/>
+          <w:b/>
+          <w:bCs/>
+          <w:color w:val="auto"/>
+          <w:lang w:val="fr-SN"/>
+        </w:rPr>
+        <w:t>, badges, timeline</w:t>
+      </w:r>
+      <w:r>
+        <w:rPr>
+          <w:rFonts w:ascii="Times New Roman" w:hAnsi="Times New Roman" w:cs="Times New Roman"/>
+          <w:color w:val="auto"/>
+          <w:lang w:val="fr-SN"/>
+        </w:rPr>
+        <w:t>), annuaire transporteurs, suivi de livraison, espace client, prise de rendez-vous, et espace transporteur (</w:t>
+      </w:r>
+      <w:proofErr w:type="spellStart"/>
+      <w:r>
+        <w:rPr>
+          <w:rFonts w:ascii="Times New Roman" w:hAnsi="Times New Roman" w:cs="Times New Roman"/>
+          <w:color w:val="auto"/>
+          <w:lang w:val="fr-SN"/>
+        </w:rPr>
+        <w:t>dashboard</w:t>
+      </w:r>
+      <w:proofErr w:type="spellEnd"/>
+      <w:r>
+        <w:rPr>
+          <w:rFonts w:ascii="Times New Roman" w:hAnsi="Times New Roman" w:cs="Times New Roman"/>
+          <w:color w:val="auto"/>
+          <w:lang w:val="fr-SN"/>
+        </w:rPr>
+        <w:t>, CRUD trajets, gestion des commandes/livraisons).</w:t>
+      </w:r>
+    </w:p>
+    <w:p>
+      <w:pPr>
+        <w:spacing w:after="160"/>
+        <w:jc w:val="both"/>
+        <w:rPr>
+          <w:rFonts w:ascii="Times New Roman" w:hAnsi="Times New Roman" w:cs="Times New Roman"/>
+          <w:color w:val="auto"/>
+          <w:lang w:val="fr-SN"/>
+        </w:rPr>
+      </w:pPr>
+      <w:r>
+        <w:rPr>
+          <w:rFonts w:ascii="Times New Roman" w:hAnsi="Times New Roman" w:cs="Times New Roman"/>
+          <w:color w:val="auto"/>
+          <w:lang w:val="fr-SN"/>
+        </w:rPr>
+        <w:t xml:space="preserve">Techniquement, j'ai progressé sur les signaux </w:t>
+      </w:r>
+      <w:proofErr w:type="spellStart"/>
+      <w:r>
+        <w:rPr>
+          <w:rFonts w:ascii="Times New Roman" w:hAnsi="Times New Roman" w:cs="Times New Roman"/>
+          <w:color w:val="auto"/>
+          <w:lang w:val="fr-SN"/>
+        </w:rPr>
+        <w:t>Angular</w:t>
+      </w:r>
+      <w:proofErr w:type="spellEnd"/>
+      <w:r>
+        <w:rPr>
+          <w:rFonts w:ascii="Times New Roman" w:hAnsi="Times New Roman" w:cs="Times New Roman"/>
+          <w:color w:val="auto"/>
+          <w:lang w:val="fr-SN"/>
+        </w:rPr>
+        <w:t xml:space="preserve"> et le chaînage de requêtes </w:t>
+      </w:r>
+      <w:proofErr w:type="spellStart"/>
+      <w:r>
+        <w:rPr>
+          <w:rFonts w:ascii="Times New Roman" w:hAnsi="Times New Roman" w:cs="Times New Roman"/>
+          <w:color w:val="auto"/>
+          <w:lang w:val="fr-SN"/>
+        </w:rPr>
+        <w:t>RxJS</w:t>
+      </w:r>
+      <w:proofErr w:type="spellEnd"/>
+      <w:r>
+        <w:rPr>
+          <w:rFonts w:ascii="Times New Roman" w:hAnsi="Times New Roman" w:cs="Times New Roman"/>
+          <w:color w:val="auto"/>
+          <w:lang w:val="fr-SN"/>
+        </w:rPr>
+        <w:t xml:space="preserve"> (</w:t>
+      </w:r>
+      <w:proofErr w:type="spellStart"/>
+      <w:r>
+        <w:rPr>
+          <w:rFonts w:ascii="Times New Roman" w:hAnsi="Times New Roman" w:cs="Times New Roman"/>
+          <w:color w:val="auto"/>
+          <w:lang w:val="fr-SN"/>
+        </w:rPr>
+        <w:t>switchMap</w:t>
+      </w:r>
+      <w:proofErr w:type="spellEnd"/>
+      <w:r>
+        <w:rPr>
+          <w:rFonts w:ascii="Times New Roman" w:hAnsi="Times New Roman" w:cs="Times New Roman"/>
+          <w:color w:val="auto"/>
+          <w:lang w:val="fr-SN"/>
+        </w:rPr>
+        <w:t xml:space="preserve">, </w:t>
+      </w:r>
+      <w:proofErr w:type="spellStart"/>
+      <w:r>
+        <w:rPr>
+          <w:rFonts w:ascii="Times New Roman" w:hAnsi="Times New Roman" w:cs="Times New Roman"/>
+          <w:color w:val="auto"/>
+          <w:lang w:val="fr-SN"/>
+        </w:rPr>
+        <w:t>forkJoin</w:t>
+      </w:r>
+      <w:proofErr w:type="spellEnd"/>
+      <w:r>
+        <w:rPr>
+          <w:rFonts w:ascii="Times New Roman" w:hAnsi="Times New Roman" w:cs="Times New Roman"/>
+          <w:color w:val="auto"/>
+          <w:lang w:val="fr-SN"/>
+        </w:rPr>
+        <w:t>) pour croiser des données entre plusieurs ressources JSON Server.</w:t>
+      </w:r>
+    </w:p>
+    <w:p>
+      <w:pPr>
+        <w:spacing w:after="160"/>
+        <w:jc w:val="both"/>
+        <w:rPr>
+          <w:rFonts w:ascii="Times New Roman" w:hAnsi="Times New Roman" w:cs="Times New Roman"/>
+          <w:color w:val="auto"/>
+          <w:lang w:val="fr-SN"/>
+        </w:rPr>
+      </w:pPr>
+      <w:r>
+        <w:rPr>
+          <w:rFonts w:ascii="Times New Roman" w:hAnsi="Times New Roman" w:cs="Times New Roman"/>
+          <w:color w:val="auto"/>
+          <w:lang w:val="fr-SN"/>
+        </w:rPr>
+        <w:t xml:space="preserve">La difficulté marquante a été un </w:t>
+      </w:r>
+      <w:r>
+        <w:rPr>
+          <w:rFonts w:ascii="Times New Roman" w:hAnsi="Times New Roman" w:cs="Times New Roman"/>
+          <w:b/>
+          <w:bCs/>
+          <w:color w:val="auto"/>
+          <w:lang w:val="fr-SN"/>
+        </w:rPr>
+        <w:t xml:space="preserve">conflit Git sur </w:t>
+      </w:r>
+      <w:proofErr w:type="spellStart"/>
+      <w:r>
+        <w:rPr>
+          <w:rFonts w:ascii="Times New Roman" w:hAnsi="Times New Roman" w:cs="Times New Roman"/>
+          <w:b/>
+          <w:bCs/>
+          <w:color w:val="auto"/>
+          <w:lang w:val="fr-SN"/>
+        </w:rPr>
+        <w:t>app.routes.ts</w:t>
+      </w:r>
+      <w:proofErr w:type="spellEnd"/>
+      <w:r>
+        <w:rPr>
+          <w:rFonts w:ascii="Times New Roman" w:hAnsi="Times New Roman" w:cs="Times New Roman"/>
+          <w:color w:val="auto"/>
+          <w:lang w:val="fr-SN"/>
+        </w:rPr>
+        <w:t xml:space="preserve"> : nos deux branches avaient chacune ajouté une route au même endroit sans être resynchronisées avec </w:t>
+      </w:r>
+      <w:r>
+        <w:rPr>
+          <w:rFonts w:ascii="Times New Roman" w:hAnsi="Times New Roman" w:cs="Times New Roman"/>
+          <w:b/>
+          <w:bCs/>
+          <w:color w:val="auto"/>
+          <w:lang w:val="fr-SN"/>
+        </w:rPr>
+        <w:t>dev</w:t>
+      </w:r>
+      <w:r>
+        <w:rPr>
+          <w:rFonts w:ascii="Times New Roman" w:hAnsi="Times New Roman" w:cs="Times New Roman"/>
+          <w:color w:val="auto"/>
+          <w:lang w:val="fr-SN"/>
+        </w:rPr>
+        <w:t>(branche de base)</w:t>
+      </w:r>
+      <w:r>
+        <w:rPr>
+          <w:rFonts w:ascii="Times New Roman" w:hAnsi="Times New Roman" w:cs="Times New Roman"/>
+          <w:color w:val="auto"/>
+          <w:lang w:val="fr-SN"/>
+        </w:rPr>
+        <w:t xml:space="preserve">, ce qui m'a appris à toujours repartir de </w:t>
+      </w:r>
+      <w:r>
+        <w:rPr>
+          <w:rFonts w:ascii="Times New Roman" w:hAnsi="Times New Roman" w:cs="Times New Roman"/>
+          <w:b/>
+          <w:bCs/>
+          <w:color w:val="auto"/>
+          <w:lang w:val="fr-SN"/>
+        </w:rPr>
+        <w:t>dev</w:t>
+      </w:r>
+      <w:r>
+        <w:rPr>
+          <w:rFonts w:ascii="Times New Roman" w:hAnsi="Times New Roman" w:cs="Times New Roman"/>
+          <w:color w:val="auto"/>
+          <w:lang w:val="fr-SN"/>
+        </w:rPr>
+        <w:t xml:space="preserve"> à jour avant une nouvelle tâche. </w:t>
+      </w:r>
+    </w:p>
+    <w:p>
+      <w:pPr>
+        <w:spacing w:after="160"/>
+        <w:jc w:val="both"/>
+        <w:rPr>
+          <w:rFonts w:ascii="Times New Roman" w:hAnsi="Times New Roman" w:cs="Times New Roman"/>
+          <w:color w:val="auto"/>
+          <w:lang w:val="fr-SN"/>
+        </w:rPr>
+      </w:pPr>
+      <w:r>
+        <w:rPr>
+          <w:rFonts w:ascii="Times New Roman" w:hAnsi="Times New Roman" w:cs="Times New Roman"/>
+          <w:color w:val="auto"/>
+          <w:lang w:val="fr-SN"/>
+        </w:rPr>
+        <w:t>J'ai aussi rencontré des erreurs simples mais bloquantes</w:t>
+      </w:r>
+      <w:r>
+        <w:rPr>
+          <w:rFonts w:ascii="Times New Roman" w:hAnsi="Times New Roman" w:cs="Times New Roman"/>
+          <w:color w:val="auto"/>
+          <w:lang w:val="fr-SN"/>
+        </w:rPr>
+        <w:t xml:space="preserve">, </w:t>
+      </w:r>
+      <w:r>
+        <w:rPr>
+          <w:rFonts w:ascii="Times New Roman" w:hAnsi="Times New Roman" w:cs="Times New Roman"/>
+          <w:lang w:val="fr-SN"/>
+        </w:rPr>
+        <w:t>L</w:t>
+      </w:r>
+      <w:r>
+        <w:rPr>
+          <w:rFonts w:ascii="Times New Roman" w:hAnsi="Times New Roman" w:cs="Times New Roman"/>
+          <w:lang w:val="fr-SN"/>
+        </w:rPr>
+        <w:t xml:space="preserve">es input() liés aux paramètres d'URL restaient vides tant que </w:t>
+      </w:r>
+      <w:proofErr w:type="spellStart"/>
+      <w:r>
+        <w:rPr>
+          <w:rFonts w:ascii="Times New Roman" w:hAnsi="Times New Roman" w:cs="Times New Roman"/>
+          <w:b/>
+          <w:bCs/>
+          <w:color w:val="auto"/>
+          <w:lang w:val="fr-SN"/>
+        </w:rPr>
+        <w:t>withComponentInputBinding</w:t>
+      </w:r>
+      <w:proofErr w:type="spellEnd"/>
+      <w:r>
+        <w:rPr>
+          <w:rFonts w:ascii="Times New Roman" w:hAnsi="Times New Roman" w:cs="Times New Roman"/>
+          <w:b/>
+          <w:bCs/>
+          <w:color w:val="auto"/>
+          <w:lang w:val="fr-SN"/>
+        </w:rPr>
+        <w:t>()</w:t>
+      </w:r>
+      <w:r>
+        <w:rPr>
+          <w:rFonts w:ascii="Times New Roman" w:hAnsi="Times New Roman" w:cs="Times New Roman"/>
+          <w:color w:val="auto"/>
+          <w:lang w:val="fr-SN"/>
+        </w:rPr>
+        <w:t xml:space="preserve"> </w:t>
+      </w:r>
+      <w:r>
+        <w:rPr>
+          <w:rFonts w:ascii="Times New Roman" w:hAnsi="Times New Roman" w:cs="Times New Roman"/>
+          <w:lang w:val="fr-SN"/>
+        </w:rPr>
+        <w:t>n'était pas explicitement activé dans la configuration globale du routeur</w:t>
+      </w:r>
+      <w:r>
+        <w:rPr>
+          <w:rFonts w:ascii="Times New Roman" w:hAnsi="Times New Roman" w:cs="Times New Roman"/>
+          <w:color w:val="auto"/>
+          <w:lang w:val="fr-SN"/>
+        </w:rPr>
+        <w:t xml:space="preserve"> </w:t>
+      </w:r>
+      <w:r>
+        <w:rPr>
+          <w:rFonts w:ascii="Times New Roman" w:hAnsi="Times New Roman" w:cs="Times New Roman"/>
+          <w:color w:val="auto"/>
+          <w:lang w:val="fr-SN"/>
+        </w:rPr>
+        <w:t xml:space="preserve">empêchant la lecture des paramètres de route, et une lecture de données trop tôt dans le cycle de vie du composant (erreur NG0950) </w:t>
+      </w:r>
+      <w:r>
+        <w:rPr>
+          <w:rFonts w:ascii="Times New Roman" w:hAnsi="Times New Roman" w:cs="Times New Roman"/>
+          <w:color w:val="auto"/>
+          <w:lang w:val="fr-SN"/>
+        </w:rPr>
+        <w:t>,</w:t>
+      </w:r>
+      <w:r>
+        <w:rPr>
+          <w:rFonts w:ascii="Times New Roman" w:hAnsi="Times New Roman" w:cs="Times New Roman"/>
+          <w:color w:val="auto"/>
+          <w:lang w:val="fr-SN"/>
+        </w:rPr>
+        <w:t>qui m'ont rappelé l'importance de bien comprendre l'ordre d'exécution d'</w:t>
+      </w:r>
+      <w:proofErr w:type="spellStart"/>
+      <w:r>
+        <w:rPr>
+          <w:rFonts w:ascii="Times New Roman" w:hAnsi="Times New Roman" w:cs="Times New Roman"/>
+          <w:color w:val="auto"/>
+          <w:lang w:val="fr-SN"/>
+        </w:rPr>
+        <w:t>Angular</w:t>
+      </w:r>
+      <w:proofErr w:type="spellEnd"/>
+      <w:r>
+        <w:rPr>
+          <w:rFonts w:ascii="Times New Roman" w:hAnsi="Times New Roman" w:cs="Times New Roman"/>
+          <w:color w:val="auto"/>
+          <w:lang w:val="fr-SN"/>
+        </w:rPr>
+        <w:t xml:space="preserve"> plutôt que de corriger au hasard.</w:t>
+      </w:r>
+    </w:p>
+    <w:p>
+      <w:pPr>
+        <w:spacing w:after="160"/>
+        <w:jc w:val="both"/>
+        <w:rPr>
+          <w:rFonts w:ascii="Times New Roman" w:hAnsi="Times New Roman" w:cs="Times New Roman"/>
+        </w:rPr>
+      </w:pPr>
+      <w:r>
+        <w:rPr>
+          <w:rFonts w:ascii="Times New Roman" w:hAnsi="Times New Roman" w:cs="Times New Roman"/>
           <w:i/>
           <w:iCs/>
           <w:color w:val="6B7280"/>
         </w:rPr>
-        <w:t>[À compléter en Phase 2/3] Contributions (RDV, suivi, espaces client/transporteur, UI…), compétences acquises, ressenti.</w:t>
+        <w:t>.</w:t>
       </w:r>
     </w:p>
     <w:sectPr>
@@ -4645,7 +7096,7 @@
 </file>
 
 <file path=word/numbering.xml><?xml version="1.0" encoding="utf-8"?>
-<w:numbering xmlns:wpc="http://schemas.microsoft.com/office/word/2010/wordprocessingCanvas" xmlns:mc="http://schemas.openxmlformats.org/markup-compatibility/2006" xmlns:o="urn:schemas-microsoft-com:office:office" xmlns:r="http://schemas.openxmlformats.org/officeDocument/2006/relationships" xmlns:m="http://schemas.openxmlformats.org/officeDocument/2006/math" xmlns:v="urn:schemas-microsoft-com:vml" xmlns:wp14="http://schemas.microsoft.com/office/word/2010/wordprocessingDrawing" xmlns:wp="http://schemas.openxmlformats.org/drawingml/2006/wordprocessingDrawing" xmlns:w10="urn:schemas-microsoft-com:office:word" xmlns:w="http://schemas.openxmlformats.org/wordprocessingml/2006/main" xmlns:w14="http://schemas.microsoft.com/office/word/2010/wordml" xmlns:w15="http://schemas.microsoft.com/office/word/2012/wordml" xmlns:wpg="http://schemas.microsoft.com/office/word/2010/wordprocessingGroup" xmlns:wpi="http://schemas.microsoft.com/office/word/2010/wordprocessingInk" xmlns:wne="http://schemas.microsoft.com/office/word/2006/wordml" xmlns:wps="http://schemas.microsoft.com/office/word/2010/wordprocessingShape" mc:Ignorable="w14 w15 wp14">
+<w:numbering xmlns:wpc="http://schemas.microsoft.com/office/word/2010/wordprocessingCanvas" xmlns:cx="http://schemas.microsoft.com/office/drawing/2014/chartex" xmlns:cx1="http://schemas.microsoft.com/office/drawing/2015/9/8/chartex" xmlns:cx2="http://schemas.microsoft.com/office/drawing/2015/10/21/chartex" xmlns:cx3="http://schemas.microsoft.com/office/drawing/2016/5/9/chartex" xmlns:cx4="http://schemas.microsoft.com/office/drawing/2016/5/10/chartex" xmlns:cx5="http://schemas.microsoft.com/office/drawing/2016/5/11/chartex" xmlns:cx6="http://schemas.microsoft.com/office/drawing/2016/5/12/chartex" xmlns:cx7="http://schemas.microsoft.com/office/drawing/2016/5/13/chartex" xmlns:cx8="http://schemas.microsoft.com/office/drawing/2016/5/14/chartex" xmlns:mc="http://schemas.openxmlformats.org/markup-compatibility/2006" xmlns:aink="http://schemas.microsoft.com/office/drawing/2016/ink" xmlns:am3d="http://schemas.microsoft.com/office/drawing/2017/model3d" xmlns:o="urn:schemas-microsoft-com:office:office" xmlns:oel="http://schemas.microsoft.com/office/2019/extlst" xmlns:r="http://schemas.openxmlformats.org/officeDocument/2006/relationships" xmlns:m="http://schemas.openxmlformats.org/officeDocument/2006/math" xmlns:v="urn:schemas-microsoft-com:vml" xmlns:wp14="http://schemas.microsoft.com/office/word/2010/wordprocessingDrawing" xmlns:wp="http://schemas.openxmlformats.org/drawingml/2006/wordprocessingDrawing" xmlns:w10="urn:schemas-microsoft-com:office:word" xmlns:w="http://schemas.openxmlformats.org/wordprocessingml/2006/main" xmlns:w14="http://schemas.microsoft.com/office/word/2010/wordml" xmlns:w15="http://schemas.microsoft.com/office/word/2012/wordml" xmlns:w16cei="http://schemas.microsoft.com/office/word/2026/wordml/cei" xmlns:w16cex="http://schemas.microsoft.com/office/word/2018/wordml/cex" xmlns:w16cid="http://schemas.microsoft.com/office/word/2016/wordml/cid" xmlns:w16="http://schemas.microsoft.com/office/word/2018/wordml" xmlns:w16du="http://schemas.microsoft.com/office/word/2023/wordml/word16du" xmlns:w16sdtdh="http://schemas.microsoft.com/office/word/2020/wordml/sdtdatahash" xmlns:w16sdtfl="http://schemas.microsoft.com/office/word/2024/wordml/sdtformatlock" xmlns:w16se="http://schemas.microsoft.com/office/word/2015/wordml/symex" xmlns:wpg="http://schemas.microsoft.com/office/word/2010/wordprocessingGroup" xmlns:wpi="http://schemas.microsoft.com/office/word/2010/wordprocessingInk" xmlns:wne="http://schemas.microsoft.com/office/word/2006/wordml" xmlns:wps="http://schemas.microsoft.com/office/word/2010/wordprocessingShape" mc:Ignorable="w14 w15 w16se w16cid w16 w16cex w16sdtdh w16sdtfl w16du wp14">
   <w:abstractNum w:abstractNumId="0" w15:restartNumberingAfterBreak="0">
     <w:nsid w:val="718E23A5"/>
     <w:multiLevelType w:val="hybridMultilevel"/>
@@ -4786,13 +7237,13 @@
       </w:pPr>
     </w:lvl>
   </w:abstractNum>
-  <w:num w:numId="1">
+  <w:num w:numId="1" w16cid:durableId="1153644295">
     <w:abstractNumId w:val="1"/>
     <w:lvlOverride w:ilvl="0">
       <w:startOverride w:val="1"/>
     </w:lvlOverride>
   </w:num>
-  <w:num w:numId="2">
+  <w:num w:numId="2" w16cid:durableId="1447113054">
     <w:abstractNumId w:val="0"/>
     <w:lvlOverride w:ilvl="0">
       <w:startOverride w:val="1"/>
@@ -4802,7 +7253,7 @@
 </file>
 
 <file path=word/styles.xml><?xml version="1.0" encoding="utf-8"?>
-<w:styles xmlns:mc="http://schemas.openxmlformats.org/markup-compatibility/2006" xmlns:r="http://schemas.openxmlformats.org/officeDocument/2006/relationships" xmlns:w="http://schemas.openxmlformats.org/wordprocessingml/2006/main" xmlns:w14="http://schemas.microsoft.com/office/word/2010/wordml" xmlns:w15="http://schemas.microsoft.com/office/word/2012/wordml" mc:Ignorable="w14 w15">
+<w:styles xmlns:mc="http://schemas.openxmlformats.org/markup-compatibility/2006" xmlns:r="http://schemas.openxmlformats.org/officeDocument/2006/relationships" xmlns:w="http://schemas.openxmlformats.org/wordprocessingml/2006/main" xmlns:w14="http://schemas.microsoft.com/office/word/2010/wordml" xmlns:w15="http://schemas.microsoft.com/office/word/2012/wordml" xmlns:w16cex="http://schemas.microsoft.com/office/word/2018/wordml/cex" xmlns:w16cid="http://schemas.microsoft.com/office/word/2016/wordml/cid" xmlns:w16="http://schemas.microsoft.com/office/word/2018/wordml" xmlns:w16du="http://schemas.microsoft.com/office/word/2023/wordml/word16du" xmlns:w16sdtdh="http://schemas.microsoft.com/office/word/2020/wordml/sdtdatahash" xmlns:w16sdtfl="http://schemas.microsoft.com/office/word/2024/wordml/sdtformatlock" xmlns:w16se="http://schemas.microsoft.com/office/word/2015/wordml/symex" mc:Ignorable="w14 w15 w16se w16cid w16 w16cex w16sdtdh w16sdtfl w16du">
   <w:docDefaults>
     <w:rPrDefault>
       <w:rPr>
@@ -4815,7 +7266,7 @@
     </w:rPrDefault>
     <w:pPrDefault/>
   </w:docDefaults>
-  <w:latentStyles w:defLockedState="0" w:defUIPriority="99" w:defSemiHidden="0" w:defUnhideWhenUsed="0" w:defQFormat="0" w:count="371">
+  <w:latentStyles w:defLockedState="0" w:defUIPriority="99" w:defSemiHidden="0" w:defUnhideWhenUsed="0" w:defQFormat="0" w:count="376">
     <w:lsdException w:name="Normal" w:uiPriority="0" w:qFormat="1"/>
     <w:lsdException w:name="heading 1" w:uiPriority="9" w:qFormat="1"/>
     <w:lsdException w:name="heading 2" w:semiHidden="1" w:uiPriority="9" w:unhideWhenUsed="1" w:qFormat="1"/>
@@ -5187,6 +7638,11 @@
     <w:lsdException w:name="List Table 5 Dark Accent 6" w:uiPriority="50"/>
     <w:lsdException w:name="List Table 6 Colorful Accent 6" w:uiPriority="51"/>
     <w:lsdException w:name="List Table 7 Colorful Accent 6" w:uiPriority="52"/>
+    <w:lsdException w:name="Mention" w:semiHidden="1" w:unhideWhenUsed="1"/>
+    <w:lsdException w:name="Smart Hyperlink" w:semiHidden="1" w:unhideWhenUsed="1"/>
+    <w:lsdException w:name="Hashtag" w:semiHidden="1" w:unhideWhenUsed="1"/>
+    <w:lsdException w:name="Unresolved Mention" w:semiHidden="1" w:unhideWhenUsed="1"/>
+    <w:lsdException w:name="Smart Link" w:semiHidden="1" w:unhideWhenUsed="1"/>
   </w:latentStyles>
   <w:style w:type="paragraph" w:default="1" w:styleId="Normal">
     <w:name w:val="Normal"/>
@@ -5267,7 +7723,6 @@
   <w:style w:type="character" w:default="1" w:styleId="Policepardfaut">
     <w:name w:val="Default Paragraph Font"/>
     <w:uiPriority w:val="1"/>
-    <w:semiHidden/>
     <w:unhideWhenUsed/>
   </w:style>
   <w:style w:type="table" w:default="1" w:styleId="TableauNormal">
@@ -5669,4 +8124,16 @@
     </a:ext>
   </a:extLst>
 </a:theme>
+</file>
+
+<file path=customXml/item1.xml><?xml version="1.0" encoding="utf-8"?>
+<b:Sources xmlns:b="http://schemas.openxmlformats.org/officeDocument/2006/bibliography" xmlns="http://schemas.openxmlformats.org/officeDocument/2006/bibliography" SelectedStyle="\APASixthEditionOfficeOnline.xsl" StyleName="APA" Version="6"/>
+</file>
+
+<file path=customXml/itemProps1.xml><?xml version="1.0" encoding="utf-8"?>
+<ds:datastoreItem xmlns:ds="http://schemas.openxmlformats.org/officeDocument/2006/customXml" ds:itemID="{A3F3307E-827A-4233-89CF-77BC66E5C21E}">
+  <ds:schemaRefs>
+    <ds:schemaRef ds:uri="http://schemas.openxmlformats.org/officeDocument/2006/bibliography"/>
+  </ds:schemaRefs>
+</ds:datastoreItem>
 </file>